--- a/vlan-test-guide.docx
+++ b/vlan-test-guide.docx
@@ -105,7 +105,7 @@
         <w:jc w:val="left"/>
       </w:pPr>
       <w:r>
-        <w:t xml:space="preserve">vlan-test.sh is a Bash script that automates end-to-end VLAN validation on a VMware vSphere environment. Instead of manually editing network settings and poking around with ping, the script drives both sides — the vCenter layer and the Ubuntu probe VM — from a single command.</w:t>
+        <w:t xml:space="preserve">vlan-test.sh is a Bash script that automates end-to-end VLAN validation on a VMware vSphere environment. The script runs directly on the Ubuntu probe VM itself — no separate jumphost or SSH connection needed. It drives both sides: the vCenter layer via govc, and the local network interfaces directly.</w:t>
       </w:r>
     </w:p>
     <w:p>
@@ -170,7 +170,7 @@
           <w:sz w:val="22"/>
           <w:szCs w:val="22"/>
         </w:rPr>
-        <w:t xml:space="preserve">SSHs into the probe VM and reconfigures the test interface with the correct IP and gateway.</w:t>
+        <w:t xml:space="preserve">Reconfigures the local test interface with the correct IP and gateway using ip commands directly.</w:t>
       </w:r>
     </w:p>
     <w:p>
@@ -188,7 +188,7 @@
           <w:sz w:val="22"/>
           <w:szCs w:val="22"/>
         </w:rPr>
-        <w:t xml:space="preserve">Runs a battery of network tests: ping, DNS, HTTP, port scan, and MTU.</w:t>
+        <w:t xml:space="preserve">Runs a battery of network tests locally: ping, DNS, HTTP, port scan, and MTU.</w:t>
       </w:r>
     </w:p>
     <w:p>
@@ -253,7 +253,7 @@
         <w:t xml:space="preserve">two network adapters</w:t>
       </w:r>
       <w:r>
-        <w:t xml:space="preserve">. The management NIC supports both DHCP and static IP — choose whichever fits your environment:</w:t>
+        <w:t xml:space="preserve">. Since the script runs locally on the probe, there is no SSH session to protect — but the two-NIC design still matters: switching the test NIC's port group mid-run would also drop its IP, so the management NIC gives you a stable, uninterrupted terminal session. It supports both DHCP and static IP.</w:t>
       </w:r>
     </w:p>
     <w:tbl>
@@ -462,7 +462,7 @@
               <w:t xml:space="preserve">DHCP or static. </w:t>
             </w:r>
             <w:r>
-              <w:t xml:space="preserve">Used for SSH control throughout the entire test run. This NIC never changes port groups. Set </w:t>
+              <w:t xml:space="preserve">Provides a stable terminal session while the test NIC rotates between port groups. This NIC is never touched by the script. Set </w:t>
             </w:r>
             <w:r>
               <w:rPr>
@@ -713,7 +713,7 @@
           <w:sz w:val="28"/>
           <w:szCs w:val="28"/>
         </w:rPr>
-        <w:t xml:space="preserve">On the machine running the script</w:t>
+        <w:t xml:space="preserve">On the probe VM (where the script runs)</w:t>
       </w:r>
     </w:p>
     <w:p>
@@ -749,7 +749,7 @@
           <w:sz w:val="22"/>
           <w:szCs w:val="22"/>
         </w:rPr>
-        <w:t xml:space="preserve">SSH key-based access to the probe VM (no password prompt)</w:t>
+        <w:t xml:space="preserve">sudo without password prompt — the script uses sudo for ip and nmap commands</w:t>
       </w:r>
     </w:p>
     <w:p>
@@ -767,7 +767,7 @@
           <w:sz w:val="22"/>
           <w:szCs w:val="22"/>
         </w:rPr>
-        <w:t xml:space="preserve">Network access to vCenter and to the probe VM's management IP</w:t>
+        <w:t xml:space="preserve">Network access to vCenter from the management NIC</w:t>
       </w:r>
     </w:p>
     <w:p>
@@ -788,7 +788,7 @@
           <w:b/>
           <w:bCs/>
         </w:rPr>
-        <w:t xml:space="preserve">Install govc:</w:t>
+        <w:t xml:space="preserve">Install govc on the probe VM:</w:t>
       </w:r>
     </w:p>
     <w:tbl>
@@ -3117,7 +3117,7 @@
                 <w:sz w:val="18"/>
                 <w:szCs w:val="18"/>
               </w:rPr>
-              <w:t xml:space="preserve">VM_MGMT_IP</w:t>
+              <w:t xml:space="preserve">VM_NAME</w:t>
             </w:r>
           </w:p>
         </w:tc>
@@ -3149,7 +3149,7 @@
                 <w:sz w:val="17"/>
                 <w:szCs w:val="17"/>
               </w:rPr>
-              <w:t xml:space="preserve">10.0.0.50</w:t>
+              <w:t xml:space="preserve">ubuntu-probe</w:t>
             </w:r>
           </w:p>
         </w:tc>
@@ -3175,7 +3175,7 @@
               <w:jc w:val="left"/>
             </w:pPr>
             <w:r>
-              <w:t xml:space="preserve">Management NIC IP to SSH into (static or DHCP-assigned)</w:t>
+              <w:t xml:space="preserve">Exact VM name as shown in vCenter — govc uses this to switch port groups</w:t>
             </w:r>
           </w:p>
         </w:tc>
@@ -3970,133 +3970,6 @@
                 <w:color w:val="7B1818"/>
               </w:rPr>
               <w:t xml:space="preserve">Yes</w:t>
-            </w:r>
-          </w:p>
-        </w:tc>
-      </w:tr>
-      <w:tr>
-        <w:tc>
-          <w:tcPr>
-            <w:tcW w:type="dxa" w:w="2400"/>
-            <w:tcBorders>
-              <w:top w:val="single" w:color="D6DCE4" w:sz="4"/>
-              <w:left w:val="single" w:color="D6DCE4" w:sz="4"/>
-              <w:bottom w:val="single" w:color="D6DCE4" w:sz="4"/>
-              <w:right w:val="single" w:color="D6DCE4" w:sz="4"/>
-            </w:tcBorders>
-            <w:shd w:fill="F2F5F9" w:val="clear"/>
-            <w:tcMar>
-              <w:top w:type="dxa" w:w="80"/>
-              <w:left w:type="dxa" w:w="140"/>
-              <w:bottom w:type="dxa" w:w="80"/>
-              <w:right w:type="dxa" w:w="140"/>
-            </w:tcMar>
-          </w:tcPr>
-          <w:p>
-            <w:pPr>
-              <w:spacing w:before="0" w:after="120"/>
-              <w:jc w:val="left"/>
-            </w:pPr>
-            <w:r>
-              <w:rPr>
-                <w:rFonts w:ascii="Courier New" w:cs="Courier New" w:eastAsia="Courier New" w:hAnsi="Courier New"/>
-                <w:b/>
-                <w:bCs/>
-                <w:color w:val="2E75B6"/>
-                <w:sz w:val="18"/>
-                <w:szCs w:val="18"/>
-              </w:rPr>
-              <w:t xml:space="preserve">SSH_KEY</w:t>
-            </w:r>
-          </w:p>
-        </w:tc>
-        <w:tc>
-          <w:tcPr>
-            <w:tcW w:type="dxa" w:w="2800"/>
-            <w:tcBorders>
-              <w:top w:val="single" w:color="D6DCE4" w:sz="4"/>
-              <w:left w:val="single" w:color="D6DCE4" w:sz="4"/>
-              <w:bottom w:val="single" w:color="D6DCE4" w:sz="4"/>
-              <w:right w:val="single" w:color="D6DCE4" w:sz="4"/>
-            </w:tcBorders>
-            <w:tcMar>
-              <w:top w:type="dxa" w:w="80"/>
-              <w:left w:type="dxa" w:w="140"/>
-              <w:bottom w:type="dxa" w:w="80"/>
-              <w:right w:type="dxa" w:w="140"/>
-            </w:tcMar>
-          </w:tcPr>
-          <w:p>
-            <w:pPr>
-              <w:spacing w:before="0" w:after="120"/>
-              <w:jc w:val="left"/>
-            </w:pPr>
-            <w:r>
-              <w:rPr>
-                <w:rFonts w:ascii="Courier New" w:cs="Courier New" w:eastAsia="Courier New" w:hAnsi="Courier New"/>
-                <w:color w:val="1A1A2E"/>
-                <w:sz w:val="17"/>
-                <w:szCs w:val="17"/>
-              </w:rPr>
-              <w:t xml:space="preserve">~/.ssh/id_rsa</w:t>
-            </w:r>
-          </w:p>
-        </w:tc>
-        <w:tc>
-          <w:tcPr>
-            <w:tcW w:type="dxa" w:w="3160"/>
-            <w:tcBorders>
-              <w:top w:val="single" w:color="D6DCE4" w:sz="4"/>
-              <w:left w:val="single" w:color="D6DCE4" w:sz="4"/>
-              <w:bottom w:val="single" w:color="D6DCE4" w:sz="4"/>
-              <w:right w:val="single" w:color="D6DCE4" w:sz="4"/>
-            </w:tcBorders>
-            <w:tcMar>
-              <w:top w:type="dxa" w:w="80"/>
-              <w:left w:type="dxa" w:w="140"/>
-              <w:bottom w:type="dxa" w:w="80"/>
-              <w:right w:type="dxa" w:w="140"/>
-            </w:tcMar>
-          </w:tcPr>
-          <w:p>
-            <w:pPr>
-              <w:spacing w:before="0" w:after="120"/>
-              <w:jc w:val="left"/>
-            </w:pPr>
-            <w:r>
-              <w:t xml:space="preserve">Path to your SSH private key</w:t>
-            </w:r>
-          </w:p>
-        </w:tc>
-        <w:tc>
-          <w:tcPr>
-            <w:tcW w:type="dxa" w:w="1000"/>
-            <w:tcBorders>
-              <w:top w:val="single" w:color="D6DCE4" w:sz="4"/>
-              <w:left w:val="single" w:color="D6DCE4" w:sz="4"/>
-              <w:bottom w:val="single" w:color="D6DCE4" w:sz="4"/>
-              <w:right w:val="single" w:color="D6DCE4" w:sz="4"/>
-            </w:tcBorders>
-            <w:shd w:fill="E2EFDA" w:val="clear"/>
-            <w:tcMar>
-              <w:top w:type="dxa" w:w="80"/>
-              <w:left w:type="dxa" w:w="140"/>
-              <w:bottom w:type="dxa" w:w="80"/>
-              <w:right w:type="dxa" w:w="140"/>
-            </w:tcMar>
-          </w:tcPr>
-          <w:p>
-            <w:pPr>
-              <w:spacing w:before="0" w:after="120"/>
-              <w:jc w:val="left"/>
-            </w:pPr>
-            <w:r>
-              <w:rPr>
-                <w:b/>
-                <w:bCs/>
-                <w:color w:val="375623"/>
-              </w:rPr>
-              <w:t xml:space="preserve">No</w:t>
             </w:r>
           </w:p>
         </w:tc>
@@ -7828,7 +7701,7 @@
         <w:jc w:val="left"/>
       </w:pPr>
       <w:r>
-        <w:t xml:space="preserve">The script prints a pre-flight check, then processes each VLAN in a boxed section:</w:t>
+        <w:t xml:space="preserve">Run the script directly on the probe VM. It prints a pre-flight check, then processes each VLAN in a boxed section:</w:t>
       </w:r>
     </w:p>
     <w:tbl>
@@ -8869,7 +8742,7 @@
               <w:jc w:val="left"/>
             </w:pPr>
             <w:r>
-              <w:t xml:space="preserve">SSH: connection refused / timeout</w:t>
+              <w:t xml:space="preserve">sudo: password prompt appears mid-run</w:t>
             </w:r>
           </w:p>
         </w:tc>
@@ -8895,7 +8768,7 @@
               <w:jc w:val="left"/>
             </w:pPr>
             <w:r>
-              <w:t xml:space="preserve">Verify VM_MGMT_IP is reachable and SSH key auth is set up. Test manually: ssh -i ~/.ssh/id_rsa ubuntu@&lt;ip&gt;</w:t>
+              <w:t xml:space="preserve">The script requires passwordless sudo. Add the probe user to sudoers: echo 'ubuntu ALL=(ALL) NOPASSWD:ALL' | sudo tee /etc/sudoers.d/probe</w:t>
             </w:r>
           </w:p>
         </w:tc>
@@ -9381,7 +9254,7 @@
               <w:jc w:val="left"/>
             </w:pPr>
             <w:r>
-              <w:t xml:space="preserve">Set VM_NAME to the probe VM name in vCenter. Set VM_MGMT_IP to its management NIC IP and MGMT_IFACE to its interface name.</w:t>
+              <w:t xml:space="preserve">Set VM_NAME to this VM's name as shown in vCenter. Set MGMT_IFACE to the management NIC interface name.</w:t>
             </w:r>
           </w:p>
         </w:tc>

--- a/vlan-test-guide.docx
+++ b/vlan-test-guide.docx
@@ -462,18 +462,7 @@
               <w:t xml:space="preserve">DHCP or static. </w:t>
             </w:r>
             <w:r>
-              <w:t xml:space="preserve">Provides a stable terminal session while the test NIC rotates between port groups. This NIC is never touched by the script. Set </w:t>
-            </w:r>
-            <w:r>
-              <w:rPr>
-                <w:rFonts w:ascii="Courier New" w:cs="Courier New" w:eastAsia="Courier New" w:hAnsi="Courier New"/>
-                <w:sz w:val="19"/>
-                <w:szCs w:val="19"/>
-              </w:rPr>
-              <w:t xml:space="preserve">MGMT_MODE</w:t>
-            </w:r>
-            <w:r>
-              <w:t xml:space="preserve"> to "dhcp" or "static" in the script config to match your setup.</w:t>
+              <w:t xml:space="preserve">Provides a stable terminal session while the test NIC rotates between port groups. Configure it however suits your environment — DHCP or static — before running the script. The script never touches this NIC.</w:t>
             </w:r>
           </w:p>
         </w:tc>
@@ -1014,7 +1003,7 @@
           <w:sz w:val="22"/>
           <w:szCs w:val="22"/>
         </w:rPr>
-        <w:t xml:space="preserve">Two NICs — management (DHCP or static) and test (unmanaged in Netplan)</w:t>
+        <w:t xml:space="preserve">Two NICs — management NIC already configured (DHCP or static), test NIC left unmanaged in Netplan</w:t>
       </w:r>
     </w:p>
     <w:p>
@@ -1105,7 +1094,7 @@
         <w:jc w:val="left"/>
       </w:pPr>
       <w:r>
-        <w:t xml:space="preserve">In both DHCP and static management modes, the test NIC must always be left unconfigured in Netplan. The script manages it entirely at runtime.</w:t>
+        <w:t xml:space="preserve">The test NIC must always be left unconfigured in Netplan. The script manages it entirely at runtime. The management NIC is set up however you prefer — the script never touches it.</w:t>
       </w:r>
     </w:p>
     <w:p>
@@ -1122,7 +1111,7 @@
           <w:sz w:val="24"/>
           <w:szCs w:val="24"/>
         </w:rPr>
-        <w:t xml:space="preserve">Management NIC on DHCP (most common)</w:t>
+        <w:t xml:space="preserve">Management NIC on DHCP</w:t>
       </w:r>
     </w:p>
     <w:tbl>
@@ -1458,7 +1447,7 @@
         <w:jc w:val="left"/>
       </w:pPr>
       <w:r>
-        <w:t xml:space="preserve">When using MGMT_MODE=static, leave the management NIC unconfigured in Netplan too — the script configures it via SSH on startup. This avoids conflicts between Netplan and the script.</w:t>
+        <w:t xml:space="preserve">Configure the static IP in Netplan as normal. The only requirement is that the test NIC remains unconfigured.</w:t>
       </w:r>
     </w:p>
     <w:tbl>
@@ -1652,7 +1641,7 @@
                 <w:sz w:val="18"/>
                 <w:szCs w:val="18"/>
               </w:rPr>
-              <w:t xml:space="preserve">    ens160:           # management NIC — unmanaged, script sets static IP</w:t>
+              <w:t xml:space="preserve">    ens160:           # management NIC — configure as you normally would</w:t>
             </w:r>
           </w:p>
         </w:tc>
@@ -1722,7 +1711,7 @@
                 <w:sz w:val="18"/>
                 <w:szCs w:val="18"/>
               </w:rPr>
-              <w:t xml:space="preserve">    ens192:           # test NIC — leave bare</w:t>
+              <w:t xml:space="preserve">      addresses: [10.0.0.50/24]</w:t>
             </w:r>
           </w:p>
         </w:tc>
@@ -1757,93 +1746,147 @@
                 <w:sz w:val="18"/>
                 <w:szCs w:val="18"/>
               </w:rPr>
+              <w:t xml:space="preserve">      routes:</w:t>
+            </w:r>
+          </w:p>
+        </w:tc>
+      </w:tr>
+      <w:tr>
+        <w:tc>
+          <w:tcPr>
+            <w:tcW w:type="dxa" w:w="9360"/>
+            <w:tcBorders>
+              <w:top w:val="none" w:color="FFFFFF" w:sz="0"/>
+              <w:left w:val="none" w:color="FFFFFF" w:sz="0"/>
+              <w:bottom w:val="none" w:color="FFFFFF" w:sz="0"/>
+              <w:right w:val="none" w:color="FFFFFF" w:sz="0"/>
+            </w:tcBorders>
+            <w:shd w:fill="1E1E2E" w:val="clear"/>
+            <w:tcMar>
+              <w:top w:type="dxa" w:w="80"/>
+              <w:left w:type="dxa" w:w="140"/>
+              <w:bottom w:type="dxa" w:w="80"/>
+              <w:right w:type="dxa" w:w="140"/>
+            </w:tcMar>
+          </w:tcPr>
+          <w:p>
+            <w:pPr>
+              <w:spacing w:before="20" w:after="20"/>
+              <w:jc w:val="left"/>
+            </w:pPr>
+            <w:r>
+              <w:rPr>
+                <w:rFonts w:ascii="Courier New" w:cs="Courier New" w:eastAsia="Courier New" w:hAnsi="Courier New"/>
+                <w:color w:val="CDD6F4"/>
+                <w:sz w:val="18"/>
+                <w:szCs w:val="18"/>
+              </w:rPr>
+              <w:t xml:space="preserve">        - to: default</w:t>
+            </w:r>
+          </w:p>
+        </w:tc>
+      </w:tr>
+      <w:tr>
+        <w:tc>
+          <w:tcPr>
+            <w:tcW w:type="dxa" w:w="9360"/>
+            <w:tcBorders>
+              <w:top w:val="none" w:color="FFFFFF" w:sz="0"/>
+              <w:left w:val="none" w:color="FFFFFF" w:sz="0"/>
+              <w:bottom w:val="none" w:color="FFFFFF" w:sz="0"/>
+              <w:right w:val="none" w:color="FFFFFF" w:sz="0"/>
+            </w:tcBorders>
+            <w:shd w:fill="1E1E2E" w:val="clear"/>
+            <w:tcMar>
+              <w:top w:type="dxa" w:w="80"/>
+              <w:left w:type="dxa" w:w="140"/>
+              <w:bottom w:type="dxa" w:w="80"/>
+              <w:right w:type="dxa" w:w="140"/>
+            </w:tcMar>
+          </w:tcPr>
+          <w:p>
+            <w:pPr>
+              <w:spacing w:before="20" w:after="20"/>
+              <w:jc w:val="left"/>
+            </w:pPr>
+            <w:r>
+              <w:rPr>
+                <w:rFonts w:ascii="Courier New" w:cs="Courier New" w:eastAsia="Courier New" w:hAnsi="Courier New"/>
+                <w:color w:val="CDD6F4"/>
+                <w:sz w:val="18"/>
+                <w:szCs w:val="18"/>
+              </w:rPr>
+              <w:t xml:space="preserve">          via: 10.0.0.1</w:t>
+            </w:r>
+          </w:p>
+        </w:tc>
+      </w:tr>
+      <w:tr>
+        <w:tc>
+          <w:tcPr>
+            <w:tcW w:type="dxa" w:w="9360"/>
+            <w:tcBorders>
+              <w:top w:val="none" w:color="FFFFFF" w:sz="0"/>
+              <w:left w:val="none" w:color="FFFFFF" w:sz="0"/>
+              <w:bottom w:val="none" w:color="FFFFFF" w:sz="0"/>
+              <w:right w:val="none" w:color="FFFFFF" w:sz="0"/>
+            </w:tcBorders>
+            <w:shd w:fill="1E1E2E" w:val="clear"/>
+            <w:tcMar>
+              <w:top w:type="dxa" w:w="80"/>
+              <w:left w:type="dxa" w:w="140"/>
+              <w:bottom w:type="dxa" w:w="80"/>
+              <w:right w:type="dxa" w:w="140"/>
+            </w:tcMar>
+          </w:tcPr>
+          <w:p>
+            <w:pPr>
+              <w:spacing w:before="20" w:after="20"/>
+              <w:jc w:val="left"/>
+            </w:pPr>
+            <w:r>
+              <w:rPr>
+                <w:rFonts w:ascii="Courier New" w:cs="Courier New" w:eastAsia="Courier New" w:hAnsi="Courier New"/>
+                <w:color w:val="CDD6F4"/>
+                <w:sz w:val="18"/>
+                <w:szCs w:val="18"/>
+              </w:rPr>
+              <w:t xml:space="preserve">    ens192:           # test NIC — leave bare</w:t>
+            </w:r>
+          </w:p>
+        </w:tc>
+      </w:tr>
+      <w:tr>
+        <w:tc>
+          <w:tcPr>
+            <w:tcW w:type="dxa" w:w="9360"/>
+            <w:tcBorders>
+              <w:top w:val="none" w:color="FFFFFF" w:sz="0"/>
+              <w:left w:val="none" w:color="FFFFFF" w:sz="0"/>
+              <w:bottom w:val="none" w:color="FFFFFF" w:sz="0"/>
+              <w:right w:val="none" w:color="FFFFFF" w:sz="0"/>
+            </w:tcBorders>
+            <w:shd w:fill="1E1E2E" w:val="clear"/>
+            <w:tcMar>
+              <w:top w:type="dxa" w:w="80"/>
+              <w:left w:type="dxa" w:w="140"/>
+              <w:bottom w:type="dxa" w:w="80"/>
+              <w:right w:type="dxa" w:w="140"/>
+            </w:tcMar>
+          </w:tcPr>
+          <w:p>
+            <w:pPr>
+              <w:spacing w:before="20" w:after="20"/>
+              <w:jc w:val="left"/>
+            </w:pPr>
+            <w:r>
+              <w:rPr>
+                <w:rFonts w:ascii="Courier New" w:cs="Courier New" w:eastAsia="Courier New" w:hAnsi="Courier New"/>
+                <w:color w:val="CDD6F4"/>
+                <w:sz w:val="18"/>
+                <w:szCs w:val="18"/>
+              </w:rPr>
               <w:t xml:space="preserve">      dhcp4: false</w:t>
-            </w:r>
-          </w:p>
-        </w:tc>
-      </w:tr>
-    </w:tbl>
-    <w:p>
-      <w:pPr>
-        <w:spacing w:before="80" w:after="0"/>
-      </w:pPr>
-      <w:r>
-        <w:t xml:space="preserve"/>
-      </w:r>
-    </w:p>
-    <w:tbl>
-      <w:tblPr>
-        <w:tblW w:type="dxa" w:w="9360"/>
-        <w:tblBorders>
-          <w:top w:val="single" w:color="auto" w:sz="4"/>
-          <w:left w:val="single" w:color="auto" w:sz="4"/>
-          <w:bottom w:val="single" w:color="auto" w:sz="4"/>
-          <w:right w:val="single" w:color="auto" w:sz="4"/>
-          <w:insideH w:val="single" w:color="auto" w:sz="4"/>
-          <w:insideV w:val="single" w:color="auto" w:sz="4"/>
-        </w:tblBorders>
-      </w:tblPr>
-      <w:tblGrid>
-        <w:gridCol w:w="1200"/>
-        <w:gridCol w:w="8160"/>
-      </w:tblGrid>
-      <w:tr>
-        <w:tc>
-          <w:tcPr>
-            <w:tcW w:type="dxa" w:w="1200"/>
-            <w:tcBorders>
-              <w:top w:val="single" w:color="FFF2CC" w:sz="4"/>
-              <w:left w:val="single" w:color="FFF2CC" w:sz="4"/>
-              <w:bottom w:val="single" w:color="FFF2CC" w:sz="4"/>
-              <w:right w:val="single" w:color="FFF2CC" w:sz="4"/>
-            </w:tcBorders>
-            <w:shd w:fill="FFF2CC" w:val="clear"/>
-            <w:tcMar>
-              <w:top w:type="dxa" w:w="80"/>
-              <w:left w:type="dxa" w:w="140"/>
-              <w:bottom w:type="dxa" w:w="80"/>
-              <w:right w:type="dxa" w:w="140"/>
-            </w:tcMar>
-          </w:tcPr>
-          <w:p>
-            <w:pPr>
-              <w:spacing w:before="0" w:after="120"/>
-              <w:jc w:val="left"/>
-            </w:pPr>
-            <w:r>
-              <w:rPr>
-                <w:b/>
-                <w:bCs/>
-                <w:color w:val="7F6000"/>
-              </w:rPr>
-              <w:t xml:space="preserve">ℹ  Note</w:t>
-            </w:r>
-          </w:p>
-        </w:tc>
-        <w:tc>
-          <w:tcPr>
-            <w:tcW w:type="dxa" w:w="8160"/>
-            <w:tcBorders>
-              <w:top w:val="single" w:color="FFF2CC" w:sz="4"/>
-              <w:left w:val="single" w:color="FFF2CC" w:sz="4"/>
-              <w:bottom w:val="single" w:color="FFF2CC" w:sz="4"/>
-              <w:right w:val="single" w:color="FFF2CC" w:sz="4"/>
-            </w:tcBorders>
-            <w:shd w:fill="FFF2CC" w:val="clear"/>
-            <w:tcMar>
-              <w:top w:type="dxa" w:w="80"/>
-              <w:left w:type="dxa" w:w="140"/>
-              <w:bottom w:type="dxa" w:w="80"/>
-              <w:right w:type="dxa" w:w="140"/>
-            </w:tcMar>
-          </w:tcPr>
-          <w:p>
-            <w:pPr>
-              <w:spacing w:before="0" w:after="120"/>
-              <w:jc w:val="left"/>
-            </w:pPr>
-            <w:r>
-              <w:t xml:space="preserve">For static mode, the VM needs to already have a reachable IP when the script first SSHs in — for example from a previous DHCP lease or a manually set address. The script then re-applies the static config at the start of each run.</w:t>
             </w:r>
           </w:p>
         </w:tc>
@@ -3244,7 +3287,7 @@
                 <w:sz w:val="18"/>
                 <w:szCs w:val="18"/>
               </w:rPr>
-              <w:t xml:space="preserve">MGMT_IFACE</w:t>
+              <w:t xml:space="preserve">IFACE</w:t>
             </w:r>
           </w:p>
         </w:tc>
@@ -3276,7 +3319,7 @@
                 <w:sz w:val="17"/>
                 <w:szCs w:val="17"/>
               </w:rPr>
-              <w:t xml:space="preserve">ens160</w:t>
+              <w:t xml:space="preserve">ens192</w:t>
             </w:r>
           </w:p>
         </w:tc>
@@ -3302,7 +3345,7 @@
               <w:jc w:val="left"/>
             </w:pPr>
             <w:r>
-              <w:t xml:space="preserve">Management NIC interface name on the probe VM</w:t>
+              <w:t xml:space="preserve">Test NIC interface name — managed per VLAN by the script</w:t>
             </w:r>
           </w:p>
         </w:tc>
@@ -3335,6 +3378,186 @@
                 <w:color w:val="7B1818"/>
               </w:rPr>
               <w:t xml:space="preserve">Yes</w:t>
+            </w:r>
+          </w:p>
+        </w:tc>
+      </w:tr>
+    </w:tbl>
+    <w:p>
+      <w:pPr>
+        <w:spacing w:before="160" w:after="0"/>
+      </w:pPr>
+      <w:r>
+        <w:t xml:space="preserve"/>
+      </w:r>
+    </w:p>
+    <w:p>
+      <w:pPr>
+        <w:pStyle w:val="Heading2"/>
+        <w:pBdr>
+          <w:bottom w:val="single" w:color="2E75B6" w:sz="4"/>
+        </w:pBdr>
+        <w:spacing w:before="280" w:after="120"/>
+      </w:pPr>
+      <w:r>
+        <w:rPr>
+          <w:rFonts w:ascii="Calibri" w:cs="Calibri" w:eastAsia="Calibri" w:hAnsi="Calibri"/>
+          <w:b/>
+          <w:bCs/>
+          <w:color w:val="1F4E79"/>
+          <w:sz w:val="28"/>
+          <w:szCs w:val="28"/>
+        </w:rPr>
+        <w:t xml:space="preserve">DNS and HTTP defaults</w:t>
+      </w:r>
+    </w:p>
+    <w:tbl>
+      <w:tblPr>
+        <w:tblW w:type="dxa" w:w="9360"/>
+        <w:tblBorders>
+          <w:top w:val="single" w:color="auto" w:sz="4"/>
+          <w:left w:val="single" w:color="auto" w:sz="4"/>
+          <w:bottom w:val="single" w:color="auto" w:sz="4"/>
+          <w:right w:val="single" w:color="auto" w:sz="4"/>
+          <w:insideH w:val="single" w:color="auto" w:sz="4"/>
+          <w:insideV w:val="single" w:color="auto" w:sz="4"/>
+        </w:tblBorders>
+      </w:tblPr>
+      <w:tblGrid>
+        <w:gridCol w:w="2400"/>
+        <w:gridCol w:w="2800"/>
+        <w:gridCol w:w="3160"/>
+        <w:gridCol w:w="1000"/>
+      </w:tblGrid>
+      <w:tr>
+        <w:trPr>
+          <w:tblHeader/>
+        </w:trPr>
+        <w:tc>
+          <w:tcPr>
+            <w:tcW w:type="dxa" w:w="2400"/>
+            <w:tcBorders>
+              <w:top w:val="single" w:color="D6DCE4" w:sz="4"/>
+              <w:left w:val="single" w:color="D6DCE4" w:sz="4"/>
+              <w:bottom w:val="single" w:color="D6DCE4" w:sz="4"/>
+              <w:right w:val="single" w:color="D6DCE4" w:sz="4"/>
+            </w:tcBorders>
+            <w:shd w:fill="1F4E79" w:val="clear"/>
+            <w:tcMar>
+              <w:top w:type="dxa" w:w="80"/>
+              <w:left w:type="dxa" w:w="140"/>
+              <w:bottom w:type="dxa" w:w="80"/>
+              <w:right w:type="dxa" w:w="140"/>
+            </w:tcMar>
+          </w:tcPr>
+          <w:p>
+            <w:pPr>
+              <w:spacing w:before="0" w:after="120"/>
+              <w:jc w:val="left"/>
+            </w:pPr>
+            <w:r>
+              <w:rPr>
+                <w:b/>
+                <w:bCs/>
+                <w:color w:val="FFFFFF"/>
+              </w:rPr>
+              <w:t xml:space="preserve">Variable</w:t>
+            </w:r>
+          </w:p>
+        </w:tc>
+        <w:tc>
+          <w:tcPr>
+            <w:tcW w:type="dxa" w:w="2800"/>
+            <w:tcBorders>
+              <w:top w:val="single" w:color="D6DCE4" w:sz="4"/>
+              <w:left w:val="single" w:color="D6DCE4" w:sz="4"/>
+              <w:bottom w:val="single" w:color="D6DCE4" w:sz="4"/>
+              <w:right w:val="single" w:color="D6DCE4" w:sz="4"/>
+            </w:tcBorders>
+            <w:shd w:fill="1F4E79" w:val="clear"/>
+            <w:tcMar>
+              <w:top w:type="dxa" w:w="80"/>
+              <w:left w:type="dxa" w:w="140"/>
+              <w:bottom w:type="dxa" w:w="80"/>
+              <w:right w:type="dxa" w:w="140"/>
+            </w:tcMar>
+          </w:tcPr>
+          <w:p>
+            <w:pPr>
+              <w:spacing w:before="0" w:after="120"/>
+              <w:jc w:val="left"/>
+            </w:pPr>
+            <w:r>
+              <w:rPr>
+                <w:b/>
+                <w:bCs/>
+                <w:color w:val="FFFFFF"/>
+              </w:rPr>
+              <w:t xml:space="preserve">Example</w:t>
+            </w:r>
+          </w:p>
+        </w:tc>
+        <w:tc>
+          <w:tcPr>
+            <w:tcW w:type="dxa" w:w="3160"/>
+            <w:tcBorders>
+              <w:top w:val="single" w:color="D6DCE4" w:sz="4"/>
+              <w:left w:val="single" w:color="D6DCE4" w:sz="4"/>
+              <w:bottom w:val="single" w:color="D6DCE4" w:sz="4"/>
+              <w:right w:val="single" w:color="D6DCE4" w:sz="4"/>
+            </w:tcBorders>
+            <w:shd w:fill="1F4E79" w:val="clear"/>
+            <w:tcMar>
+              <w:top w:type="dxa" w:w="80"/>
+              <w:left w:type="dxa" w:w="140"/>
+              <w:bottom w:type="dxa" w:w="80"/>
+              <w:right w:type="dxa" w:w="140"/>
+            </w:tcMar>
+          </w:tcPr>
+          <w:p>
+            <w:pPr>
+              <w:spacing w:before="0" w:after="120"/>
+              <w:jc w:val="left"/>
+            </w:pPr>
+            <w:r>
+              <w:rPr>
+                <w:b/>
+                <w:bCs/>
+                <w:color w:val="FFFFFF"/>
+              </w:rPr>
+              <w:t xml:space="preserve">Description</w:t>
+            </w:r>
+          </w:p>
+        </w:tc>
+        <w:tc>
+          <w:tcPr>
+            <w:tcW w:type="dxa" w:w="1000"/>
+            <w:tcBorders>
+              <w:top w:val="single" w:color="D6DCE4" w:sz="4"/>
+              <w:left w:val="single" w:color="D6DCE4" w:sz="4"/>
+              <w:bottom w:val="single" w:color="D6DCE4" w:sz="4"/>
+              <w:right w:val="single" w:color="D6DCE4" w:sz="4"/>
+            </w:tcBorders>
+            <w:shd w:fill="1F4E79" w:val="clear"/>
+            <w:tcMar>
+              <w:top w:type="dxa" w:w="80"/>
+              <w:left w:type="dxa" w:w="140"/>
+              <w:bottom w:type="dxa" w:w="80"/>
+              <w:right w:type="dxa" w:w="140"/>
+            </w:tcMar>
+          </w:tcPr>
+          <w:p>
+            <w:pPr>
+              <w:spacing w:before="0" w:after="120"/>
+              <w:jc w:val="left"/>
+            </w:pPr>
+            <w:r>
+              <w:rPr>
+                <w:b/>
+                <w:bCs/>
+                <w:color w:val="FFFFFF"/>
+              </w:rPr>
+              <w:t xml:space="preserve">Required</w:t>
             </w:r>
           </w:p>
         </w:tc>
@@ -3371,7 +3594,7 @@
                 <w:sz w:val="18"/>
                 <w:szCs w:val="18"/>
               </w:rPr>
-              <w:t xml:space="preserve">MGMT_MODE</w:t>
+              <w:t xml:space="preserve">DNS_SERVER</w:t>
             </w:r>
           </w:p>
         </w:tc>
@@ -3403,7 +3626,7 @@
                 <w:sz w:val="17"/>
                 <w:szCs w:val="17"/>
               </w:rPr>
-              <w:t xml:space="preserve">"dhcp" or "static"</w:t>
+              <w:t xml:space="preserve">8.8.8.8</w:t>
             </w:r>
           </w:p>
         </w:tc>
@@ -3429,7 +3652,7 @@
               <w:jc w:val="left"/>
             </w:pPr>
             <w:r>
-              <w:t xml:space="preserve">Controls how the management NIC gets its IP on the probe VM</w:t>
+              <w:t xml:space="preserve">DNS server to query during DNS tests</w:t>
             </w:r>
           </w:p>
         </w:tc>
@@ -3442,7 +3665,7 @@
               <w:bottom w:val="single" w:color="D6DCE4" w:sz="4"/>
               <w:right w:val="single" w:color="D6DCE4" w:sz="4"/>
             </w:tcBorders>
-            <w:shd w:fill="FCE4D6" w:val="clear"/>
+            <w:shd w:fill="E2EFDA" w:val="clear"/>
             <w:tcMar>
               <w:top w:type="dxa" w:w="80"/>
               <w:left w:type="dxa" w:w="140"/>
@@ -3459,9 +3682,9 @@
               <w:rPr>
                 <w:b/>
                 <w:bCs/>
-                <w:color w:val="7B1818"/>
-              </w:rPr>
-              <w:t xml:space="preserve">Yes</w:t>
+                <w:color w:val="375623"/>
+              </w:rPr>
+              <w:t xml:space="preserve">No</w:t>
             </w:r>
           </w:p>
         </w:tc>
@@ -3498,7 +3721,7 @@
                 <w:sz w:val="18"/>
                 <w:szCs w:val="18"/>
               </w:rPr>
-              <w:t xml:space="preserve">MGMT_STATIC_IP</w:t>
+              <w:t xml:space="preserve">DNS_HOSTNAME</w:t>
             </w:r>
           </w:p>
         </w:tc>
@@ -3530,7 +3753,7 @@
                 <w:sz w:val="17"/>
                 <w:szCs w:val="17"/>
               </w:rPr>
-              <w:t xml:space="preserve">10.0.0.50/24</w:t>
+              <w:t xml:space="preserve">google.com</w:t>
             </w:r>
           </w:p>
         </w:tc>
@@ -3556,7 +3779,7 @@
               <w:jc w:val="left"/>
             </w:pPr>
             <w:r>
-              <w:t xml:space="preserve">IP with prefix — only used when MGMT_MODE=static</w:t>
+              <w:t xml:space="preserve">Hostname to resolve in DNS tests</w:t>
             </w:r>
           </w:p>
         </w:tc>
@@ -3593,391 +3816,10 @@
           </w:p>
         </w:tc>
       </w:tr>
-      <w:tr>
-        <w:tc>
-          <w:tcPr>
-            <w:tcW w:type="dxa" w:w="2400"/>
-            <w:tcBorders>
-              <w:top w:val="single" w:color="D6DCE4" w:sz="4"/>
-              <w:left w:val="single" w:color="D6DCE4" w:sz="4"/>
-              <w:bottom w:val="single" w:color="D6DCE4" w:sz="4"/>
-              <w:right w:val="single" w:color="D6DCE4" w:sz="4"/>
-            </w:tcBorders>
-            <w:shd w:fill="F2F5F9" w:val="clear"/>
-            <w:tcMar>
-              <w:top w:type="dxa" w:w="80"/>
-              <w:left w:type="dxa" w:w="140"/>
-              <w:bottom w:type="dxa" w:w="80"/>
-              <w:right w:type="dxa" w:w="140"/>
-            </w:tcMar>
-          </w:tcPr>
-          <w:p>
-            <w:pPr>
-              <w:spacing w:before="0" w:after="120"/>
-              <w:jc w:val="left"/>
-            </w:pPr>
-            <w:r>
-              <w:rPr>
-                <w:rFonts w:ascii="Courier New" w:cs="Courier New" w:eastAsia="Courier New" w:hAnsi="Courier New"/>
-                <w:b/>
-                <w:bCs/>
-                <w:color w:val="2E75B6"/>
-                <w:sz w:val="18"/>
-                <w:szCs w:val="18"/>
-              </w:rPr>
-              <w:t xml:space="preserve">MGMT_STATIC_GW</w:t>
-            </w:r>
-          </w:p>
-        </w:tc>
-        <w:tc>
-          <w:tcPr>
-            <w:tcW w:type="dxa" w:w="2800"/>
-            <w:tcBorders>
-              <w:top w:val="single" w:color="D6DCE4" w:sz="4"/>
-              <w:left w:val="single" w:color="D6DCE4" w:sz="4"/>
-              <w:bottom w:val="single" w:color="D6DCE4" w:sz="4"/>
-              <w:right w:val="single" w:color="D6DCE4" w:sz="4"/>
-            </w:tcBorders>
-            <w:tcMar>
-              <w:top w:type="dxa" w:w="80"/>
-              <w:left w:type="dxa" w:w="140"/>
-              <w:bottom w:type="dxa" w:w="80"/>
-              <w:right w:type="dxa" w:w="140"/>
-            </w:tcMar>
-          </w:tcPr>
-          <w:p>
-            <w:pPr>
-              <w:spacing w:before="0" w:after="120"/>
-              <w:jc w:val="left"/>
-            </w:pPr>
-            <w:r>
-              <w:rPr>
-                <w:rFonts w:ascii="Courier New" w:cs="Courier New" w:eastAsia="Courier New" w:hAnsi="Courier New"/>
-                <w:color w:val="1A1A2E"/>
-                <w:sz w:val="17"/>
-                <w:szCs w:val="17"/>
-              </w:rPr>
-              <w:t xml:space="preserve">10.0.0.1</w:t>
-            </w:r>
-          </w:p>
-        </w:tc>
-        <w:tc>
-          <w:tcPr>
-            <w:tcW w:type="dxa" w:w="3160"/>
-            <w:tcBorders>
-              <w:top w:val="single" w:color="D6DCE4" w:sz="4"/>
-              <w:left w:val="single" w:color="D6DCE4" w:sz="4"/>
-              <w:bottom w:val="single" w:color="D6DCE4" w:sz="4"/>
-              <w:right w:val="single" w:color="D6DCE4" w:sz="4"/>
-            </w:tcBorders>
-            <w:tcMar>
-              <w:top w:type="dxa" w:w="80"/>
-              <w:left w:type="dxa" w:w="140"/>
-              <w:bottom w:type="dxa" w:w="80"/>
-              <w:right w:type="dxa" w:w="140"/>
-            </w:tcMar>
-          </w:tcPr>
-          <w:p>
-            <w:pPr>
-              <w:spacing w:before="0" w:after="120"/>
-              <w:jc w:val="left"/>
-            </w:pPr>
-            <w:r>
-              <w:t xml:space="preserve">Default gateway — only used when MGMT_MODE=static</w:t>
-            </w:r>
-          </w:p>
-        </w:tc>
-        <w:tc>
-          <w:tcPr>
-            <w:tcW w:type="dxa" w:w="1000"/>
-            <w:tcBorders>
-              <w:top w:val="single" w:color="D6DCE4" w:sz="4"/>
-              <w:left w:val="single" w:color="D6DCE4" w:sz="4"/>
-              <w:bottom w:val="single" w:color="D6DCE4" w:sz="4"/>
-              <w:right w:val="single" w:color="D6DCE4" w:sz="4"/>
-            </w:tcBorders>
-            <w:shd w:fill="E2EFDA" w:val="clear"/>
-            <w:tcMar>
-              <w:top w:type="dxa" w:w="80"/>
-              <w:left w:type="dxa" w:w="140"/>
-              <w:bottom w:type="dxa" w:w="80"/>
-              <w:right w:type="dxa" w:w="140"/>
-            </w:tcMar>
-          </w:tcPr>
-          <w:p>
-            <w:pPr>
-              <w:spacing w:before="0" w:after="120"/>
-              <w:jc w:val="left"/>
-            </w:pPr>
-            <w:r>
-              <w:rPr>
-                <w:b/>
-                <w:bCs/>
-                <w:color w:val="375623"/>
-              </w:rPr>
-              <w:t xml:space="preserve">No</w:t>
-            </w:r>
-          </w:p>
-        </w:tc>
-      </w:tr>
-      <w:tr>
-        <w:tc>
-          <w:tcPr>
-            <w:tcW w:type="dxa" w:w="2400"/>
-            <w:tcBorders>
-              <w:top w:val="single" w:color="D6DCE4" w:sz="4"/>
-              <w:left w:val="single" w:color="D6DCE4" w:sz="4"/>
-              <w:bottom w:val="single" w:color="D6DCE4" w:sz="4"/>
-              <w:right w:val="single" w:color="D6DCE4" w:sz="4"/>
-            </w:tcBorders>
-            <w:shd w:fill="F2F5F9" w:val="clear"/>
-            <w:tcMar>
-              <w:top w:type="dxa" w:w="80"/>
-              <w:left w:type="dxa" w:w="140"/>
-              <w:bottom w:type="dxa" w:w="80"/>
-              <w:right w:type="dxa" w:w="140"/>
-            </w:tcMar>
-          </w:tcPr>
-          <w:p>
-            <w:pPr>
-              <w:spacing w:before="0" w:after="120"/>
-              <w:jc w:val="left"/>
-            </w:pPr>
-            <w:r>
-              <w:rPr>
-                <w:rFonts w:ascii="Courier New" w:cs="Courier New" w:eastAsia="Courier New" w:hAnsi="Courier New"/>
-                <w:b/>
-                <w:bCs/>
-                <w:color w:val="2E75B6"/>
-                <w:sz w:val="18"/>
-                <w:szCs w:val="18"/>
-              </w:rPr>
-              <w:t xml:space="preserve">MGMT_STATIC_DNS</w:t>
-            </w:r>
-          </w:p>
-        </w:tc>
-        <w:tc>
-          <w:tcPr>
-            <w:tcW w:type="dxa" w:w="2800"/>
-            <w:tcBorders>
-              <w:top w:val="single" w:color="D6DCE4" w:sz="4"/>
-              <w:left w:val="single" w:color="D6DCE4" w:sz="4"/>
-              <w:bottom w:val="single" w:color="D6DCE4" w:sz="4"/>
-              <w:right w:val="single" w:color="D6DCE4" w:sz="4"/>
-            </w:tcBorders>
-            <w:tcMar>
-              <w:top w:type="dxa" w:w="80"/>
-              <w:left w:type="dxa" w:w="140"/>
-              <w:bottom w:type="dxa" w:w="80"/>
-              <w:right w:type="dxa" w:w="140"/>
-            </w:tcMar>
-          </w:tcPr>
-          <w:p>
-            <w:pPr>
-              <w:spacing w:before="0" w:after="120"/>
-              <w:jc w:val="left"/>
-            </w:pPr>
-            <w:r>
-              <w:rPr>
-                <w:rFonts w:ascii="Courier New" w:cs="Courier New" w:eastAsia="Courier New" w:hAnsi="Courier New"/>
-                <w:color w:val="1A1A2E"/>
-                <w:sz w:val="17"/>
-                <w:szCs w:val="17"/>
-              </w:rPr>
-              <w:t xml:space="preserve">8.8.8.8</w:t>
-            </w:r>
-          </w:p>
-        </w:tc>
-        <w:tc>
-          <w:tcPr>
-            <w:tcW w:type="dxa" w:w="3160"/>
-            <w:tcBorders>
-              <w:top w:val="single" w:color="D6DCE4" w:sz="4"/>
-              <w:left w:val="single" w:color="D6DCE4" w:sz="4"/>
-              <w:bottom w:val="single" w:color="D6DCE4" w:sz="4"/>
-              <w:right w:val="single" w:color="D6DCE4" w:sz="4"/>
-            </w:tcBorders>
-            <w:tcMar>
-              <w:top w:type="dxa" w:w="80"/>
-              <w:left w:type="dxa" w:w="140"/>
-              <w:bottom w:type="dxa" w:w="80"/>
-              <w:right w:type="dxa" w:w="140"/>
-            </w:tcMar>
-          </w:tcPr>
-          <w:p>
-            <w:pPr>
-              <w:spacing w:before="0" w:after="120"/>
-              <w:jc w:val="left"/>
-            </w:pPr>
-            <w:r>
-              <w:t xml:space="preserve">DNS server — only used when MGMT_MODE=static</w:t>
-            </w:r>
-          </w:p>
-        </w:tc>
-        <w:tc>
-          <w:tcPr>
-            <w:tcW w:type="dxa" w:w="1000"/>
-            <w:tcBorders>
-              <w:top w:val="single" w:color="D6DCE4" w:sz="4"/>
-              <w:left w:val="single" w:color="D6DCE4" w:sz="4"/>
-              <w:bottom w:val="single" w:color="D6DCE4" w:sz="4"/>
-              <w:right w:val="single" w:color="D6DCE4" w:sz="4"/>
-            </w:tcBorders>
-            <w:shd w:fill="E2EFDA" w:val="clear"/>
-            <w:tcMar>
-              <w:top w:type="dxa" w:w="80"/>
-              <w:left w:type="dxa" w:w="140"/>
-              <w:bottom w:type="dxa" w:w="80"/>
-              <w:right w:type="dxa" w:w="140"/>
-            </w:tcMar>
-          </w:tcPr>
-          <w:p>
-            <w:pPr>
-              <w:spacing w:before="0" w:after="120"/>
-              <w:jc w:val="left"/>
-            </w:pPr>
-            <w:r>
-              <w:rPr>
-                <w:b/>
-                <w:bCs/>
-                <w:color w:val="375623"/>
-              </w:rPr>
-              <w:t xml:space="preserve">No</w:t>
-            </w:r>
-          </w:p>
-        </w:tc>
-      </w:tr>
-      <w:tr>
-        <w:tc>
-          <w:tcPr>
-            <w:tcW w:type="dxa" w:w="2400"/>
-            <w:tcBorders>
-              <w:top w:val="single" w:color="D6DCE4" w:sz="4"/>
-              <w:left w:val="single" w:color="D6DCE4" w:sz="4"/>
-              <w:bottom w:val="single" w:color="D6DCE4" w:sz="4"/>
-              <w:right w:val="single" w:color="D6DCE4" w:sz="4"/>
-            </w:tcBorders>
-            <w:shd w:fill="F2F5F9" w:val="clear"/>
-            <w:tcMar>
-              <w:top w:type="dxa" w:w="80"/>
-              <w:left w:type="dxa" w:w="140"/>
-              <w:bottom w:type="dxa" w:w="80"/>
-              <w:right w:type="dxa" w:w="140"/>
-            </w:tcMar>
-          </w:tcPr>
-          <w:p>
-            <w:pPr>
-              <w:spacing w:before="0" w:after="120"/>
-              <w:jc w:val="left"/>
-            </w:pPr>
-            <w:r>
-              <w:rPr>
-                <w:rFonts w:ascii="Courier New" w:cs="Courier New" w:eastAsia="Courier New" w:hAnsi="Courier New"/>
-                <w:b/>
-                <w:bCs/>
-                <w:color w:val="2E75B6"/>
-                <w:sz w:val="18"/>
-                <w:szCs w:val="18"/>
-              </w:rPr>
-              <w:t xml:space="preserve">IFACE</w:t>
-            </w:r>
-          </w:p>
-        </w:tc>
-        <w:tc>
-          <w:tcPr>
-            <w:tcW w:type="dxa" w:w="2800"/>
-            <w:tcBorders>
-              <w:top w:val="single" w:color="D6DCE4" w:sz="4"/>
-              <w:left w:val="single" w:color="D6DCE4" w:sz="4"/>
-              <w:bottom w:val="single" w:color="D6DCE4" w:sz="4"/>
-              <w:right w:val="single" w:color="D6DCE4" w:sz="4"/>
-            </w:tcBorders>
-            <w:tcMar>
-              <w:top w:type="dxa" w:w="80"/>
-              <w:left w:type="dxa" w:w="140"/>
-              <w:bottom w:type="dxa" w:w="80"/>
-              <w:right w:type="dxa" w:w="140"/>
-            </w:tcMar>
-          </w:tcPr>
-          <w:p>
-            <w:pPr>
-              <w:spacing w:before="0" w:after="120"/>
-              <w:jc w:val="left"/>
-            </w:pPr>
-            <w:r>
-              <w:rPr>
-                <w:rFonts w:ascii="Courier New" w:cs="Courier New" w:eastAsia="Courier New" w:hAnsi="Courier New"/>
-                <w:color w:val="1A1A2E"/>
-                <w:sz w:val="17"/>
-                <w:szCs w:val="17"/>
-              </w:rPr>
-              <w:t xml:space="preserve">ens192</w:t>
-            </w:r>
-          </w:p>
-        </w:tc>
-        <w:tc>
-          <w:tcPr>
-            <w:tcW w:type="dxa" w:w="3160"/>
-            <w:tcBorders>
-              <w:top w:val="single" w:color="D6DCE4" w:sz="4"/>
-              <w:left w:val="single" w:color="D6DCE4" w:sz="4"/>
-              <w:bottom w:val="single" w:color="D6DCE4" w:sz="4"/>
-              <w:right w:val="single" w:color="D6DCE4" w:sz="4"/>
-            </w:tcBorders>
-            <w:tcMar>
-              <w:top w:type="dxa" w:w="80"/>
-              <w:left w:type="dxa" w:w="140"/>
-              <w:bottom w:type="dxa" w:w="80"/>
-              <w:right w:type="dxa" w:w="140"/>
-            </w:tcMar>
-          </w:tcPr>
-          <w:p>
-            <w:pPr>
-              <w:spacing w:before="0" w:after="120"/>
-              <w:jc w:val="left"/>
-            </w:pPr>
-            <w:r>
-              <w:t xml:space="preserve">Test NIC interface name — managed per VLAN by the script</w:t>
-            </w:r>
-          </w:p>
-        </w:tc>
-        <w:tc>
-          <w:tcPr>
-            <w:tcW w:type="dxa" w:w="1000"/>
-            <w:tcBorders>
-              <w:top w:val="single" w:color="D6DCE4" w:sz="4"/>
-              <w:left w:val="single" w:color="D6DCE4" w:sz="4"/>
-              <w:bottom w:val="single" w:color="D6DCE4" w:sz="4"/>
-              <w:right w:val="single" w:color="D6DCE4" w:sz="4"/>
-            </w:tcBorders>
-            <w:shd w:fill="FCE4D6" w:val="clear"/>
-            <w:tcMar>
-              <w:top w:type="dxa" w:w="80"/>
-              <w:left w:type="dxa" w:w="140"/>
-              <w:bottom w:type="dxa" w:w="80"/>
-              <w:right w:type="dxa" w:w="140"/>
-            </w:tcMar>
-          </w:tcPr>
-          <w:p>
-            <w:pPr>
-              <w:spacing w:before="0" w:after="120"/>
-              <w:jc w:val="left"/>
-            </w:pPr>
-            <w:r>
-              <w:rPr>
-                <w:b/>
-                <w:bCs/>
-                <w:color w:val="7B1818"/>
-              </w:rPr>
-              <w:t xml:space="preserve">Yes</w:t>
-            </w:r>
-          </w:p>
-        </w:tc>
-      </w:tr>
     </w:tbl>
     <w:p>
       <w:pPr>
-        <w:spacing w:before="100" w:after="0"/>
+        <w:spacing w:before="160" w:after="0"/>
       </w:pPr>
       <w:r>
         <w:t xml:space="preserve"/>
@@ -3985,19 +3827,22 @@
     </w:p>
     <w:p>
       <w:pPr>
-        <w:pStyle w:val="Heading3"/>
-        <w:spacing w:before="200" w:after="80"/>
+        <w:pStyle w:val="Heading2"/>
+        <w:pBdr>
+          <w:bottom w:val="single" w:color="2E75B6" w:sz="4"/>
+        </w:pBdr>
+        <w:spacing w:before="280" w:after="120"/>
       </w:pPr>
       <w:r>
         <w:rPr>
           <w:rFonts w:ascii="Calibri" w:cs="Calibri" w:eastAsia="Calibri" w:hAnsi="Calibri"/>
           <w:b/>
           <w:bCs/>
-          <w:color w:val="2E75B6"/>
-          <w:sz w:val="24"/>
-          <w:szCs w:val="24"/>
+          <w:color w:val="1F4E79"/>
+          <w:sz w:val="28"/>
+          <w:szCs w:val="28"/>
         </w:rPr>
-        <w:t xml:space="preserve">DHCP mode</w:t>
+        <w:t xml:space="preserve">Defining VLANs to test</w:t>
       </w:r>
     </w:p>
     <w:p>
@@ -4006,7 +3851,7 @@
         <w:jc w:val="left"/>
       </w:pPr>
       <w:r>
-        <w:t xml:space="preserve">Set </w:t>
+        <w:t xml:space="preserve">Edit the </w:t>
       </w:r>
       <w:r>
         <w:rPr>
@@ -4014,21 +3859,10 @@
           <w:sz w:val="22"/>
           <w:szCs w:val="22"/>
         </w:rPr>
-        <w:t xml:space="preserve">MGMT_MODE="dhcp"</w:t>
-      </w:r>
-      <w:r>
-        <w:t xml:space="preserve"> when the management NIC gets its address from a DHCP server. You still need to set </w:t>
-      </w:r>
-      <w:r>
-        <w:rPr>
-          <w:rFonts w:ascii="Courier New" w:cs="Courier New" w:eastAsia="Courier New" w:hAnsi="Courier New"/>
-          <w:sz w:val="22"/>
-          <w:szCs w:val="22"/>
-        </w:rPr>
-        <w:t xml:space="preserve">VM_MGMT_IP</w:t>
-      </w:r>
-      <w:r>
-        <w:t xml:space="preserve"> to the expected IP so the script knows where to SSH.</w:t>
+        <w:t xml:space="preserve">VLANS</w:t>
+      </w:r>
+      <w:r>
+        <w:t xml:space="preserve"> array. Each entry is a pipe-delimited string with four fields:</w:t>
       </w:r>
     </w:p>
     <w:tbl>
@@ -4082,7 +3916,7 @@
                 <w:sz w:val="18"/>
                 <w:szCs w:val="18"/>
               </w:rPr>
-              <w:t xml:space="preserve">MGMT_MODE="dhcp"</w:t>
+              <w:t xml:space="preserve">VLANS=(</w:t>
             </w:r>
           </w:p>
         </w:tc>
@@ -4117,7 +3951,7 @@
                 <w:sz w:val="18"/>
                 <w:szCs w:val="18"/>
               </w:rPr>
-              <w:t xml:space="preserve">VM_MGMT_IP="10.0.0.50"    # IP your DHCP server assigns (use a reservation)</w:t>
+              <w:t xml:space="preserve">  "PG-VLAN10|192.168.10.100/24|192.168.10.1|Server VLAN"</w:t>
             </w:r>
           </w:p>
         </w:tc>
@@ -4152,7 +3986,77 @@
                 <w:sz w:val="18"/>
                 <w:szCs w:val="18"/>
               </w:rPr>
-              <w:t xml:space="preserve">MGMT_IFACE="ens160"</w:t>
+              <w:t xml:space="preserve">  "PG-VLAN20|192.168.20.100/24|192.168.20.1|User VLAN"</w:t>
+            </w:r>
+          </w:p>
+        </w:tc>
+      </w:tr>
+      <w:tr>
+        <w:tc>
+          <w:tcPr>
+            <w:tcW w:type="dxa" w:w="9360"/>
+            <w:tcBorders>
+              <w:top w:val="none" w:color="FFFFFF" w:sz="0"/>
+              <w:left w:val="none" w:color="FFFFFF" w:sz="0"/>
+              <w:bottom w:val="none" w:color="FFFFFF" w:sz="0"/>
+              <w:right w:val="none" w:color="FFFFFF" w:sz="0"/>
+            </w:tcBorders>
+            <w:shd w:fill="1E1E2E" w:val="clear"/>
+            <w:tcMar>
+              <w:top w:type="dxa" w:w="80"/>
+              <w:left w:type="dxa" w:w="140"/>
+              <w:bottom w:type="dxa" w:w="80"/>
+              <w:right w:type="dxa" w:w="140"/>
+            </w:tcMar>
+          </w:tcPr>
+          <w:p>
+            <w:pPr>
+              <w:spacing w:before="20" w:after="20"/>
+              <w:jc w:val="left"/>
+            </w:pPr>
+            <w:r>
+              <w:rPr>
+                <w:rFonts w:ascii="Courier New" w:cs="Courier New" w:eastAsia="Courier New" w:hAnsi="Courier New"/>
+                <w:color w:val="CDD6F4"/>
+                <w:sz w:val="18"/>
+                <w:szCs w:val="18"/>
+              </w:rPr>
+              <w:t xml:space="preserve">  "PG-VLAN30|192.168.30.100/24|192.168.30.1|DMZ VLAN"</w:t>
+            </w:r>
+          </w:p>
+        </w:tc>
+      </w:tr>
+      <w:tr>
+        <w:tc>
+          <w:tcPr>
+            <w:tcW w:type="dxa" w:w="9360"/>
+            <w:tcBorders>
+              <w:top w:val="none" w:color="FFFFFF" w:sz="0"/>
+              <w:left w:val="none" w:color="FFFFFF" w:sz="0"/>
+              <w:bottom w:val="none" w:color="FFFFFF" w:sz="0"/>
+              <w:right w:val="none" w:color="FFFFFF" w:sz="0"/>
+            </w:tcBorders>
+            <w:shd w:fill="1E1E2E" w:val="clear"/>
+            <w:tcMar>
+              <w:top w:type="dxa" w:w="80"/>
+              <w:left w:type="dxa" w:w="140"/>
+              <w:bottom w:type="dxa" w:w="80"/>
+              <w:right w:type="dxa" w:w="140"/>
+            </w:tcMar>
+          </w:tcPr>
+          <w:p>
+            <w:pPr>
+              <w:spacing w:before="20" w:after="20"/>
+              <w:jc w:val="left"/>
+            </w:pPr>
+            <w:r>
+              <w:rPr>
+                <w:rFonts w:ascii="Courier New" w:cs="Courier New" w:eastAsia="Courier New" w:hAnsi="Courier New"/>
+                <w:color w:val="CDD6F4"/>
+                <w:sz w:val="18"/>
+                <w:szCs w:val="18"/>
+              </w:rPr>
+              <w:t xml:space="preserve">)</w:t>
             </w:r>
           </w:p>
         </w:tc>
@@ -4166,21 +4070,511 @@
         <w:t xml:space="preserve"/>
       </w:r>
     </w:p>
+    <w:tbl>
+      <w:tblPr>
+        <w:tblW w:type="dxa" w:w="9360"/>
+        <w:tblBorders>
+          <w:top w:val="single" w:color="auto" w:sz="4"/>
+          <w:left w:val="single" w:color="auto" w:sz="4"/>
+          <w:bottom w:val="single" w:color="auto" w:sz="4"/>
+          <w:right w:val="single" w:color="auto" w:sz="4"/>
+          <w:insideH w:val="single" w:color="auto" w:sz="4"/>
+          <w:insideV w:val="single" w:color="auto" w:sz="4"/>
+        </w:tblBorders>
+      </w:tblPr>
+      <w:tblGrid>
+        <w:gridCol w:w="1600"/>
+        <w:gridCol w:w="2800"/>
+        <w:gridCol w:w="4960"/>
+      </w:tblGrid>
+      <w:tr>
+        <w:trPr>
+          <w:tblHeader/>
+        </w:trPr>
+        <w:tc>
+          <w:tcPr>
+            <w:tcW w:type="dxa" w:w="1600"/>
+            <w:tcBorders>
+              <w:top w:val="single" w:color="D6DCE4" w:sz="4"/>
+              <w:left w:val="single" w:color="D6DCE4" w:sz="4"/>
+              <w:bottom w:val="single" w:color="D6DCE4" w:sz="4"/>
+              <w:right w:val="single" w:color="D6DCE4" w:sz="4"/>
+            </w:tcBorders>
+            <w:shd w:fill="1F4E79" w:val="clear"/>
+            <w:tcMar>
+              <w:top w:type="dxa" w:w="80"/>
+              <w:left w:type="dxa" w:w="140"/>
+              <w:bottom w:type="dxa" w:w="80"/>
+              <w:right w:type="dxa" w:w="140"/>
+            </w:tcMar>
+          </w:tcPr>
+          <w:p>
+            <w:pPr>
+              <w:spacing w:before="0" w:after="120"/>
+              <w:jc w:val="left"/>
+            </w:pPr>
+            <w:r>
+              <w:rPr>
+                <w:b/>
+                <w:bCs/>
+                <w:color w:val="FFFFFF"/>
+              </w:rPr>
+              <w:t xml:space="preserve">Field</w:t>
+            </w:r>
+          </w:p>
+        </w:tc>
+        <w:tc>
+          <w:tcPr>
+            <w:tcW w:type="dxa" w:w="2800"/>
+            <w:tcBorders>
+              <w:top w:val="single" w:color="D6DCE4" w:sz="4"/>
+              <w:left w:val="single" w:color="D6DCE4" w:sz="4"/>
+              <w:bottom w:val="single" w:color="D6DCE4" w:sz="4"/>
+              <w:right w:val="single" w:color="D6DCE4" w:sz="4"/>
+            </w:tcBorders>
+            <w:shd w:fill="1F4E79" w:val="clear"/>
+            <w:tcMar>
+              <w:top w:type="dxa" w:w="80"/>
+              <w:left w:type="dxa" w:w="140"/>
+              <w:bottom w:type="dxa" w:w="80"/>
+              <w:right w:type="dxa" w:w="140"/>
+            </w:tcMar>
+          </w:tcPr>
+          <w:p>
+            <w:pPr>
+              <w:spacing w:before="0" w:after="120"/>
+              <w:jc w:val="left"/>
+            </w:pPr>
+            <w:r>
+              <w:rPr>
+                <w:b/>
+                <w:bCs/>
+                <w:color w:val="FFFFFF"/>
+              </w:rPr>
+              <w:t xml:space="preserve">Example</w:t>
+            </w:r>
+          </w:p>
+        </w:tc>
+        <w:tc>
+          <w:tcPr>
+            <w:tcW w:type="dxa" w:w="4960"/>
+            <w:tcBorders>
+              <w:top w:val="single" w:color="D6DCE4" w:sz="4"/>
+              <w:left w:val="single" w:color="D6DCE4" w:sz="4"/>
+              <w:bottom w:val="single" w:color="D6DCE4" w:sz="4"/>
+              <w:right w:val="single" w:color="D6DCE4" w:sz="4"/>
+            </w:tcBorders>
+            <w:shd w:fill="1F4E79" w:val="clear"/>
+            <w:tcMar>
+              <w:top w:type="dxa" w:w="80"/>
+              <w:left w:type="dxa" w:w="140"/>
+              <w:bottom w:type="dxa" w:w="80"/>
+              <w:right w:type="dxa" w:w="140"/>
+            </w:tcMar>
+          </w:tcPr>
+          <w:p>
+            <w:pPr>
+              <w:spacing w:before="0" w:after="120"/>
+              <w:jc w:val="left"/>
+            </w:pPr>
+            <w:r>
+              <w:rPr>
+                <w:b/>
+                <w:bCs/>
+                <w:color w:val="FFFFFF"/>
+              </w:rPr>
+              <w:t xml:space="preserve">Notes</w:t>
+            </w:r>
+          </w:p>
+        </w:tc>
+      </w:tr>
+      <w:tr>
+        <w:tc>
+          <w:tcPr>
+            <w:tcW w:type="dxa" w:w="1600"/>
+            <w:tcBorders>
+              <w:top w:val="single" w:color="D6DCE4" w:sz="4"/>
+              <w:left w:val="single" w:color="D6DCE4" w:sz="4"/>
+              <w:bottom w:val="single" w:color="D6DCE4" w:sz="4"/>
+              <w:right w:val="single" w:color="D6DCE4" w:sz="4"/>
+            </w:tcBorders>
+            <w:shd w:fill="F2F5F9" w:val="clear"/>
+            <w:tcMar>
+              <w:top w:type="dxa" w:w="80"/>
+              <w:left w:type="dxa" w:w="140"/>
+              <w:bottom w:type="dxa" w:w="80"/>
+              <w:right w:type="dxa" w:w="140"/>
+            </w:tcMar>
+          </w:tcPr>
+          <w:p>
+            <w:pPr>
+              <w:spacing w:before="0" w:after="120"/>
+              <w:jc w:val="left"/>
+            </w:pPr>
+            <w:r>
+              <w:rPr>
+                <w:b/>
+                <w:bCs/>
+              </w:rPr>
+              <w:t xml:space="preserve">Port Group</w:t>
+            </w:r>
+          </w:p>
+        </w:tc>
+        <w:tc>
+          <w:tcPr>
+            <w:tcW w:type="dxa" w:w="2800"/>
+            <w:tcBorders>
+              <w:top w:val="single" w:color="D6DCE4" w:sz="4"/>
+              <w:left w:val="single" w:color="D6DCE4" w:sz="4"/>
+              <w:bottom w:val="single" w:color="D6DCE4" w:sz="4"/>
+              <w:right w:val="single" w:color="D6DCE4" w:sz="4"/>
+            </w:tcBorders>
+            <w:tcMar>
+              <w:top w:type="dxa" w:w="80"/>
+              <w:left w:type="dxa" w:w="140"/>
+              <w:bottom w:type="dxa" w:w="80"/>
+              <w:right w:type="dxa" w:w="140"/>
+            </w:tcMar>
+          </w:tcPr>
+          <w:p>
+            <w:pPr>
+              <w:spacing w:before="0" w:after="120"/>
+              <w:jc w:val="left"/>
+            </w:pPr>
+            <w:r>
+              <w:rPr>
+                <w:rFonts w:ascii="Courier New" w:cs="Courier New" w:eastAsia="Courier New" w:hAnsi="Courier New"/>
+                <w:sz w:val="19"/>
+                <w:szCs w:val="19"/>
+              </w:rPr>
+              <w:t xml:space="preserve">PG-VLAN10</w:t>
+            </w:r>
+          </w:p>
+        </w:tc>
+        <w:tc>
+          <w:tcPr>
+            <w:tcW w:type="dxa" w:w="4960"/>
+            <w:tcBorders>
+              <w:top w:val="single" w:color="D6DCE4" w:sz="4"/>
+              <w:left w:val="single" w:color="D6DCE4" w:sz="4"/>
+              <w:bottom w:val="single" w:color="D6DCE4" w:sz="4"/>
+              <w:right w:val="single" w:color="D6DCE4" w:sz="4"/>
+            </w:tcBorders>
+            <w:tcMar>
+              <w:top w:type="dxa" w:w="80"/>
+              <w:left w:type="dxa" w:w="140"/>
+              <w:bottom w:type="dxa" w:w="80"/>
+              <w:right w:type="dxa" w:w="140"/>
+            </w:tcMar>
+          </w:tcPr>
+          <w:p>
+            <w:pPr>
+              <w:spacing w:before="0" w:after="120"/>
+              <w:jc w:val="left"/>
+            </w:pPr>
+            <w:r>
+              <w:t xml:space="preserve">Exact port group name from vCenter</w:t>
+            </w:r>
+          </w:p>
+        </w:tc>
+      </w:tr>
+      <w:tr>
+        <w:tc>
+          <w:tcPr>
+            <w:tcW w:type="dxa" w:w="1600"/>
+            <w:tcBorders>
+              <w:top w:val="single" w:color="D6DCE4" w:sz="4"/>
+              <w:left w:val="single" w:color="D6DCE4" w:sz="4"/>
+              <w:bottom w:val="single" w:color="D6DCE4" w:sz="4"/>
+              <w:right w:val="single" w:color="D6DCE4" w:sz="4"/>
+            </w:tcBorders>
+            <w:shd w:fill="F2F5F9" w:val="clear"/>
+            <w:tcMar>
+              <w:top w:type="dxa" w:w="80"/>
+              <w:left w:type="dxa" w:w="140"/>
+              <w:bottom w:type="dxa" w:w="80"/>
+              <w:right w:type="dxa" w:w="140"/>
+            </w:tcMar>
+          </w:tcPr>
+          <w:p>
+            <w:pPr>
+              <w:spacing w:before="0" w:after="120"/>
+              <w:jc w:val="left"/>
+            </w:pPr>
+            <w:r>
+              <w:rPr>
+                <w:b/>
+                <w:bCs/>
+              </w:rPr>
+              <w:t xml:space="preserve">IP/Prefix</w:t>
+            </w:r>
+          </w:p>
+        </w:tc>
+        <w:tc>
+          <w:tcPr>
+            <w:tcW w:type="dxa" w:w="2800"/>
+            <w:tcBorders>
+              <w:top w:val="single" w:color="D6DCE4" w:sz="4"/>
+              <w:left w:val="single" w:color="D6DCE4" w:sz="4"/>
+              <w:bottom w:val="single" w:color="D6DCE4" w:sz="4"/>
+              <w:right w:val="single" w:color="D6DCE4" w:sz="4"/>
+            </w:tcBorders>
+            <w:tcMar>
+              <w:top w:type="dxa" w:w="80"/>
+              <w:left w:type="dxa" w:w="140"/>
+              <w:bottom w:type="dxa" w:w="80"/>
+              <w:right w:type="dxa" w:w="140"/>
+            </w:tcMar>
+          </w:tcPr>
+          <w:p>
+            <w:pPr>
+              <w:spacing w:before="0" w:after="120"/>
+              <w:jc w:val="left"/>
+            </w:pPr>
+            <w:r>
+              <w:rPr>
+                <w:rFonts w:ascii="Courier New" w:cs="Courier New" w:eastAsia="Courier New" w:hAnsi="Courier New"/>
+                <w:sz w:val="19"/>
+                <w:szCs w:val="19"/>
+              </w:rPr>
+              <w:t xml:space="preserve">192.168.10.100/24</w:t>
+            </w:r>
+          </w:p>
+        </w:tc>
+        <w:tc>
+          <w:tcPr>
+            <w:tcW w:type="dxa" w:w="4960"/>
+            <w:tcBorders>
+              <w:top w:val="single" w:color="D6DCE4" w:sz="4"/>
+              <w:left w:val="single" w:color="D6DCE4" w:sz="4"/>
+              <w:bottom w:val="single" w:color="D6DCE4" w:sz="4"/>
+              <w:right w:val="single" w:color="D6DCE4" w:sz="4"/>
+            </w:tcBorders>
+            <w:tcMar>
+              <w:top w:type="dxa" w:w="80"/>
+              <w:left w:type="dxa" w:w="140"/>
+              <w:bottom w:type="dxa" w:w="80"/>
+              <w:right w:type="dxa" w:w="140"/>
+            </w:tcMar>
+          </w:tcPr>
+          <w:p>
+            <w:pPr>
+              <w:spacing w:before="0" w:after="120"/>
+              <w:jc w:val="left"/>
+            </w:pPr>
+            <w:r>
+              <w:t xml:space="preserve">Static IP to assign on the test NIC for this VLAN</w:t>
+            </w:r>
+          </w:p>
+        </w:tc>
+      </w:tr>
+      <w:tr>
+        <w:tc>
+          <w:tcPr>
+            <w:tcW w:type="dxa" w:w="1600"/>
+            <w:tcBorders>
+              <w:top w:val="single" w:color="D6DCE4" w:sz="4"/>
+              <w:left w:val="single" w:color="D6DCE4" w:sz="4"/>
+              <w:bottom w:val="single" w:color="D6DCE4" w:sz="4"/>
+              <w:right w:val="single" w:color="D6DCE4" w:sz="4"/>
+            </w:tcBorders>
+            <w:shd w:fill="F2F5F9" w:val="clear"/>
+            <w:tcMar>
+              <w:top w:type="dxa" w:w="80"/>
+              <w:left w:type="dxa" w:w="140"/>
+              <w:bottom w:type="dxa" w:w="80"/>
+              <w:right w:type="dxa" w:w="140"/>
+            </w:tcMar>
+          </w:tcPr>
+          <w:p>
+            <w:pPr>
+              <w:spacing w:before="0" w:after="120"/>
+              <w:jc w:val="left"/>
+            </w:pPr>
+            <w:r>
+              <w:rPr>
+                <w:b/>
+                <w:bCs/>
+              </w:rPr>
+              <w:t xml:space="preserve">Gateway</w:t>
+            </w:r>
+          </w:p>
+        </w:tc>
+        <w:tc>
+          <w:tcPr>
+            <w:tcW w:type="dxa" w:w="2800"/>
+            <w:tcBorders>
+              <w:top w:val="single" w:color="D6DCE4" w:sz="4"/>
+              <w:left w:val="single" w:color="D6DCE4" w:sz="4"/>
+              <w:bottom w:val="single" w:color="D6DCE4" w:sz="4"/>
+              <w:right w:val="single" w:color="D6DCE4" w:sz="4"/>
+            </w:tcBorders>
+            <w:tcMar>
+              <w:top w:type="dxa" w:w="80"/>
+              <w:left w:type="dxa" w:w="140"/>
+              <w:bottom w:type="dxa" w:w="80"/>
+              <w:right w:type="dxa" w:w="140"/>
+            </w:tcMar>
+          </w:tcPr>
+          <w:p>
+            <w:pPr>
+              <w:spacing w:before="0" w:after="120"/>
+              <w:jc w:val="left"/>
+            </w:pPr>
+            <w:r>
+              <w:rPr>
+                <w:rFonts w:ascii="Courier New" w:cs="Courier New" w:eastAsia="Courier New" w:hAnsi="Courier New"/>
+                <w:sz w:val="19"/>
+                <w:szCs w:val="19"/>
+              </w:rPr>
+              <w:t xml:space="preserve">192.168.10.1</w:t>
+            </w:r>
+          </w:p>
+        </w:tc>
+        <w:tc>
+          <w:tcPr>
+            <w:tcW w:type="dxa" w:w="4960"/>
+            <w:tcBorders>
+              <w:top w:val="single" w:color="D6DCE4" w:sz="4"/>
+              <w:left w:val="single" w:color="D6DCE4" w:sz="4"/>
+              <w:bottom w:val="single" w:color="D6DCE4" w:sz="4"/>
+              <w:right w:val="single" w:color="D6DCE4" w:sz="4"/>
+            </w:tcBorders>
+            <w:tcMar>
+              <w:top w:type="dxa" w:w="80"/>
+              <w:left w:type="dxa" w:w="140"/>
+              <w:bottom w:type="dxa" w:w="80"/>
+              <w:right w:type="dxa" w:w="140"/>
+            </w:tcMar>
+          </w:tcPr>
+          <w:p>
+            <w:pPr>
+              <w:spacing w:before="0" w:after="120"/>
+              <w:jc w:val="left"/>
+            </w:pPr>
+            <w:r>
+              <w:t xml:space="preserve">Default gateway for this VLAN — also used as ping and port-scan target</w:t>
+            </w:r>
+          </w:p>
+        </w:tc>
+      </w:tr>
+      <w:tr>
+        <w:tc>
+          <w:tcPr>
+            <w:tcW w:type="dxa" w:w="1600"/>
+            <w:tcBorders>
+              <w:top w:val="single" w:color="D6DCE4" w:sz="4"/>
+              <w:left w:val="single" w:color="D6DCE4" w:sz="4"/>
+              <w:bottom w:val="single" w:color="D6DCE4" w:sz="4"/>
+              <w:right w:val="single" w:color="D6DCE4" w:sz="4"/>
+            </w:tcBorders>
+            <w:shd w:fill="F2F5F9" w:val="clear"/>
+            <w:tcMar>
+              <w:top w:type="dxa" w:w="80"/>
+              <w:left w:type="dxa" w:w="140"/>
+              <w:bottom w:type="dxa" w:w="80"/>
+              <w:right w:type="dxa" w:w="140"/>
+            </w:tcMar>
+          </w:tcPr>
+          <w:p>
+            <w:pPr>
+              <w:spacing w:before="0" w:after="120"/>
+              <w:jc w:val="left"/>
+            </w:pPr>
+            <w:r>
+              <w:rPr>
+                <w:b/>
+                <w:bCs/>
+              </w:rPr>
+              <w:t xml:space="preserve">Description</w:t>
+            </w:r>
+          </w:p>
+        </w:tc>
+        <w:tc>
+          <w:tcPr>
+            <w:tcW w:type="dxa" w:w="2800"/>
+            <w:tcBorders>
+              <w:top w:val="single" w:color="D6DCE4" w:sz="4"/>
+              <w:left w:val="single" w:color="D6DCE4" w:sz="4"/>
+              <w:bottom w:val="single" w:color="D6DCE4" w:sz="4"/>
+              <w:right w:val="single" w:color="D6DCE4" w:sz="4"/>
+            </w:tcBorders>
+            <w:tcMar>
+              <w:top w:type="dxa" w:w="80"/>
+              <w:left w:type="dxa" w:w="140"/>
+              <w:bottom w:type="dxa" w:w="80"/>
+              <w:right w:type="dxa" w:w="140"/>
+            </w:tcMar>
+          </w:tcPr>
+          <w:p>
+            <w:pPr>
+              <w:spacing w:before="0" w:after="120"/>
+              <w:jc w:val="left"/>
+            </w:pPr>
+            <w:r>
+              <w:rPr>
+                <w:rFonts w:ascii="Courier New" w:cs="Courier New" w:eastAsia="Courier New" w:hAnsi="Courier New"/>
+                <w:sz w:val="19"/>
+                <w:szCs w:val="19"/>
+              </w:rPr>
+              <w:t xml:space="preserve">Server VLAN</w:t>
+            </w:r>
+          </w:p>
+        </w:tc>
+        <w:tc>
+          <w:tcPr>
+            <w:tcW w:type="dxa" w:w="4960"/>
+            <w:tcBorders>
+              <w:top w:val="single" w:color="D6DCE4" w:sz="4"/>
+              <w:left w:val="single" w:color="D6DCE4" w:sz="4"/>
+              <w:bottom w:val="single" w:color="D6DCE4" w:sz="4"/>
+              <w:right w:val="single" w:color="D6DCE4" w:sz="4"/>
+            </w:tcBorders>
+            <w:tcMar>
+              <w:top w:type="dxa" w:w="80"/>
+              <w:left w:type="dxa" w:w="140"/>
+              <w:bottom w:type="dxa" w:w="80"/>
+              <w:right w:type="dxa" w:w="140"/>
+            </w:tcMar>
+          </w:tcPr>
+          <w:p>
+            <w:pPr>
+              <w:spacing w:before="0" w:after="120"/>
+              <w:jc w:val="left"/>
+            </w:pPr>
+            <w:r>
+              <w:t xml:space="preserve">Free-text label shown in terminal output and the HTML report</w:t>
+            </w:r>
+          </w:p>
+        </w:tc>
+      </w:tr>
+    </w:tbl>
     <w:p>
       <w:pPr>
-        <w:pStyle w:val="Heading3"/>
-        <w:spacing w:before="200" w:after="80"/>
+        <w:spacing w:before="160" w:after="0"/>
+      </w:pPr>
+      <w:r>
+        <w:t xml:space="preserve"/>
+      </w:r>
+    </w:p>
+    <w:p>
+      <w:pPr>
+        <w:pStyle w:val="Heading2"/>
+        <w:pBdr>
+          <w:bottom w:val="single" w:color="2E75B6" w:sz="4"/>
+        </w:pBdr>
+        <w:spacing w:before="280" w:after="120"/>
       </w:pPr>
       <w:r>
         <w:rPr>
           <w:rFonts w:ascii="Calibri" w:cs="Calibri" w:eastAsia="Calibri" w:hAnsi="Calibri"/>
           <w:b/>
           <w:bCs/>
-          <w:color w:val="2E75B6"/>
-          <w:sz w:val="24"/>
-          <w:szCs w:val="24"/>
+          <w:color w:val="1F4E79"/>
+          <w:sz w:val="28"/>
+          <w:szCs w:val="28"/>
         </w:rPr>
-        <w:t xml:space="preserve">Static mode</w:t>
+        <w:t xml:space="preserve">Extra ping targets (optional)</w:t>
       </w:r>
     </w:p>
     <w:p>
@@ -4189,7 +4583,7 @@
         <w:jc w:val="left"/>
       </w:pPr>
       <w:r>
-        <w:t xml:space="preserve">Set </w:t>
+        <w:t xml:space="preserve">To ping additional hosts beyond the gateway, add entries to the </w:t>
       </w:r>
       <w:r>
         <w:rPr>
@@ -4197,32 +4591,10 @@
           <w:sz w:val="22"/>
           <w:szCs w:val="22"/>
         </w:rPr>
-        <w:t xml:space="preserve">MGMT_MODE="static"</w:t>
-      </w:r>
-      <w:r>
-        <w:t xml:space="preserve"> when the management NIC uses a fixed IP. The script will configure the interface directly via SSH before the test loop starts. Make sure </w:t>
-      </w:r>
-      <w:r>
-        <w:rPr>
-          <w:rFonts w:ascii="Courier New" w:cs="Courier New" w:eastAsia="Courier New" w:hAnsi="Courier New"/>
-          <w:sz w:val="22"/>
-          <w:szCs w:val="22"/>
-        </w:rPr>
-        <w:t xml:space="preserve">VM_MGMT_IP</w:t>
-      </w:r>
-      <w:r>
-        <w:t xml:space="preserve"> matches the host part of </w:t>
-      </w:r>
-      <w:r>
-        <w:rPr>
-          <w:rFonts w:ascii="Courier New" w:cs="Courier New" w:eastAsia="Courier New" w:hAnsi="Courier New"/>
-          <w:sz w:val="22"/>
-          <w:szCs w:val="22"/>
-        </w:rPr>
-        <w:t xml:space="preserve">MGMT_STATIC_IP</w:t>
-      </w:r>
-      <w:r>
-        <w:t xml:space="preserve">.</w:t>
+        <w:t xml:space="preserve">EXTRA_PING</w:t>
+      </w:r>
+      <w:r>
+        <w:t xml:space="preserve"> array:</w:t>
       </w:r>
     </w:p>
     <w:tbl>
@@ -4276,7 +4648,7 @@
                 <w:sz w:val="18"/>
                 <w:szCs w:val="18"/>
               </w:rPr>
-              <w:t xml:space="preserve">MGMT_MODE="static"</w:t>
+              <w:t xml:space="preserve">EXTRA_PING=(</w:t>
             </w:r>
           </w:p>
         </w:tc>
@@ -4311,7 +4683,7 @@
                 <w:sz w:val="18"/>
                 <w:szCs w:val="18"/>
               </w:rPr>
-              <w:t xml:space="preserve">VM_MGMT_IP="10.0.0.50"</w:t>
+              <w:t xml:space="preserve">  "PG-VLAN10|192.168.10.10 192.168.10.20"</w:t>
             </w:r>
           </w:p>
         </w:tc>
@@ -4346,7 +4718,7 @@
                 <w:sz w:val="18"/>
                 <w:szCs w:val="18"/>
               </w:rPr>
-              <w:t xml:space="preserve">MGMT_IFACE="ens160"</w:t>
+              <w:t xml:space="preserve">  "PG-VLAN20|192.168.20.10"</w:t>
             </w:r>
           </w:p>
         </w:tc>
@@ -4381,77 +4753,7 @@
                 <w:sz w:val="18"/>
                 <w:szCs w:val="18"/>
               </w:rPr>
-              <w:t xml:space="preserve">MGMT_STATIC_IP="10.0.0.50/24"</w:t>
-            </w:r>
-          </w:p>
-        </w:tc>
-      </w:tr>
-      <w:tr>
-        <w:tc>
-          <w:tcPr>
-            <w:tcW w:type="dxa" w:w="9360"/>
-            <w:tcBorders>
-              <w:top w:val="none" w:color="FFFFFF" w:sz="0"/>
-              <w:left w:val="none" w:color="FFFFFF" w:sz="0"/>
-              <w:bottom w:val="none" w:color="FFFFFF" w:sz="0"/>
-              <w:right w:val="none" w:color="FFFFFF" w:sz="0"/>
-            </w:tcBorders>
-            <w:shd w:fill="1E1E2E" w:val="clear"/>
-            <w:tcMar>
-              <w:top w:type="dxa" w:w="80"/>
-              <w:left w:type="dxa" w:w="140"/>
-              <w:bottom w:type="dxa" w:w="80"/>
-              <w:right w:type="dxa" w:w="140"/>
-            </w:tcMar>
-          </w:tcPr>
-          <w:p>
-            <w:pPr>
-              <w:spacing w:before="20" w:after="20"/>
-              <w:jc w:val="left"/>
-            </w:pPr>
-            <w:r>
-              <w:rPr>
-                <w:rFonts w:ascii="Courier New" w:cs="Courier New" w:eastAsia="Courier New" w:hAnsi="Courier New"/>
-                <w:color w:val="CDD6F4"/>
-                <w:sz w:val="18"/>
-                <w:szCs w:val="18"/>
-              </w:rPr>
-              <w:t xml:space="preserve">MGMT_STATIC_GW="10.0.0.1"</w:t>
-            </w:r>
-          </w:p>
-        </w:tc>
-      </w:tr>
-      <w:tr>
-        <w:tc>
-          <w:tcPr>
-            <w:tcW w:type="dxa" w:w="9360"/>
-            <w:tcBorders>
-              <w:top w:val="none" w:color="FFFFFF" w:sz="0"/>
-              <w:left w:val="none" w:color="FFFFFF" w:sz="0"/>
-              <w:bottom w:val="none" w:color="FFFFFF" w:sz="0"/>
-              <w:right w:val="none" w:color="FFFFFF" w:sz="0"/>
-            </w:tcBorders>
-            <w:shd w:fill="1E1E2E" w:val="clear"/>
-            <w:tcMar>
-              <w:top w:type="dxa" w:w="80"/>
-              <w:left w:type="dxa" w:w="140"/>
-              <w:bottom w:type="dxa" w:w="80"/>
-              <w:right w:type="dxa" w:w="140"/>
-            </w:tcMar>
-          </w:tcPr>
-          <w:p>
-            <w:pPr>
-              <w:spacing w:before="20" w:after="20"/>
-              <w:jc w:val="left"/>
-            </w:pPr>
-            <w:r>
-              <w:rPr>
-                <w:rFonts w:ascii="Courier New" w:cs="Courier New" w:eastAsia="Courier New" w:hAnsi="Courier New"/>
-                <w:color w:val="CDD6F4"/>
-                <w:sz w:val="18"/>
-                <w:szCs w:val="18"/>
-              </w:rPr>
-              <w:t xml:space="preserve">MGMT_STATIC_DNS="8.8.8.8"</w:t>
+              <w:t xml:space="preserve">)</w:t>
             </w:r>
           </w:p>
         </w:tc>
@@ -4459,10 +4761,11 @@
     </w:tbl>
     <w:p>
       <w:pPr>
-        <w:spacing w:before="160" w:after="0"/>
-      </w:pPr>
-      <w:r>
-        <w:t xml:space="preserve"/>
+        <w:spacing w:before="0" w:after="160"/>
+        <w:jc w:val="left"/>
+      </w:pPr>
+      <w:r>
+        <w:t xml:space="preserve">The port group name must match exactly. Multiple IPs are space-separated.</w:t>
       </w:r>
     </w:p>
     <w:p>
@@ -4482,450 +4785,16 @@
           <w:sz w:val="28"/>
           <w:szCs w:val="28"/>
         </w:rPr>
-        <w:t xml:space="preserve">DNS and HTTP defaults</w:t>
-      </w:r>
-    </w:p>
-    <w:tbl>
-      <w:tblPr>
-        <w:tblW w:type="dxa" w:w="9360"/>
-        <w:tblBorders>
-          <w:top w:val="single" w:color="auto" w:sz="4"/>
-          <w:left w:val="single" w:color="auto" w:sz="4"/>
-          <w:bottom w:val="single" w:color="auto" w:sz="4"/>
-          <w:right w:val="single" w:color="auto" w:sz="4"/>
-          <w:insideH w:val="single" w:color="auto" w:sz="4"/>
-          <w:insideV w:val="single" w:color="auto" w:sz="4"/>
-        </w:tblBorders>
-      </w:tblPr>
-      <w:tblGrid>
-        <w:gridCol w:w="2400"/>
-        <w:gridCol w:w="2800"/>
-        <w:gridCol w:w="3160"/>
-        <w:gridCol w:w="1000"/>
-      </w:tblGrid>
-      <w:tr>
-        <w:trPr>
-          <w:tblHeader/>
-        </w:trPr>
-        <w:tc>
-          <w:tcPr>
-            <w:tcW w:type="dxa" w:w="2400"/>
-            <w:tcBorders>
-              <w:top w:val="single" w:color="D6DCE4" w:sz="4"/>
-              <w:left w:val="single" w:color="D6DCE4" w:sz="4"/>
-              <w:bottom w:val="single" w:color="D6DCE4" w:sz="4"/>
-              <w:right w:val="single" w:color="D6DCE4" w:sz="4"/>
-            </w:tcBorders>
-            <w:shd w:fill="1F4E79" w:val="clear"/>
-            <w:tcMar>
-              <w:top w:type="dxa" w:w="80"/>
-              <w:left w:type="dxa" w:w="140"/>
-              <w:bottom w:type="dxa" w:w="80"/>
-              <w:right w:type="dxa" w:w="140"/>
-            </w:tcMar>
-          </w:tcPr>
-          <w:p>
-            <w:pPr>
-              <w:spacing w:before="0" w:after="120"/>
-              <w:jc w:val="left"/>
-            </w:pPr>
-            <w:r>
-              <w:rPr>
-                <w:b/>
-                <w:bCs/>
-                <w:color w:val="FFFFFF"/>
-              </w:rPr>
-              <w:t xml:space="preserve">Variable</w:t>
-            </w:r>
-          </w:p>
-        </w:tc>
-        <w:tc>
-          <w:tcPr>
-            <w:tcW w:type="dxa" w:w="2800"/>
-            <w:tcBorders>
-              <w:top w:val="single" w:color="D6DCE4" w:sz="4"/>
-              <w:left w:val="single" w:color="D6DCE4" w:sz="4"/>
-              <w:bottom w:val="single" w:color="D6DCE4" w:sz="4"/>
-              <w:right w:val="single" w:color="D6DCE4" w:sz="4"/>
-            </w:tcBorders>
-            <w:shd w:fill="1F4E79" w:val="clear"/>
-            <w:tcMar>
-              <w:top w:type="dxa" w:w="80"/>
-              <w:left w:type="dxa" w:w="140"/>
-              <w:bottom w:type="dxa" w:w="80"/>
-              <w:right w:type="dxa" w:w="140"/>
-            </w:tcMar>
-          </w:tcPr>
-          <w:p>
-            <w:pPr>
-              <w:spacing w:before="0" w:after="120"/>
-              <w:jc w:val="left"/>
-            </w:pPr>
-            <w:r>
-              <w:rPr>
-                <w:b/>
-                <w:bCs/>
-                <w:color w:val="FFFFFF"/>
-              </w:rPr>
-              <w:t xml:space="preserve">Example</w:t>
-            </w:r>
-          </w:p>
-        </w:tc>
-        <w:tc>
-          <w:tcPr>
-            <w:tcW w:type="dxa" w:w="3160"/>
-            <w:tcBorders>
-              <w:top w:val="single" w:color="D6DCE4" w:sz="4"/>
-              <w:left w:val="single" w:color="D6DCE4" w:sz="4"/>
-              <w:bottom w:val="single" w:color="D6DCE4" w:sz="4"/>
-              <w:right w:val="single" w:color="D6DCE4" w:sz="4"/>
-            </w:tcBorders>
-            <w:shd w:fill="1F4E79" w:val="clear"/>
-            <w:tcMar>
-              <w:top w:type="dxa" w:w="80"/>
-              <w:left w:type="dxa" w:w="140"/>
-              <w:bottom w:type="dxa" w:w="80"/>
-              <w:right w:type="dxa" w:w="140"/>
-            </w:tcMar>
-          </w:tcPr>
-          <w:p>
-            <w:pPr>
-              <w:spacing w:before="0" w:after="120"/>
-              <w:jc w:val="left"/>
-            </w:pPr>
-            <w:r>
-              <w:rPr>
-                <w:b/>
-                <w:bCs/>
-                <w:color w:val="FFFFFF"/>
-              </w:rPr>
-              <w:t xml:space="preserve">Description</w:t>
-            </w:r>
-          </w:p>
-        </w:tc>
-        <w:tc>
-          <w:tcPr>
-            <w:tcW w:type="dxa" w:w="1000"/>
-            <w:tcBorders>
-              <w:top w:val="single" w:color="D6DCE4" w:sz="4"/>
-              <w:left w:val="single" w:color="D6DCE4" w:sz="4"/>
-              <w:bottom w:val="single" w:color="D6DCE4" w:sz="4"/>
-              <w:right w:val="single" w:color="D6DCE4" w:sz="4"/>
-            </w:tcBorders>
-            <w:shd w:fill="1F4E79" w:val="clear"/>
-            <w:tcMar>
-              <w:top w:type="dxa" w:w="80"/>
-              <w:left w:type="dxa" w:w="140"/>
-              <w:bottom w:type="dxa" w:w="80"/>
-              <w:right w:type="dxa" w:w="140"/>
-            </w:tcMar>
-          </w:tcPr>
-          <w:p>
-            <w:pPr>
-              <w:spacing w:before="0" w:after="120"/>
-              <w:jc w:val="left"/>
-            </w:pPr>
-            <w:r>
-              <w:rPr>
-                <w:b/>
-                <w:bCs/>
-                <w:color w:val="FFFFFF"/>
-              </w:rPr>
-              <w:t xml:space="preserve">Required</w:t>
-            </w:r>
-          </w:p>
-        </w:tc>
-      </w:tr>
-      <w:tr>
-        <w:tc>
-          <w:tcPr>
-            <w:tcW w:type="dxa" w:w="2400"/>
-            <w:tcBorders>
-              <w:top w:val="single" w:color="D6DCE4" w:sz="4"/>
-              <w:left w:val="single" w:color="D6DCE4" w:sz="4"/>
-              <w:bottom w:val="single" w:color="D6DCE4" w:sz="4"/>
-              <w:right w:val="single" w:color="D6DCE4" w:sz="4"/>
-            </w:tcBorders>
-            <w:shd w:fill="F2F5F9" w:val="clear"/>
-            <w:tcMar>
-              <w:top w:type="dxa" w:w="80"/>
-              <w:left w:type="dxa" w:w="140"/>
-              <w:bottom w:type="dxa" w:w="80"/>
-              <w:right w:type="dxa" w:w="140"/>
-            </w:tcMar>
-          </w:tcPr>
-          <w:p>
-            <w:pPr>
-              <w:spacing w:before="0" w:after="120"/>
-              <w:jc w:val="left"/>
-            </w:pPr>
-            <w:r>
-              <w:rPr>
-                <w:rFonts w:ascii="Courier New" w:cs="Courier New" w:eastAsia="Courier New" w:hAnsi="Courier New"/>
-                <w:b/>
-                <w:bCs/>
-                <w:color w:val="2E75B6"/>
-                <w:sz w:val="18"/>
-                <w:szCs w:val="18"/>
-              </w:rPr>
-              <w:t xml:space="preserve">DNS_SERVER</w:t>
-            </w:r>
-          </w:p>
-        </w:tc>
-        <w:tc>
-          <w:tcPr>
-            <w:tcW w:type="dxa" w:w="2800"/>
-            <w:tcBorders>
-              <w:top w:val="single" w:color="D6DCE4" w:sz="4"/>
-              <w:left w:val="single" w:color="D6DCE4" w:sz="4"/>
-              <w:bottom w:val="single" w:color="D6DCE4" w:sz="4"/>
-              <w:right w:val="single" w:color="D6DCE4" w:sz="4"/>
-            </w:tcBorders>
-            <w:tcMar>
-              <w:top w:type="dxa" w:w="80"/>
-              <w:left w:type="dxa" w:w="140"/>
-              <w:bottom w:type="dxa" w:w="80"/>
-              <w:right w:type="dxa" w:w="140"/>
-            </w:tcMar>
-          </w:tcPr>
-          <w:p>
-            <w:pPr>
-              <w:spacing w:before="0" w:after="120"/>
-              <w:jc w:val="left"/>
-            </w:pPr>
-            <w:r>
-              <w:rPr>
-                <w:rFonts w:ascii="Courier New" w:cs="Courier New" w:eastAsia="Courier New" w:hAnsi="Courier New"/>
-                <w:color w:val="1A1A2E"/>
-                <w:sz w:val="17"/>
-                <w:szCs w:val="17"/>
-              </w:rPr>
-              <w:t xml:space="preserve">8.8.8.8</w:t>
-            </w:r>
-          </w:p>
-        </w:tc>
-        <w:tc>
-          <w:tcPr>
-            <w:tcW w:type="dxa" w:w="3160"/>
-            <w:tcBorders>
-              <w:top w:val="single" w:color="D6DCE4" w:sz="4"/>
-              <w:left w:val="single" w:color="D6DCE4" w:sz="4"/>
-              <w:bottom w:val="single" w:color="D6DCE4" w:sz="4"/>
-              <w:right w:val="single" w:color="D6DCE4" w:sz="4"/>
-            </w:tcBorders>
-            <w:tcMar>
-              <w:top w:type="dxa" w:w="80"/>
-              <w:left w:type="dxa" w:w="140"/>
-              <w:bottom w:type="dxa" w:w="80"/>
-              <w:right w:type="dxa" w:w="140"/>
-            </w:tcMar>
-          </w:tcPr>
-          <w:p>
-            <w:pPr>
-              <w:spacing w:before="0" w:after="120"/>
-              <w:jc w:val="left"/>
-            </w:pPr>
-            <w:r>
-              <w:t xml:space="preserve">DNS server to query during DNS tests</w:t>
-            </w:r>
-          </w:p>
-        </w:tc>
-        <w:tc>
-          <w:tcPr>
-            <w:tcW w:type="dxa" w:w="1000"/>
-            <w:tcBorders>
-              <w:top w:val="single" w:color="D6DCE4" w:sz="4"/>
-              <w:left w:val="single" w:color="D6DCE4" w:sz="4"/>
-              <w:bottom w:val="single" w:color="D6DCE4" w:sz="4"/>
-              <w:right w:val="single" w:color="D6DCE4" w:sz="4"/>
-            </w:tcBorders>
-            <w:shd w:fill="E2EFDA" w:val="clear"/>
-            <w:tcMar>
-              <w:top w:type="dxa" w:w="80"/>
-              <w:left w:type="dxa" w:w="140"/>
-              <w:bottom w:type="dxa" w:w="80"/>
-              <w:right w:type="dxa" w:w="140"/>
-            </w:tcMar>
-          </w:tcPr>
-          <w:p>
-            <w:pPr>
-              <w:spacing w:before="0" w:after="120"/>
-              <w:jc w:val="left"/>
-            </w:pPr>
-            <w:r>
-              <w:rPr>
-                <w:b/>
-                <w:bCs/>
-                <w:color w:val="375623"/>
-              </w:rPr>
-              <w:t xml:space="preserve">No</w:t>
-            </w:r>
-          </w:p>
-        </w:tc>
-      </w:tr>
-      <w:tr>
-        <w:tc>
-          <w:tcPr>
-            <w:tcW w:type="dxa" w:w="2400"/>
-            <w:tcBorders>
-              <w:top w:val="single" w:color="D6DCE4" w:sz="4"/>
-              <w:left w:val="single" w:color="D6DCE4" w:sz="4"/>
-              <w:bottom w:val="single" w:color="D6DCE4" w:sz="4"/>
-              <w:right w:val="single" w:color="D6DCE4" w:sz="4"/>
-            </w:tcBorders>
-            <w:shd w:fill="F2F5F9" w:val="clear"/>
-            <w:tcMar>
-              <w:top w:type="dxa" w:w="80"/>
-              <w:left w:type="dxa" w:w="140"/>
-              <w:bottom w:type="dxa" w:w="80"/>
-              <w:right w:type="dxa" w:w="140"/>
-            </w:tcMar>
-          </w:tcPr>
-          <w:p>
-            <w:pPr>
-              <w:spacing w:before="0" w:after="120"/>
-              <w:jc w:val="left"/>
-            </w:pPr>
-            <w:r>
-              <w:rPr>
-                <w:rFonts w:ascii="Courier New" w:cs="Courier New" w:eastAsia="Courier New" w:hAnsi="Courier New"/>
-                <w:b/>
-                <w:bCs/>
-                <w:color w:val="2E75B6"/>
-                <w:sz w:val="18"/>
-                <w:szCs w:val="18"/>
-              </w:rPr>
-              <w:t xml:space="preserve">DNS_HOSTNAME</w:t>
-            </w:r>
-          </w:p>
-        </w:tc>
-        <w:tc>
-          <w:tcPr>
-            <w:tcW w:type="dxa" w:w="2800"/>
-            <w:tcBorders>
-              <w:top w:val="single" w:color="D6DCE4" w:sz="4"/>
-              <w:left w:val="single" w:color="D6DCE4" w:sz="4"/>
-              <w:bottom w:val="single" w:color="D6DCE4" w:sz="4"/>
-              <w:right w:val="single" w:color="D6DCE4" w:sz="4"/>
-            </w:tcBorders>
-            <w:tcMar>
-              <w:top w:type="dxa" w:w="80"/>
-              <w:left w:type="dxa" w:w="140"/>
-              <w:bottom w:type="dxa" w:w="80"/>
-              <w:right w:type="dxa" w:w="140"/>
-            </w:tcMar>
-          </w:tcPr>
-          <w:p>
-            <w:pPr>
-              <w:spacing w:before="0" w:after="120"/>
-              <w:jc w:val="left"/>
-            </w:pPr>
-            <w:r>
-              <w:rPr>
-                <w:rFonts w:ascii="Courier New" w:cs="Courier New" w:eastAsia="Courier New" w:hAnsi="Courier New"/>
-                <w:color w:val="1A1A2E"/>
-                <w:sz w:val="17"/>
-                <w:szCs w:val="17"/>
-              </w:rPr>
-              <w:t xml:space="preserve">google.com</w:t>
-            </w:r>
-          </w:p>
-        </w:tc>
-        <w:tc>
-          <w:tcPr>
-            <w:tcW w:type="dxa" w:w="3160"/>
-            <w:tcBorders>
-              <w:top w:val="single" w:color="D6DCE4" w:sz="4"/>
-              <w:left w:val="single" w:color="D6DCE4" w:sz="4"/>
-              <w:bottom w:val="single" w:color="D6DCE4" w:sz="4"/>
-              <w:right w:val="single" w:color="D6DCE4" w:sz="4"/>
-            </w:tcBorders>
-            <w:tcMar>
-              <w:top w:type="dxa" w:w="80"/>
-              <w:left w:type="dxa" w:w="140"/>
-              <w:bottom w:type="dxa" w:w="80"/>
-              <w:right w:type="dxa" w:w="140"/>
-            </w:tcMar>
-          </w:tcPr>
-          <w:p>
-            <w:pPr>
-              <w:spacing w:before="0" w:after="120"/>
-              <w:jc w:val="left"/>
-            </w:pPr>
-            <w:r>
-              <w:t xml:space="preserve">Hostname to resolve in DNS tests</w:t>
-            </w:r>
-          </w:p>
-        </w:tc>
-        <w:tc>
-          <w:tcPr>
-            <w:tcW w:type="dxa" w:w="1000"/>
-            <w:tcBorders>
-              <w:top w:val="single" w:color="D6DCE4" w:sz="4"/>
-              <w:left w:val="single" w:color="D6DCE4" w:sz="4"/>
-              <w:bottom w:val="single" w:color="D6DCE4" w:sz="4"/>
-              <w:right w:val="single" w:color="D6DCE4" w:sz="4"/>
-            </w:tcBorders>
-            <w:shd w:fill="E2EFDA" w:val="clear"/>
-            <w:tcMar>
-              <w:top w:type="dxa" w:w="80"/>
-              <w:left w:type="dxa" w:w="140"/>
-              <w:bottom w:type="dxa" w:w="80"/>
-              <w:right w:type="dxa" w:w="140"/>
-            </w:tcMar>
-          </w:tcPr>
-          <w:p>
-            <w:pPr>
-              <w:spacing w:before="0" w:after="120"/>
-              <w:jc w:val="left"/>
-            </w:pPr>
-            <w:r>
-              <w:rPr>
-                <w:b/>
-                <w:bCs/>
-                <w:color w:val="375623"/>
-              </w:rPr>
-              <w:t xml:space="preserve">No</w:t>
-            </w:r>
-          </w:p>
-        </w:tc>
-      </w:tr>
-    </w:tbl>
-    <w:p>
-      <w:pPr>
-        <w:spacing w:before="160" w:after="0"/>
-      </w:pPr>
-      <w:r>
-        <w:t xml:space="preserve"/>
+        <w:t xml:space="preserve">HTTP checks (optional)</w:t>
       </w:r>
     </w:p>
     <w:p>
       <w:pPr>
-        <w:pStyle w:val="Heading2"/>
-        <w:pBdr>
-          <w:bottom w:val="single" w:color="2E75B6" w:sz="4"/>
-        </w:pBdr>
-        <w:spacing w:before="280" w:after="120"/>
-      </w:pPr>
-      <w:r>
-        <w:rPr>
-          <w:rFonts w:ascii="Calibri" w:cs="Calibri" w:eastAsia="Calibri" w:hAnsi="Calibri"/>
-          <w:b/>
-          <w:bCs/>
-          <w:color w:val="1F4E79"/>
-          <w:sz w:val="28"/>
-          <w:szCs w:val="28"/>
-        </w:rPr>
-        <w:t xml:space="preserve">Defining VLANs to test</w:t>
-      </w:r>
-    </w:p>
-    <w:p>
-      <w:pPr>
         <w:spacing w:before="0" w:after="80"/>
         <w:jc w:val="left"/>
       </w:pPr>
       <w:r>
-        <w:t xml:space="preserve">Edit the </w:t>
+        <w:t xml:space="preserve">The </w:t>
       </w:r>
       <w:r>
         <w:rPr>
@@ -4933,10 +4802,10 @@
           <w:sz w:val="22"/>
           <w:szCs w:val="22"/>
         </w:rPr>
-        <w:t xml:space="preserve">VLANS</w:t>
-      </w:r>
-      <w:r>
-        <w:t xml:space="preserve"> array. Each entry is a pipe-delimited string with four fields:</w:t>
+        <w:t xml:space="preserve">HTTP_TESTS</w:t>
+      </w:r>
+      <w:r>
+        <w:t xml:space="preserve"> array maps VLAN index (0-based) to a URL and expected HTTP status code:</w:t>
       </w:r>
     </w:p>
     <w:tbl>
@@ -4990,7 +4859,7 @@
                 <w:sz w:val="18"/>
                 <w:szCs w:val="18"/>
               </w:rPr>
-              <w:t xml:space="preserve">VLANS=(</w:t>
+              <w:t xml:space="preserve">HTTP_TESTS=(</w:t>
             </w:r>
           </w:p>
         </w:tc>
@@ -5025,7 +4894,7 @@
                 <w:sz w:val="18"/>
                 <w:szCs w:val="18"/>
               </w:rPr>
-              <w:t xml:space="preserve">  "PG-VLAN10|192.168.10.100/24|192.168.10.1|Server VLAN"</w:t>
+              <w:t xml:space="preserve">  "http://192.168.10.1|200"    # tested against VLANS[0]</w:t>
             </w:r>
           </w:p>
         </w:tc>
@@ -5060,7 +4929,7 @@
                 <w:sz w:val="18"/>
                 <w:szCs w:val="18"/>
               </w:rPr>
-              <w:t xml:space="preserve">  "PG-VLAN20|192.168.20.100/24|192.168.20.1|User VLAN"</w:t>
+              <w:t xml:space="preserve">  "http://192.168.20.1|200"    # tested against VLANS[1]</w:t>
             </w:r>
           </w:p>
         </w:tc>
@@ -5095,41 +4964,6 @@
                 <w:sz w:val="18"/>
                 <w:szCs w:val="18"/>
               </w:rPr>
-              <w:t xml:space="preserve">  "PG-VLAN30|192.168.30.100/24|192.168.30.1|DMZ VLAN"</w:t>
-            </w:r>
-          </w:p>
-        </w:tc>
-      </w:tr>
-      <w:tr>
-        <w:tc>
-          <w:tcPr>
-            <w:tcW w:type="dxa" w:w="9360"/>
-            <w:tcBorders>
-              <w:top w:val="none" w:color="FFFFFF" w:sz="0"/>
-              <w:left w:val="none" w:color="FFFFFF" w:sz="0"/>
-              <w:bottom w:val="none" w:color="FFFFFF" w:sz="0"/>
-              <w:right w:val="none" w:color="FFFFFF" w:sz="0"/>
-            </w:tcBorders>
-            <w:shd w:fill="1E1E2E" w:val="clear"/>
-            <w:tcMar>
-              <w:top w:type="dxa" w:w="80"/>
-              <w:left w:type="dxa" w:w="140"/>
-              <w:bottom w:type="dxa" w:w="80"/>
-              <w:right w:type="dxa" w:w="140"/>
-            </w:tcMar>
-          </w:tcPr>
-          <w:p>
-            <w:pPr>
-              <w:spacing w:before="20" w:after="20"/>
-              <w:jc w:val="left"/>
-            </w:pPr>
-            <w:r>
-              <w:rPr>
-                <w:rFonts w:ascii="Courier New" w:cs="Courier New" w:eastAsia="Courier New" w:hAnsi="Courier New"/>
-                <w:color w:val="CDD6F4"/>
-                <w:sz w:val="18"/>
-                <w:szCs w:val="18"/>
-              </w:rPr>
               <w:t xml:space="preserve">)</w:t>
             </w:r>
           </w:p>
@@ -5138,10 +4972,50 @@
     </w:tbl>
     <w:p>
       <w:pPr>
+        <w:spacing w:before="0" w:after="200"/>
+        <w:jc w:val="left"/>
+      </w:pPr>
+      <w:r>
+        <w:t xml:space="preserve">Leave entries empty or remove them to skip HTTP checks for a given VLAN.</w:t>
+      </w:r>
+    </w:p>
+    <w:p>
+      <w:pPr>
+        <w:pStyle w:val="Heading1"/>
+        <w:pBdr>
+          <w:bottom w:val="single" w:color="00B0F0" w:sz="8"/>
+        </w:pBdr>
+        <w:shd w:fill="1F4E79" w:val="clear"/>
+        <w:spacing w:before="320" w:after="160"/>
+        <w:ind w:left="200"/>
+      </w:pPr>
+      <w:r>
+        <w:rPr>
+          <w:rFonts w:ascii="Calibri" w:cs="Calibri" w:eastAsia="Calibri" w:hAnsi="Calibri"/>
+          <w:b/>
+          <w:bCs/>
+          <w:color w:val="FFFFFF"/>
+          <w:sz w:val="36"/>
+          <w:szCs w:val="36"/>
+        </w:rPr>
+        <w:t xml:space="preserve">4 — Test Battery</w:t>
+      </w:r>
+    </w:p>
+    <w:p>
+      <w:pPr>
         <w:spacing w:before="100" w:after="0"/>
       </w:pPr>
       <w:r>
         <w:t xml:space="preserve"/>
+      </w:r>
+    </w:p>
+    <w:p>
+      <w:pPr>
+        <w:spacing w:before="0" w:after="160"/>
+        <w:jc w:val="left"/>
+      </w:pPr>
+      <w:r>
+        <w:t xml:space="preserve">These tests run automatically for every VLAN in order. A single VLAN failure at the port-group-switch step causes the remaining tests for that VLAN to be skipped.</w:t>
       </w:r>
     </w:p>
     <w:tbl>
@@ -5158,8 +5032,10 @@
       </w:tblPr>
       <w:tblGrid>
         <w:gridCol w:w="1600"/>
-        <w:gridCol w:w="2800"/>
-        <w:gridCol w:w="4960"/>
+        <w:gridCol w:w="1200"/>
+        <w:gridCol w:w="2760"/>
+        <w:gridCol w:w="1900"/>
+        <w:gridCol w:w="1900"/>
       </w:tblGrid>
       <w:tr>
         <w:trPr>
@@ -5193,13 +5069,13 @@
                 <w:bCs/>
                 <w:color w:val="FFFFFF"/>
               </w:rPr>
-              <w:t xml:space="preserve">Field</w:t>
-            </w:r>
-          </w:p>
-        </w:tc>
-        <w:tc>
-          <w:tcPr>
-            <w:tcW w:type="dxa" w:w="2800"/>
+              <w:t xml:space="preserve">Test</w:t>
+            </w:r>
+          </w:p>
+        </w:tc>
+        <w:tc>
+          <w:tcPr>
+            <w:tcW w:type="dxa" w:w="1200"/>
             <w:tcBorders>
               <w:top w:val="single" w:color="D6DCE4" w:sz="4"/>
               <w:left w:val="single" w:color="D6DCE4" w:sz="4"/>
@@ -5225,13 +5101,13 @@
                 <w:bCs/>
                 <w:color w:val="FFFFFF"/>
               </w:rPr>
-              <w:t xml:space="preserve">Example</w:t>
-            </w:r>
-          </w:p>
-        </w:tc>
-        <w:tc>
-          <w:tcPr>
-            <w:tcW w:type="dxa" w:w="4960"/>
+              <w:t xml:space="preserve">Tool</w:t>
+            </w:r>
+          </w:p>
+        </w:tc>
+        <w:tc>
+          <w:tcPr>
+            <w:tcW w:type="dxa" w:w="2760"/>
             <w:tcBorders>
               <w:top w:val="single" w:color="D6DCE4" w:sz="4"/>
               <w:left w:val="single" w:color="D6DCE4" w:sz="4"/>
@@ -5257,22 +5133,20 @@
                 <w:bCs/>
                 <w:color w:val="FFFFFF"/>
               </w:rPr>
-              <w:t xml:space="preserve">Notes</w:t>
-            </w:r>
-          </w:p>
-        </w:tc>
-      </w:tr>
-      <w:tr>
-        <w:tc>
-          <w:tcPr>
-            <w:tcW w:type="dxa" w:w="1600"/>
-            <w:tcBorders>
-              <w:top w:val="single" w:color="D6DCE4" w:sz="4"/>
-              <w:left w:val="single" w:color="D6DCE4" w:sz="4"/>
-              <w:bottom w:val="single" w:color="D6DCE4" w:sz="4"/>
-              <w:right w:val="single" w:color="D6DCE4" w:sz="4"/>
-            </w:tcBorders>
-            <w:shd w:fill="F2F5F9" w:val="clear"/>
+              <w:t xml:space="preserve">What it checks</w:t>
+            </w:r>
+          </w:p>
+        </w:tc>
+        <w:tc>
+          <w:tcPr>
+            <w:tcW w:type="dxa" w:w="1900"/>
+            <w:tcBorders>
+              <w:top w:val="single" w:color="D6DCE4" w:sz="4"/>
+              <w:left w:val="single" w:color="D6DCE4" w:sz="4"/>
+              <w:bottom w:val="single" w:color="D6DCE4" w:sz="4"/>
+              <w:right w:val="single" w:color="D6DCE4" w:sz="4"/>
+            </w:tcBorders>
+            <w:shd w:fill="1F4E79" w:val="clear"/>
             <w:tcMar>
               <w:top w:type="dxa" w:w="80"/>
               <w:left w:type="dxa" w:w="140"/>
@@ -5289,80 +5163,22 @@
               <w:rPr>
                 <w:b/>
                 <w:bCs/>
-              </w:rPr>
-              <w:t xml:space="preserve">Port Group</w:t>
-            </w:r>
-          </w:p>
-        </w:tc>
-        <w:tc>
-          <w:tcPr>
-            <w:tcW w:type="dxa" w:w="2800"/>
-            <w:tcBorders>
-              <w:top w:val="single" w:color="D6DCE4" w:sz="4"/>
-              <w:left w:val="single" w:color="D6DCE4" w:sz="4"/>
-              <w:bottom w:val="single" w:color="D6DCE4" w:sz="4"/>
-              <w:right w:val="single" w:color="D6DCE4" w:sz="4"/>
-            </w:tcBorders>
-            <w:tcMar>
-              <w:top w:type="dxa" w:w="80"/>
-              <w:left w:type="dxa" w:w="140"/>
-              <w:bottom w:type="dxa" w:w="80"/>
-              <w:right w:type="dxa" w:w="140"/>
-            </w:tcMar>
-          </w:tcPr>
-          <w:p>
-            <w:pPr>
-              <w:spacing w:before="0" w:after="120"/>
-              <w:jc w:val="left"/>
-            </w:pPr>
-            <w:r>
-              <w:rPr>
-                <w:rFonts w:ascii="Courier New" w:cs="Courier New" w:eastAsia="Courier New" w:hAnsi="Courier New"/>
-                <w:sz w:val="19"/>
-                <w:szCs w:val="19"/>
-              </w:rPr>
-              <w:t xml:space="preserve">PG-VLAN10</w:t>
-            </w:r>
-          </w:p>
-        </w:tc>
-        <w:tc>
-          <w:tcPr>
-            <w:tcW w:type="dxa" w:w="4960"/>
-            <w:tcBorders>
-              <w:top w:val="single" w:color="D6DCE4" w:sz="4"/>
-              <w:left w:val="single" w:color="D6DCE4" w:sz="4"/>
-              <w:bottom w:val="single" w:color="D6DCE4" w:sz="4"/>
-              <w:right w:val="single" w:color="D6DCE4" w:sz="4"/>
-            </w:tcBorders>
-            <w:tcMar>
-              <w:top w:type="dxa" w:w="80"/>
-              <w:left w:type="dxa" w:w="140"/>
-              <w:bottom w:type="dxa" w:w="80"/>
-              <w:right w:type="dxa" w:w="140"/>
-            </w:tcMar>
-          </w:tcPr>
-          <w:p>
-            <w:pPr>
-              <w:spacing w:before="0" w:after="120"/>
-              <w:jc w:val="left"/>
-            </w:pPr>
-            <w:r>
-              <w:t xml:space="preserve">Exact port group name from vCenter</w:t>
-            </w:r>
-          </w:p>
-        </w:tc>
-      </w:tr>
-      <w:tr>
-        <w:tc>
-          <w:tcPr>
-            <w:tcW w:type="dxa" w:w="1600"/>
-            <w:tcBorders>
-              <w:top w:val="single" w:color="D6DCE4" w:sz="4"/>
-              <w:left w:val="single" w:color="D6DCE4" w:sz="4"/>
-              <w:bottom w:val="single" w:color="D6DCE4" w:sz="4"/>
-              <w:right w:val="single" w:color="D6DCE4" w:sz="4"/>
-            </w:tcBorders>
-            <w:shd w:fill="F2F5F9" w:val="clear"/>
+                <w:color w:val="FFFFFF"/>
+              </w:rPr>
+              <w:t xml:space="preserve">PASS condition</w:t>
+            </w:r>
+          </w:p>
+        </w:tc>
+        <w:tc>
+          <w:tcPr>
+            <w:tcW w:type="dxa" w:w="1900"/>
+            <w:tcBorders>
+              <w:top w:val="single" w:color="D6DCE4" w:sz="4"/>
+              <w:left w:val="single" w:color="D6DCE4" w:sz="4"/>
+              <w:bottom w:val="single" w:color="D6DCE4" w:sz="4"/>
+              <w:right w:val="single" w:color="D6DCE4" w:sz="4"/>
+            </w:tcBorders>
+            <w:shd w:fill="1F4E79" w:val="clear"/>
             <w:tcMar>
               <w:top w:type="dxa" w:w="80"/>
               <w:left w:type="dxa" w:w="140"/>
@@ -5379,65 +5195,9 @@
               <w:rPr>
                 <w:b/>
                 <w:bCs/>
-              </w:rPr>
-              <w:t xml:space="preserve">IP/Prefix</w:t>
-            </w:r>
-          </w:p>
-        </w:tc>
-        <w:tc>
-          <w:tcPr>
-            <w:tcW w:type="dxa" w:w="2800"/>
-            <w:tcBorders>
-              <w:top w:val="single" w:color="D6DCE4" w:sz="4"/>
-              <w:left w:val="single" w:color="D6DCE4" w:sz="4"/>
-              <w:bottom w:val="single" w:color="D6DCE4" w:sz="4"/>
-              <w:right w:val="single" w:color="D6DCE4" w:sz="4"/>
-            </w:tcBorders>
-            <w:tcMar>
-              <w:top w:type="dxa" w:w="80"/>
-              <w:left w:type="dxa" w:w="140"/>
-              <w:bottom w:type="dxa" w:w="80"/>
-              <w:right w:type="dxa" w:w="140"/>
-            </w:tcMar>
-          </w:tcPr>
-          <w:p>
-            <w:pPr>
-              <w:spacing w:before="0" w:after="120"/>
-              <w:jc w:val="left"/>
-            </w:pPr>
-            <w:r>
-              <w:rPr>
-                <w:rFonts w:ascii="Courier New" w:cs="Courier New" w:eastAsia="Courier New" w:hAnsi="Courier New"/>
-                <w:sz w:val="19"/>
-                <w:szCs w:val="19"/>
-              </w:rPr>
-              <w:t xml:space="preserve">192.168.10.100/24</w:t>
-            </w:r>
-          </w:p>
-        </w:tc>
-        <w:tc>
-          <w:tcPr>
-            <w:tcW w:type="dxa" w:w="4960"/>
-            <w:tcBorders>
-              <w:top w:val="single" w:color="D6DCE4" w:sz="4"/>
-              <w:left w:val="single" w:color="D6DCE4" w:sz="4"/>
-              <w:bottom w:val="single" w:color="D6DCE4" w:sz="4"/>
-              <w:right w:val="single" w:color="D6DCE4" w:sz="4"/>
-            </w:tcBorders>
-            <w:tcMar>
-              <w:top w:type="dxa" w:w="80"/>
-              <w:left w:type="dxa" w:w="140"/>
-              <w:bottom w:type="dxa" w:w="80"/>
-              <w:right w:type="dxa" w:w="140"/>
-            </w:tcMar>
-          </w:tcPr>
-          <w:p>
-            <w:pPr>
-              <w:spacing w:before="0" w:after="120"/>
-              <w:jc w:val="left"/>
-            </w:pPr>
-            <w:r>
-              <w:t xml:space="preserve">Static IP to assign on the test NIC for this VLAN</w:t>
+                <w:color w:val="FFFFFF"/>
+              </w:rPr>
+              <w:t xml:space="preserve">FAIL / WARN</w:t>
             </w:r>
           </w:p>
         </w:tc>
@@ -5452,7 +5212,6 @@
               <w:bottom w:val="single" w:color="D6DCE4" w:sz="4"/>
               <w:right w:val="single" w:color="D6DCE4" w:sz="4"/>
             </w:tcBorders>
-            <w:shd w:fill="F2F5F9" w:val="clear"/>
             <w:tcMar>
               <w:top w:type="dxa" w:w="80"/>
               <w:left w:type="dxa" w:w="140"/>
@@ -5469,65 +5228,131 @@
               <w:rPr>
                 <w:b/>
                 <w:bCs/>
-              </w:rPr>
-              <w:t xml:space="preserve">Gateway</w:t>
-            </w:r>
-          </w:p>
-        </w:tc>
-        <w:tc>
-          <w:tcPr>
-            <w:tcW w:type="dxa" w:w="2800"/>
-            <w:tcBorders>
-              <w:top w:val="single" w:color="D6DCE4" w:sz="4"/>
-              <w:left w:val="single" w:color="D6DCE4" w:sz="4"/>
-              <w:bottom w:val="single" w:color="D6DCE4" w:sz="4"/>
-              <w:right w:val="single" w:color="D6DCE4" w:sz="4"/>
-            </w:tcBorders>
-            <w:tcMar>
-              <w:top w:type="dxa" w:w="80"/>
-              <w:left w:type="dxa" w:w="140"/>
-              <w:bottom w:type="dxa" w:w="80"/>
-              <w:right w:type="dxa" w:w="140"/>
-            </w:tcMar>
-          </w:tcPr>
-          <w:p>
-            <w:pPr>
-              <w:spacing w:before="0" w:after="120"/>
-              <w:jc w:val="left"/>
-            </w:pPr>
-            <w:r>
-              <w:rPr>
-                <w:rFonts w:ascii="Courier New" w:cs="Courier New" w:eastAsia="Courier New" w:hAnsi="Courier New"/>
-                <w:sz w:val="19"/>
-                <w:szCs w:val="19"/>
-              </w:rPr>
-              <w:t xml:space="preserve">192.168.10.1</w:t>
-            </w:r>
-          </w:p>
-        </w:tc>
-        <w:tc>
-          <w:tcPr>
-            <w:tcW w:type="dxa" w:w="4960"/>
-            <w:tcBorders>
-              <w:top w:val="single" w:color="D6DCE4" w:sz="4"/>
-              <w:left w:val="single" w:color="D6DCE4" w:sz="4"/>
-              <w:bottom w:val="single" w:color="D6DCE4" w:sz="4"/>
-              <w:right w:val="single" w:color="D6DCE4" w:sz="4"/>
-            </w:tcBorders>
-            <w:tcMar>
-              <w:top w:type="dxa" w:w="80"/>
-              <w:left w:type="dxa" w:w="140"/>
-              <w:bottom w:type="dxa" w:w="80"/>
-              <w:right w:type="dxa" w:w="140"/>
-            </w:tcMar>
-          </w:tcPr>
-          <w:p>
-            <w:pPr>
-              <w:spacing w:before="0" w:after="120"/>
-              <w:jc w:val="left"/>
-            </w:pPr>
-            <w:r>
-              <w:t xml:space="preserve">Default gateway for this VLAN — also used as ping and port-scan target</w:t>
+                <w:color w:val="1F4E79"/>
+              </w:rPr>
+              <w:t xml:space="preserve">Port Group Switch</w:t>
+            </w:r>
+          </w:p>
+        </w:tc>
+        <w:tc>
+          <w:tcPr>
+            <w:tcW w:type="dxa" w:w="1200"/>
+            <w:tcBorders>
+              <w:top w:val="single" w:color="D6DCE4" w:sz="4"/>
+              <w:left w:val="single" w:color="D6DCE4" w:sz="4"/>
+              <w:bottom w:val="single" w:color="D6DCE4" w:sz="4"/>
+              <w:right w:val="single" w:color="D6DCE4" w:sz="4"/>
+            </w:tcBorders>
+            <w:shd w:fill="F2F5F9" w:val="clear"/>
+            <w:tcMar>
+              <w:top w:type="dxa" w:w="80"/>
+              <w:left w:type="dxa" w:w="140"/>
+              <w:bottom w:type="dxa" w:w="80"/>
+              <w:right w:type="dxa" w:w="140"/>
+            </w:tcMar>
+          </w:tcPr>
+          <w:p>
+            <w:pPr>
+              <w:spacing w:before="0" w:after="120"/>
+              <w:jc w:val="left"/>
+            </w:pPr>
+            <w:r>
+              <w:rPr>
+                <w:rFonts w:ascii="Courier New" w:cs="Courier New" w:eastAsia="Courier New" w:hAnsi="Courier New"/>
+                <w:sz w:val="17"/>
+                <w:szCs w:val="17"/>
+              </w:rPr>
+              <w:t xml:space="preserve">govc</w:t>
+            </w:r>
+          </w:p>
+        </w:tc>
+        <w:tc>
+          <w:tcPr>
+            <w:tcW w:type="dxa" w:w="2760"/>
+            <w:tcBorders>
+              <w:top w:val="single" w:color="D6DCE4" w:sz="4"/>
+              <w:left w:val="single" w:color="D6DCE4" w:sz="4"/>
+              <w:bottom w:val="single" w:color="D6DCE4" w:sz="4"/>
+              <w:right w:val="single" w:color="D6DCE4" w:sz="4"/>
+            </w:tcBorders>
+            <w:tcMar>
+              <w:top w:type="dxa" w:w="80"/>
+              <w:left w:type="dxa" w:w="140"/>
+              <w:bottom w:type="dxa" w:w="80"/>
+              <w:right w:type="dxa" w:w="140"/>
+            </w:tcMar>
+          </w:tcPr>
+          <w:p>
+            <w:pPr>
+              <w:spacing w:before="0" w:after="120"/>
+              <w:jc w:val="left"/>
+            </w:pPr>
+            <w:r>
+              <w:t xml:space="preserve">Moves the test NIC to the target port group in vCenter</w:t>
+            </w:r>
+          </w:p>
+        </w:tc>
+        <w:tc>
+          <w:tcPr>
+            <w:tcW w:type="dxa" w:w="1900"/>
+            <w:tcBorders>
+              <w:top w:val="single" w:color="D6DCE4" w:sz="4"/>
+              <w:left w:val="single" w:color="D6DCE4" w:sz="4"/>
+              <w:bottom w:val="single" w:color="D6DCE4" w:sz="4"/>
+              <w:right w:val="single" w:color="D6DCE4" w:sz="4"/>
+            </w:tcBorders>
+            <w:shd w:fill="E2EFDA" w:val="clear"/>
+            <w:tcMar>
+              <w:top w:type="dxa" w:w="80"/>
+              <w:left w:type="dxa" w:w="140"/>
+              <w:bottom w:type="dxa" w:w="80"/>
+              <w:right w:type="dxa" w:w="140"/>
+            </w:tcMar>
+          </w:tcPr>
+          <w:p>
+            <w:pPr>
+              <w:spacing w:before="0" w:after="120"/>
+              <w:jc w:val="left"/>
+            </w:pPr>
+            <w:r>
+              <w:rPr>
+                <w:color w:val="375623"/>
+                <w:sz w:val="20"/>
+                <w:szCs w:val="20"/>
+              </w:rPr>
+              <w:t xml:space="preserve">NIC moved successfully</w:t>
+            </w:r>
+          </w:p>
+        </w:tc>
+        <w:tc>
+          <w:tcPr>
+            <w:tcW w:type="dxa" w:w="1900"/>
+            <w:tcBorders>
+              <w:top w:val="single" w:color="D6DCE4" w:sz="4"/>
+              <w:left w:val="single" w:color="D6DCE4" w:sz="4"/>
+              <w:bottom w:val="single" w:color="D6DCE4" w:sz="4"/>
+              <w:right w:val="single" w:color="D6DCE4" w:sz="4"/>
+            </w:tcBorders>
+            <w:shd w:fill="FCE4D6" w:val="clear"/>
+            <w:tcMar>
+              <w:top w:type="dxa" w:w="80"/>
+              <w:left w:type="dxa" w:w="140"/>
+              <w:bottom w:type="dxa" w:w="80"/>
+              <w:right w:type="dxa" w:w="140"/>
+            </w:tcMar>
+          </w:tcPr>
+          <w:p>
+            <w:pPr>
+              <w:spacing w:before="0" w:after="120"/>
+              <w:jc w:val="left"/>
+            </w:pPr>
+            <w:r>
+              <w:rPr>
+                <w:color w:val="7B1818"/>
+                <w:sz w:val="20"/>
+                <w:szCs w:val="20"/>
+              </w:rPr>
+              <w:t xml:space="preserve">govc error — VLAN skipped</w:t>
             </w:r>
           </w:p>
         </w:tc>
@@ -5542,7 +5367,6 @@
               <w:bottom w:val="single" w:color="D6DCE4" w:sz="4"/>
               <w:right w:val="single" w:color="D6DCE4" w:sz="4"/>
             </w:tcBorders>
-            <w:shd w:fill="F2F5F9" w:val="clear"/>
             <w:tcMar>
               <w:top w:type="dxa" w:w="80"/>
               <w:left w:type="dxa" w:w="140"/>
@@ -5559,65 +5383,1061 @@
               <w:rPr>
                 <w:b/>
                 <w:bCs/>
-              </w:rPr>
-              <w:t xml:space="preserve">Description</w:t>
-            </w:r>
-          </w:p>
-        </w:tc>
-        <w:tc>
-          <w:tcPr>
-            <w:tcW w:type="dxa" w:w="2800"/>
-            <w:tcBorders>
-              <w:top w:val="single" w:color="D6DCE4" w:sz="4"/>
-              <w:left w:val="single" w:color="D6DCE4" w:sz="4"/>
-              <w:bottom w:val="single" w:color="D6DCE4" w:sz="4"/>
-              <w:right w:val="single" w:color="D6DCE4" w:sz="4"/>
-            </w:tcBorders>
-            <w:tcMar>
-              <w:top w:type="dxa" w:w="80"/>
-              <w:left w:type="dxa" w:w="140"/>
-              <w:bottom w:type="dxa" w:w="80"/>
-              <w:right w:type="dxa" w:w="140"/>
-            </w:tcMar>
-          </w:tcPr>
-          <w:p>
-            <w:pPr>
-              <w:spacing w:before="0" w:after="120"/>
-              <w:jc w:val="left"/>
-            </w:pPr>
-            <w:r>
-              <w:rPr>
-                <w:rFonts w:ascii="Courier New" w:cs="Courier New" w:eastAsia="Courier New" w:hAnsi="Courier New"/>
-                <w:sz w:val="19"/>
-                <w:szCs w:val="19"/>
-              </w:rPr>
-              <w:t xml:space="preserve">Server VLAN</w:t>
-            </w:r>
-          </w:p>
-        </w:tc>
-        <w:tc>
-          <w:tcPr>
-            <w:tcW w:type="dxa" w:w="4960"/>
-            <w:tcBorders>
-              <w:top w:val="single" w:color="D6DCE4" w:sz="4"/>
-              <w:left w:val="single" w:color="D6DCE4" w:sz="4"/>
-              <w:bottom w:val="single" w:color="D6DCE4" w:sz="4"/>
-              <w:right w:val="single" w:color="D6DCE4" w:sz="4"/>
-            </w:tcBorders>
-            <w:tcMar>
-              <w:top w:type="dxa" w:w="80"/>
-              <w:left w:type="dxa" w:w="140"/>
-              <w:bottom w:type="dxa" w:w="80"/>
-              <w:right w:type="dxa" w:w="140"/>
-            </w:tcMar>
-          </w:tcPr>
-          <w:p>
-            <w:pPr>
-              <w:spacing w:before="0" w:after="120"/>
-              <w:jc w:val="left"/>
-            </w:pPr>
-            <w:r>
-              <w:t xml:space="preserve">Free-text label shown in terminal output and the HTML report</w:t>
+                <w:color w:val="1F4E79"/>
+              </w:rPr>
+              <w:t xml:space="preserve">Interface Config</w:t>
+            </w:r>
+          </w:p>
+        </w:tc>
+        <w:tc>
+          <w:tcPr>
+            <w:tcW w:type="dxa" w:w="1200"/>
+            <w:tcBorders>
+              <w:top w:val="single" w:color="D6DCE4" w:sz="4"/>
+              <w:left w:val="single" w:color="D6DCE4" w:sz="4"/>
+              <w:bottom w:val="single" w:color="D6DCE4" w:sz="4"/>
+              <w:right w:val="single" w:color="D6DCE4" w:sz="4"/>
+            </w:tcBorders>
+            <w:shd w:fill="F2F5F9" w:val="clear"/>
+            <w:tcMar>
+              <w:top w:type="dxa" w:w="80"/>
+              <w:left w:type="dxa" w:w="140"/>
+              <w:bottom w:type="dxa" w:w="80"/>
+              <w:right w:type="dxa" w:w="140"/>
+            </w:tcMar>
+          </w:tcPr>
+          <w:p>
+            <w:pPr>
+              <w:spacing w:before="0" w:after="120"/>
+              <w:jc w:val="left"/>
+            </w:pPr>
+            <w:r>
+              <w:rPr>
+                <w:rFonts w:ascii="Courier New" w:cs="Courier New" w:eastAsia="Courier New" w:hAnsi="Courier New"/>
+                <w:sz w:val="17"/>
+                <w:szCs w:val="17"/>
+              </w:rPr>
+              <w:t xml:space="preserve">ip addr / ip route</w:t>
+            </w:r>
+          </w:p>
+        </w:tc>
+        <w:tc>
+          <w:tcPr>
+            <w:tcW w:type="dxa" w:w="2760"/>
+            <w:tcBorders>
+              <w:top w:val="single" w:color="D6DCE4" w:sz="4"/>
+              <w:left w:val="single" w:color="D6DCE4" w:sz="4"/>
+              <w:bottom w:val="single" w:color="D6DCE4" w:sz="4"/>
+              <w:right w:val="single" w:color="D6DCE4" w:sz="4"/>
+            </w:tcBorders>
+            <w:tcMar>
+              <w:top w:type="dxa" w:w="80"/>
+              <w:left w:type="dxa" w:w="140"/>
+              <w:bottom w:type="dxa" w:w="80"/>
+              <w:right w:type="dxa" w:w="140"/>
+            </w:tcMar>
+          </w:tcPr>
+          <w:p>
+            <w:pPr>
+              <w:spacing w:before="0" w:after="120"/>
+              <w:jc w:val="left"/>
+            </w:pPr>
+            <w:r>
+              <w:t xml:space="preserve">Flushes old IP, assigns new IP/prefix, sets default route</w:t>
+            </w:r>
+          </w:p>
+        </w:tc>
+        <w:tc>
+          <w:tcPr>
+            <w:tcW w:type="dxa" w:w="1900"/>
+            <w:tcBorders>
+              <w:top w:val="single" w:color="D6DCE4" w:sz="4"/>
+              <w:left w:val="single" w:color="D6DCE4" w:sz="4"/>
+              <w:bottom w:val="single" w:color="D6DCE4" w:sz="4"/>
+              <w:right w:val="single" w:color="D6DCE4" w:sz="4"/>
+            </w:tcBorders>
+            <w:shd w:fill="E2EFDA" w:val="clear"/>
+            <w:tcMar>
+              <w:top w:type="dxa" w:w="80"/>
+              <w:left w:type="dxa" w:w="140"/>
+              <w:bottom w:type="dxa" w:w="80"/>
+              <w:right w:type="dxa" w:w="140"/>
+            </w:tcMar>
+          </w:tcPr>
+          <w:p>
+            <w:pPr>
+              <w:spacing w:before="0" w:after="120"/>
+              <w:jc w:val="left"/>
+            </w:pPr>
+            <w:r>
+              <w:rPr>
+                <w:color w:val="375623"/>
+                <w:sz w:val="20"/>
+                <w:szCs w:val="20"/>
+              </w:rPr>
+              <w:t xml:space="preserve">Interface up with correct IP</w:t>
+            </w:r>
+          </w:p>
+        </w:tc>
+        <w:tc>
+          <w:tcPr>
+            <w:tcW w:type="dxa" w:w="1900"/>
+            <w:tcBorders>
+              <w:top w:val="single" w:color="D6DCE4" w:sz="4"/>
+              <w:left w:val="single" w:color="D6DCE4" w:sz="4"/>
+              <w:bottom w:val="single" w:color="D6DCE4" w:sz="4"/>
+              <w:right w:val="single" w:color="D6DCE4" w:sz="4"/>
+            </w:tcBorders>
+            <w:shd w:fill="FCE4D6" w:val="clear"/>
+            <w:tcMar>
+              <w:top w:type="dxa" w:w="80"/>
+              <w:left w:type="dxa" w:w="140"/>
+              <w:bottom w:type="dxa" w:w="80"/>
+              <w:right w:type="dxa" w:w="140"/>
+            </w:tcMar>
+          </w:tcPr>
+          <w:p>
+            <w:pPr>
+              <w:spacing w:before="0" w:after="120"/>
+              <w:jc w:val="left"/>
+            </w:pPr>
+            <w:r>
+              <w:rPr>
+                <w:color w:val="7B1818"/>
+                <w:sz w:val="20"/>
+                <w:szCs w:val="20"/>
+              </w:rPr>
+              <w:t xml:space="preserve">ip command failure (WARN)</w:t>
+            </w:r>
+          </w:p>
+        </w:tc>
+      </w:tr>
+      <w:tr>
+        <w:tc>
+          <w:tcPr>
+            <w:tcW w:type="dxa" w:w="1600"/>
+            <w:tcBorders>
+              <w:top w:val="single" w:color="D6DCE4" w:sz="4"/>
+              <w:left w:val="single" w:color="D6DCE4" w:sz="4"/>
+              <w:bottom w:val="single" w:color="D6DCE4" w:sz="4"/>
+              <w:right w:val="single" w:color="D6DCE4" w:sz="4"/>
+            </w:tcBorders>
+            <w:tcMar>
+              <w:top w:type="dxa" w:w="80"/>
+              <w:left w:type="dxa" w:w="140"/>
+              <w:bottom w:type="dxa" w:w="80"/>
+              <w:right w:type="dxa" w:w="140"/>
+            </w:tcMar>
+          </w:tcPr>
+          <w:p>
+            <w:pPr>
+              <w:spacing w:before="0" w:after="120"/>
+              <w:jc w:val="left"/>
+            </w:pPr>
+            <w:r>
+              <w:rPr>
+                <w:b/>
+                <w:bCs/>
+                <w:color w:val="1F4E79"/>
+              </w:rPr>
+              <w:t xml:space="preserve">Ping Gateway</w:t>
+            </w:r>
+          </w:p>
+        </w:tc>
+        <w:tc>
+          <w:tcPr>
+            <w:tcW w:type="dxa" w:w="1200"/>
+            <w:tcBorders>
+              <w:top w:val="single" w:color="D6DCE4" w:sz="4"/>
+              <w:left w:val="single" w:color="D6DCE4" w:sz="4"/>
+              <w:bottom w:val="single" w:color="D6DCE4" w:sz="4"/>
+              <w:right w:val="single" w:color="D6DCE4" w:sz="4"/>
+            </w:tcBorders>
+            <w:shd w:fill="F2F5F9" w:val="clear"/>
+            <w:tcMar>
+              <w:top w:type="dxa" w:w="80"/>
+              <w:left w:type="dxa" w:w="140"/>
+              <w:bottom w:type="dxa" w:w="80"/>
+              <w:right w:type="dxa" w:w="140"/>
+            </w:tcMar>
+          </w:tcPr>
+          <w:p>
+            <w:pPr>
+              <w:spacing w:before="0" w:after="120"/>
+              <w:jc w:val="left"/>
+            </w:pPr>
+            <w:r>
+              <w:rPr>
+                <w:rFonts w:ascii="Courier New" w:cs="Courier New" w:eastAsia="Courier New" w:hAnsi="Courier New"/>
+                <w:sz w:val="17"/>
+                <w:szCs w:val="17"/>
+              </w:rPr>
+              <w:t xml:space="preserve">ping (4 packets)</w:t>
+            </w:r>
+          </w:p>
+        </w:tc>
+        <w:tc>
+          <w:tcPr>
+            <w:tcW w:type="dxa" w:w="2760"/>
+            <w:tcBorders>
+              <w:top w:val="single" w:color="D6DCE4" w:sz="4"/>
+              <w:left w:val="single" w:color="D6DCE4" w:sz="4"/>
+              <w:bottom w:val="single" w:color="D6DCE4" w:sz="4"/>
+              <w:right w:val="single" w:color="D6DCE4" w:sz="4"/>
+            </w:tcBorders>
+            <w:tcMar>
+              <w:top w:type="dxa" w:w="80"/>
+              <w:left w:type="dxa" w:w="140"/>
+              <w:bottom w:type="dxa" w:w="80"/>
+              <w:right w:type="dxa" w:w="140"/>
+            </w:tcMar>
+          </w:tcPr>
+          <w:p>
+            <w:pPr>
+              <w:spacing w:before="0" w:after="120"/>
+              <w:jc w:val="left"/>
+            </w:pPr>
+            <w:r>
+              <w:t xml:space="preserve">ICMP reachability to the VLAN gateway with RTT</w:t>
+            </w:r>
+          </w:p>
+        </w:tc>
+        <w:tc>
+          <w:tcPr>
+            <w:tcW w:type="dxa" w:w="1900"/>
+            <w:tcBorders>
+              <w:top w:val="single" w:color="D6DCE4" w:sz="4"/>
+              <w:left w:val="single" w:color="D6DCE4" w:sz="4"/>
+              <w:bottom w:val="single" w:color="D6DCE4" w:sz="4"/>
+              <w:right w:val="single" w:color="D6DCE4" w:sz="4"/>
+            </w:tcBorders>
+            <w:shd w:fill="E2EFDA" w:val="clear"/>
+            <w:tcMar>
+              <w:top w:type="dxa" w:w="80"/>
+              <w:left w:type="dxa" w:w="140"/>
+              <w:bottom w:type="dxa" w:w="80"/>
+              <w:right w:type="dxa" w:w="140"/>
+            </w:tcMar>
+          </w:tcPr>
+          <w:p>
+            <w:pPr>
+              <w:spacing w:before="0" w:after="120"/>
+              <w:jc w:val="left"/>
+            </w:pPr>
+            <w:r>
+              <w:rPr>
+                <w:color w:val="375623"/>
+                <w:sz w:val="20"/>
+                <w:szCs w:val="20"/>
+              </w:rPr>
+              <w:t xml:space="preserve">0% packet loss</w:t>
+            </w:r>
+          </w:p>
+        </w:tc>
+        <w:tc>
+          <w:tcPr>
+            <w:tcW w:type="dxa" w:w="1900"/>
+            <w:tcBorders>
+              <w:top w:val="single" w:color="D6DCE4" w:sz="4"/>
+              <w:left w:val="single" w:color="D6DCE4" w:sz="4"/>
+              <w:bottom w:val="single" w:color="D6DCE4" w:sz="4"/>
+              <w:right w:val="single" w:color="D6DCE4" w:sz="4"/>
+            </w:tcBorders>
+            <w:shd w:fill="FCE4D6" w:val="clear"/>
+            <w:tcMar>
+              <w:top w:type="dxa" w:w="80"/>
+              <w:left w:type="dxa" w:w="140"/>
+              <w:bottom w:type="dxa" w:w="80"/>
+              <w:right w:type="dxa" w:w="140"/>
+            </w:tcMar>
+          </w:tcPr>
+          <w:p>
+            <w:pPr>
+              <w:spacing w:before="0" w:after="120"/>
+              <w:jc w:val="left"/>
+            </w:pPr>
+            <w:r>
+              <w:rPr>
+                <w:color w:val="7B1818"/>
+                <w:sz w:val="20"/>
+                <w:szCs w:val="20"/>
+              </w:rPr>
+              <w:t xml:space="preserve">Partial loss = WARN, 100% = FAIL</w:t>
+            </w:r>
+          </w:p>
+        </w:tc>
+      </w:tr>
+      <w:tr>
+        <w:tc>
+          <w:tcPr>
+            <w:tcW w:type="dxa" w:w="1600"/>
+            <w:tcBorders>
+              <w:top w:val="single" w:color="D6DCE4" w:sz="4"/>
+              <w:left w:val="single" w:color="D6DCE4" w:sz="4"/>
+              <w:bottom w:val="single" w:color="D6DCE4" w:sz="4"/>
+              <w:right w:val="single" w:color="D6DCE4" w:sz="4"/>
+            </w:tcBorders>
+            <w:tcMar>
+              <w:top w:type="dxa" w:w="80"/>
+              <w:left w:type="dxa" w:w="140"/>
+              <w:bottom w:type="dxa" w:w="80"/>
+              <w:right w:type="dxa" w:w="140"/>
+            </w:tcMar>
+          </w:tcPr>
+          <w:p>
+            <w:pPr>
+              <w:spacing w:before="0" w:after="120"/>
+              <w:jc w:val="left"/>
+            </w:pPr>
+            <w:r>
+              <w:rPr>
+                <w:b/>
+                <w:bCs/>
+                <w:color w:val="1F4E79"/>
+              </w:rPr>
+              <w:t xml:space="preserve">Ping Extra Hosts</w:t>
+            </w:r>
+          </w:p>
+        </w:tc>
+        <w:tc>
+          <w:tcPr>
+            <w:tcW w:type="dxa" w:w="1200"/>
+            <w:tcBorders>
+              <w:top w:val="single" w:color="D6DCE4" w:sz="4"/>
+              <w:left w:val="single" w:color="D6DCE4" w:sz="4"/>
+              <w:bottom w:val="single" w:color="D6DCE4" w:sz="4"/>
+              <w:right w:val="single" w:color="D6DCE4" w:sz="4"/>
+            </w:tcBorders>
+            <w:shd w:fill="F2F5F9" w:val="clear"/>
+            <w:tcMar>
+              <w:top w:type="dxa" w:w="80"/>
+              <w:left w:type="dxa" w:w="140"/>
+              <w:bottom w:type="dxa" w:w="80"/>
+              <w:right w:type="dxa" w:w="140"/>
+            </w:tcMar>
+          </w:tcPr>
+          <w:p>
+            <w:pPr>
+              <w:spacing w:before="0" w:after="120"/>
+              <w:jc w:val="left"/>
+            </w:pPr>
+            <w:r>
+              <w:rPr>
+                <w:rFonts w:ascii="Courier New" w:cs="Courier New" w:eastAsia="Courier New" w:hAnsi="Courier New"/>
+                <w:sz w:val="17"/>
+                <w:szCs w:val="17"/>
+              </w:rPr>
+              <w:t xml:space="preserve">ping (3 packets)</w:t>
+            </w:r>
+          </w:p>
+        </w:tc>
+        <w:tc>
+          <w:tcPr>
+            <w:tcW w:type="dxa" w:w="2760"/>
+            <w:tcBorders>
+              <w:top w:val="single" w:color="D6DCE4" w:sz="4"/>
+              <w:left w:val="single" w:color="D6DCE4" w:sz="4"/>
+              <w:bottom w:val="single" w:color="D6DCE4" w:sz="4"/>
+              <w:right w:val="single" w:color="D6DCE4" w:sz="4"/>
+            </w:tcBorders>
+            <w:tcMar>
+              <w:top w:type="dxa" w:w="80"/>
+              <w:left w:type="dxa" w:w="140"/>
+              <w:bottom w:type="dxa" w:w="80"/>
+              <w:right w:type="dxa" w:w="140"/>
+            </w:tcMar>
+          </w:tcPr>
+          <w:p>
+            <w:pPr>
+              <w:spacing w:before="0" w:after="120"/>
+              <w:jc w:val="left"/>
+            </w:pPr>
+            <w:r>
+              <w:t xml:space="preserve">ICMP to any extra IPs defined in EXTRA_PING</w:t>
+            </w:r>
+          </w:p>
+        </w:tc>
+        <w:tc>
+          <w:tcPr>
+            <w:tcW w:type="dxa" w:w="1900"/>
+            <w:tcBorders>
+              <w:top w:val="single" w:color="D6DCE4" w:sz="4"/>
+              <w:left w:val="single" w:color="D6DCE4" w:sz="4"/>
+              <w:bottom w:val="single" w:color="D6DCE4" w:sz="4"/>
+              <w:right w:val="single" w:color="D6DCE4" w:sz="4"/>
+            </w:tcBorders>
+            <w:shd w:fill="E2EFDA" w:val="clear"/>
+            <w:tcMar>
+              <w:top w:type="dxa" w:w="80"/>
+              <w:left w:type="dxa" w:w="140"/>
+              <w:bottom w:type="dxa" w:w="80"/>
+              <w:right w:type="dxa" w:w="140"/>
+            </w:tcMar>
+          </w:tcPr>
+          <w:p>
+            <w:pPr>
+              <w:spacing w:before="0" w:after="120"/>
+              <w:jc w:val="left"/>
+            </w:pPr>
+            <w:r>
+              <w:rPr>
+                <w:color w:val="375623"/>
+                <w:sz w:val="20"/>
+                <w:szCs w:val="20"/>
+              </w:rPr>
+              <w:t xml:space="preserve">0% packet loss</w:t>
+            </w:r>
+          </w:p>
+        </w:tc>
+        <w:tc>
+          <w:tcPr>
+            <w:tcW w:type="dxa" w:w="1900"/>
+            <w:tcBorders>
+              <w:top w:val="single" w:color="D6DCE4" w:sz="4"/>
+              <w:left w:val="single" w:color="D6DCE4" w:sz="4"/>
+              <w:bottom w:val="single" w:color="D6DCE4" w:sz="4"/>
+              <w:right w:val="single" w:color="D6DCE4" w:sz="4"/>
+            </w:tcBorders>
+            <w:shd w:fill="FCE4D6" w:val="clear"/>
+            <w:tcMar>
+              <w:top w:type="dxa" w:w="80"/>
+              <w:left w:type="dxa" w:w="140"/>
+              <w:bottom w:type="dxa" w:w="80"/>
+              <w:right w:type="dxa" w:w="140"/>
+            </w:tcMar>
+          </w:tcPr>
+          <w:p>
+            <w:pPr>
+              <w:spacing w:before="0" w:after="120"/>
+              <w:jc w:val="left"/>
+            </w:pPr>
+            <w:r>
+              <w:rPr>
+                <w:color w:val="7B1818"/>
+                <w:sz w:val="20"/>
+                <w:szCs w:val="20"/>
+              </w:rPr>
+              <w:t xml:space="preserve">Any loss = FAIL</w:t>
+            </w:r>
+          </w:p>
+        </w:tc>
+      </w:tr>
+      <w:tr>
+        <w:tc>
+          <w:tcPr>
+            <w:tcW w:type="dxa" w:w="1600"/>
+            <w:tcBorders>
+              <w:top w:val="single" w:color="D6DCE4" w:sz="4"/>
+              <w:left w:val="single" w:color="D6DCE4" w:sz="4"/>
+              <w:bottom w:val="single" w:color="D6DCE4" w:sz="4"/>
+              <w:right w:val="single" w:color="D6DCE4" w:sz="4"/>
+            </w:tcBorders>
+            <w:tcMar>
+              <w:top w:type="dxa" w:w="80"/>
+              <w:left w:type="dxa" w:w="140"/>
+              <w:bottom w:type="dxa" w:w="80"/>
+              <w:right w:type="dxa" w:w="140"/>
+            </w:tcMar>
+          </w:tcPr>
+          <w:p>
+            <w:pPr>
+              <w:spacing w:before="0" w:after="120"/>
+              <w:jc w:val="left"/>
+            </w:pPr>
+            <w:r>
+              <w:rPr>
+                <w:b/>
+                <w:bCs/>
+                <w:color w:val="1F4E79"/>
+              </w:rPr>
+              <w:t xml:space="preserve">DNS Resolution</w:t>
+            </w:r>
+          </w:p>
+        </w:tc>
+        <w:tc>
+          <w:tcPr>
+            <w:tcW w:type="dxa" w:w="1200"/>
+            <w:tcBorders>
+              <w:top w:val="single" w:color="D6DCE4" w:sz="4"/>
+              <w:left w:val="single" w:color="D6DCE4" w:sz="4"/>
+              <w:bottom w:val="single" w:color="D6DCE4" w:sz="4"/>
+              <w:right w:val="single" w:color="D6DCE4" w:sz="4"/>
+            </w:tcBorders>
+            <w:shd w:fill="F2F5F9" w:val="clear"/>
+            <w:tcMar>
+              <w:top w:type="dxa" w:w="80"/>
+              <w:left w:type="dxa" w:w="140"/>
+              <w:bottom w:type="dxa" w:w="80"/>
+              <w:right w:type="dxa" w:w="140"/>
+            </w:tcMar>
+          </w:tcPr>
+          <w:p>
+            <w:pPr>
+              <w:spacing w:before="0" w:after="120"/>
+              <w:jc w:val="left"/>
+            </w:pPr>
+            <w:r>
+              <w:rPr>
+                <w:rFonts w:ascii="Courier New" w:cs="Courier New" w:eastAsia="Courier New" w:hAnsi="Courier New"/>
+                <w:sz w:val="17"/>
+                <w:szCs w:val="17"/>
+              </w:rPr>
+              <w:t xml:space="preserve">dig</w:t>
+            </w:r>
+          </w:p>
+        </w:tc>
+        <w:tc>
+          <w:tcPr>
+            <w:tcW w:type="dxa" w:w="2760"/>
+            <w:tcBorders>
+              <w:top w:val="single" w:color="D6DCE4" w:sz="4"/>
+              <w:left w:val="single" w:color="D6DCE4" w:sz="4"/>
+              <w:bottom w:val="single" w:color="D6DCE4" w:sz="4"/>
+              <w:right w:val="single" w:color="D6DCE4" w:sz="4"/>
+            </w:tcBorders>
+            <w:tcMar>
+              <w:top w:type="dxa" w:w="80"/>
+              <w:left w:type="dxa" w:w="140"/>
+              <w:bottom w:type="dxa" w:w="80"/>
+              <w:right w:type="dxa" w:w="140"/>
+            </w:tcMar>
+          </w:tcPr>
+          <w:p>
+            <w:pPr>
+              <w:spacing w:before="0" w:after="120"/>
+              <w:jc w:val="left"/>
+            </w:pPr>
+            <w:r>
+              <w:t xml:space="preserve">Resolves DNS_HOSTNAME via DNS_SERVER</w:t>
+            </w:r>
+          </w:p>
+        </w:tc>
+        <w:tc>
+          <w:tcPr>
+            <w:tcW w:type="dxa" w:w="1900"/>
+            <w:tcBorders>
+              <w:top w:val="single" w:color="D6DCE4" w:sz="4"/>
+              <w:left w:val="single" w:color="D6DCE4" w:sz="4"/>
+              <w:bottom w:val="single" w:color="D6DCE4" w:sz="4"/>
+              <w:right w:val="single" w:color="D6DCE4" w:sz="4"/>
+            </w:tcBorders>
+            <w:shd w:fill="E2EFDA" w:val="clear"/>
+            <w:tcMar>
+              <w:top w:type="dxa" w:w="80"/>
+              <w:left w:type="dxa" w:w="140"/>
+              <w:bottom w:type="dxa" w:w="80"/>
+              <w:right w:type="dxa" w:w="140"/>
+            </w:tcMar>
+          </w:tcPr>
+          <w:p>
+            <w:pPr>
+              <w:spacing w:before="0" w:after="120"/>
+              <w:jc w:val="left"/>
+            </w:pPr>
+            <w:r>
+              <w:rPr>
+                <w:color w:val="375623"/>
+                <w:sz w:val="20"/>
+                <w:szCs w:val="20"/>
+              </w:rPr>
+              <w:t xml:space="preserve">Returns a valid A record</w:t>
+            </w:r>
+          </w:p>
+        </w:tc>
+        <w:tc>
+          <w:tcPr>
+            <w:tcW w:type="dxa" w:w="1900"/>
+            <w:tcBorders>
+              <w:top w:val="single" w:color="D6DCE4" w:sz="4"/>
+              <w:left w:val="single" w:color="D6DCE4" w:sz="4"/>
+              <w:bottom w:val="single" w:color="D6DCE4" w:sz="4"/>
+              <w:right w:val="single" w:color="D6DCE4" w:sz="4"/>
+            </w:tcBorders>
+            <w:shd w:fill="FCE4D6" w:val="clear"/>
+            <w:tcMar>
+              <w:top w:type="dxa" w:w="80"/>
+              <w:left w:type="dxa" w:w="140"/>
+              <w:bottom w:type="dxa" w:w="80"/>
+              <w:right w:type="dxa" w:w="140"/>
+            </w:tcMar>
+          </w:tcPr>
+          <w:p>
+            <w:pPr>
+              <w:spacing w:before="0" w:after="120"/>
+              <w:jc w:val="left"/>
+            </w:pPr>
+            <w:r>
+              <w:rPr>
+                <w:color w:val="7B1818"/>
+                <w:sz w:val="20"/>
+                <w:szCs w:val="20"/>
+              </w:rPr>
+              <w:t xml:space="preserve">No IP returned = FAIL</w:t>
+            </w:r>
+          </w:p>
+        </w:tc>
+      </w:tr>
+      <w:tr>
+        <w:tc>
+          <w:tcPr>
+            <w:tcW w:type="dxa" w:w="1600"/>
+            <w:tcBorders>
+              <w:top w:val="single" w:color="D6DCE4" w:sz="4"/>
+              <w:left w:val="single" w:color="D6DCE4" w:sz="4"/>
+              <w:bottom w:val="single" w:color="D6DCE4" w:sz="4"/>
+              <w:right w:val="single" w:color="D6DCE4" w:sz="4"/>
+            </w:tcBorders>
+            <w:tcMar>
+              <w:top w:type="dxa" w:w="80"/>
+              <w:left w:type="dxa" w:w="140"/>
+              <w:bottom w:type="dxa" w:w="80"/>
+              <w:right w:type="dxa" w:w="140"/>
+            </w:tcMar>
+          </w:tcPr>
+          <w:p>
+            <w:pPr>
+              <w:spacing w:before="0" w:after="120"/>
+              <w:jc w:val="left"/>
+            </w:pPr>
+            <w:r>
+              <w:rPr>
+                <w:b/>
+                <w:bCs/>
+                <w:color w:val="1F4E79"/>
+              </w:rPr>
+              <w:t xml:space="preserve">HTTP Check</w:t>
+            </w:r>
+          </w:p>
+        </w:tc>
+        <w:tc>
+          <w:tcPr>
+            <w:tcW w:type="dxa" w:w="1200"/>
+            <w:tcBorders>
+              <w:top w:val="single" w:color="D6DCE4" w:sz="4"/>
+              <w:left w:val="single" w:color="D6DCE4" w:sz="4"/>
+              <w:bottom w:val="single" w:color="D6DCE4" w:sz="4"/>
+              <w:right w:val="single" w:color="D6DCE4" w:sz="4"/>
+            </w:tcBorders>
+            <w:shd w:fill="F2F5F9" w:val="clear"/>
+            <w:tcMar>
+              <w:top w:type="dxa" w:w="80"/>
+              <w:left w:type="dxa" w:w="140"/>
+              <w:bottom w:type="dxa" w:w="80"/>
+              <w:right w:type="dxa" w:w="140"/>
+            </w:tcMar>
+          </w:tcPr>
+          <w:p>
+            <w:pPr>
+              <w:spacing w:before="0" w:after="120"/>
+              <w:jc w:val="left"/>
+            </w:pPr>
+            <w:r>
+              <w:rPr>
+                <w:rFonts w:ascii="Courier New" w:cs="Courier New" w:eastAsia="Courier New" w:hAnsi="Courier New"/>
+                <w:sz w:val="17"/>
+                <w:szCs w:val="17"/>
+              </w:rPr>
+              <w:t xml:space="preserve">curl</w:t>
+            </w:r>
+          </w:p>
+        </w:tc>
+        <w:tc>
+          <w:tcPr>
+            <w:tcW w:type="dxa" w:w="2760"/>
+            <w:tcBorders>
+              <w:top w:val="single" w:color="D6DCE4" w:sz="4"/>
+              <w:left w:val="single" w:color="D6DCE4" w:sz="4"/>
+              <w:bottom w:val="single" w:color="D6DCE4" w:sz="4"/>
+              <w:right w:val="single" w:color="D6DCE4" w:sz="4"/>
+            </w:tcBorders>
+            <w:tcMar>
+              <w:top w:type="dxa" w:w="80"/>
+              <w:left w:type="dxa" w:w="140"/>
+              <w:bottom w:type="dxa" w:w="80"/>
+              <w:right w:type="dxa" w:w="140"/>
+            </w:tcMar>
+          </w:tcPr>
+          <w:p>
+            <w:pPr>
+              <w:spacing w:before="0" w:after="120"/>
+              <w:jc w:val="left"/>
+            </w:pPr>
+            <w:r>
+              <w:t xml:space="preserve">Fetches the URL, checks status code matches expected</w:t>
+            </w:r>
+          </w:p>
+        </w:tc>
+        <w:tc>
+          <w:tcPr>
+            <w:tcW w:type="dxa" w:w="1900"/>
+            <w:tcBorders>
+              <w:top w:val="single" w:color="D6DCE4" w:sz="4"/>
+              <w:left w:val="single" w:color="D6DCE4" w:sz="4"/>
+              <w:bottom w:val="single" w:color="D6DCE4" w:sz="4"/>
+              <w:right w:val="single" w:color="D6DCE4" w:sz="4"/>
+            </w:tcBorders>
+            <w:shd w:fill="E2EFDA" w:val="clear"/>
+            <w:tcMar>
+              <w:top w:type="dxa" w:w="80"/>
+              <w:left w:type="dxa" w:w="140"/>
+              <w:bottom w:type="dxa" w:w="80"/>
+              <w:right w:type="dxa" w:w="140"/>
+            </w:tcMar>
+          </w:tcPr>
+          <w:p>
+            <w:pPr>
+              <w:spacing w:before="0" w:after="120"/>
+              <w:jc w:val="left"/>
+            </w:pPr>
+            <w:r>
+              <w:rPr>
+                <w:color w:val="375623"/>
+                <w:sz w:val="20"/>
+                <w:szCs w:val="20"/>
+              </w:rPr>
+              <w:t xml:space="preserve">HTTP code matches</w:t>
+            </w:r>
+          </w:p>
+        </w:tc>
+        <w:tc>
+          <w:tcPr>
+            <w:tcW w:type="dxa" w:w="1900"/>
+            <w:tcBorders>
+              <w:top w:val="single" w:color="D6DCE4" w:sz="4"/>
+              <w:left w:val="single" w:color="D6DCE4" w:sz="4"/>
+              <w:bottom w:val="single" w:color="D6DCE4" w:sz="4"/>
+              <w:right w:val="single" w:color="D6DCE4" w:sz="4"/>
+            </w:tcBorders>
+            <w:shd w:fill="FCE4D6" w:val="clear"/>
+            <w:tcMar>
+              <w:top w:type="dxa" w:w="80"/>
+              <w:left w:type="dxa" w:w="140"/>
+              <w:bottom w:type="dxa" w:w="80"/>
+              <w:right w:type="dxa" w:w="140"/>
+            </w:tcMar>
+          </w:tcPr>
+          <w:p>
+            <w:pPr>
+              <w:spacing w:before="0" w:after="120"/>
+              <w:jc w:val="left"/>
+            </w:pPr>
+            <w:r>
+              <w:rPr>
+                <w:color w:val="7B1818"/>
+                <w:sz w:val="20"/>
+                <w:szCs w:val="20"/>
+              </w:rPr>
+              <w:t xml:space="preserve">Different code = FAIL</w:t>
+            </w:r>
+          </w:p>
+        </w:tc>
+      </w:tr>
+      <w:tr>
+        <w:tc>
+          <w:tcPr>
+            <w:tcW w:type="dxa" w:w="1600"/>
+            <w:tcBorders>
+              <w:top w:val="single" w:color="D6DCE4" w:sz="4"/>
+              <w:left w:val="single" w:color="D6DCE4" w:sz="4"/>
+              <w:bottom w:val="single" w:color="D6DCE4" w:sz="4"/>
+              <w:right w:val="single" w:color="D6DCE4" w:sz="4"/>
+            </w:tcBorders>
+            <w:tcMar>
+              <w:top w:type="dxa" w:w="80"/>
+              <w:left w:type="dxa" w:w="140"/>
+              <w:bottom w:type="dxa" w:w="80"/>
+              <w:right w:type="dxa" w:w="140"/>
+            </w:tcMar>
+          </w:tcPr>
+          <w:p>
+            <w:pPr>
+              <w:spacing w:before="0" w:after="120"/>
+              <w:jc w:val="left"/>
+            </w:pPr>
+            <w:r>
+              <w:rPr>
+                <w:b/>
+                <w:bCs/>
+                <w:color w:val="1F4E79"/>
+              </w:rPr>
+              <w:t xml:space="preserve">Port Scan</w:t>
+            </w:r>
+          </w:p>
+        </w:tc>
+        <w:tc>
+          <w:tcPr>
+            <w:tcW w:type="dxa" w:w="1200"/>
+            <w:tcBorders>
+              <w:top w:val="single" w:color="D6DCE4" w:sz="4"/>
+              <w:left w:val="single" w:color="D6DCE4" w:sz="4"/>
+              <w:bottom w:val="single" w:color="D6DCE4" w:sz="4"/>
+              <w:right w:val="single" w:color="D6DCE4" w:sz="4"/>
+            </w:tcBorders>
+            <w:shd w:fill="F2F5F9" w:val="clear"/>
+            <w:tcMar>
+              <w:top w:type="dxa" w:w="80"/>
+              <w:left w:type="dxa" w:w="140"/>
+              <w:bottom w:type="dxa" w:w="80"/>
+              <w:right w:type="dxa" w:w="140"/>
+            </w:tcMar>
+          </w:tcPr>
+          <w:p>
+            <w:pPr>
+              <w:spacing w:before="0" w:after="120"/>
+              <w:jc w:val="left"/>
+            </w:pPr>
+            <w:r>
+              <w:rPr>
+                <w:rFonts w:ascii="Courier New" w:cs="Courier New" w:eastAsia="Courier New" w:hAnsi="Courier New"/>
+                <w:sz w:val="17"/>
+                <w:szCs w:val="17"/>
+              </w:rPr>
+              <w:t xml:space="preserve">nmap</w:t>
+            </w:r>
+          </w:p>
+        </w:tc>
+        <w:tc>
+          <w:tcPr>
+            <w:tcW w:type="dxa" w:w="2760"/>
+            <w:tcBorders>
+              <w:top w:val="single" w:color="D6DCE4" w:sz="4"/>
+              <w:left w:val="single" w:color="D6DCE4" w:sz="4"/>
+              <w:bottom w:val="single" w:color="D6DCE4" w:sz="4"/>
+              <w:right w:val="single" w:color="D6DCE4" w:sz="4"/>
+            </w:tcBorders>
+            <w:tcMar>
+              <w:top w:type="dxa" w:w="80"/>
+              <w:left w:type="dxa" w:w="140"/>
+              <w:bottom w:type="dxa" w:w="80"/>
+              <w:right w:type="dxa" w:w="140"/>
+            </w:tcMar>
+          </w:tcPr>
+          <w:p>
+            <w:pPr>
+              <w:spacing w:before="0" w:after="120"/>
+              <w:jc w:val="left"/>
+            </w:pPr>
+            <w:r>
+              <w:t xml:space="preserve">Scans top 20 TCP ports on the gateway</w:t>
+            </w:r>
+          </w:p>
+        </w:tc>
+        <w:tc>
+          <w:tcPr>
+            <w:tcW w:type="dxa" w:w="1900"/>
+            <w:tcBorders>
+              <w:top w:val="single" w:color="D6DCE4" w:sz="4"/>
+              <w:left w:val="single" w:color="D6DCE4" w:sz="4"/>
+              <w:bottom w:val="single" w:color="D6DCE4" w:sz="4"/>
+              <w:right w:val="single" w:color="D6DCE4" w:sz="4"/>
+            </w:tcBorders>
+            <w:shd w:fill="E2EFDA" w:val="clear"/>
+            <w:tcMar>
+              <w:top w:type="dxa" w:w="80"/>
+              <w:left w:type="dxa" w:w="140"/>
+              <w:bottom w:type="dxa" w:w="80"/>
+              <w:right w:type="dxa" w:w="140"/>
+            </w:tcMar>
+          </w:tcPr>
+          <w:p>
+            <w:pPr>
+              <w:spacing w:before="0" w:after="120"/>
+              <w:jc w:val="left"/>
+            </w:pPr>
+            <w:r>
+              <w:rPr>
+                <w:color w:val="375623"/>
+                <w:sz w:val="20"/>
+                <w:szCs w:val="20"/>
+              </w:rPr>
+              <w:t xml:space="preserve">One or more open ports found</w:t>
+            </w:r>
+          </w:p>
+        </w:tc>
+        <w:tc>
+          <w:tcPr>
+            <w:tcW w:type="dxa" w:w="1900"/>
+            <w:tcBorders>
+              <w:top w:val="single" w:color="D6DCE4" w:sz="4"/>
+              <w:left w:val="single" w:color="D6DCE4" w:sz="4"/>
+              <w:bottom w:val="single" w:color="D6DCE4" w:sz="4"/>
+              <w:right w:val="single" w:color="D6DCE4" w:sz="4"/>
+            </w:tcBorders>
+            <w:shd w:fill="FCE4D6" w:val="clear"/>
+            <w:tcMar>
+              <w:top w:type="dxa" w:w="80"/>
+              <w:left w:type="dxa" w:w="140"/>
+              <w:bottom w:type="dxa" w:w="80"/>
+              <w:right w:type="dxa" w:w="140"/>
+            </w:tcMar>
+          </w:tcPr>
+          <w:p>
+            <w:pPr>
+              <w:spacing w:before="0" w:after="120"/>
+              <w:jc w:val="left"/>
+            </w:pPr>
+            <w:r>
+              <w:rPr>
+                <w:color w:val="7B1818"/>
+                <w:sz w:val="20"/>
+                <w:szCs w:val="20"/>
+              </w:rPr>
+              <w:t xml:space="preserve">No open ports = WARN</w:t>
+            </w:r>
+          </w:p>
+        </w:tc>
+      </w:tr>
+      <w:tr>
+        <w:tc>
+          <w:tcPr>
+            <w:tcW w:type="dxa" w:w="1600"/>
+            <w:tcBorders>
+              <w:top w:val="single" w:color="D6DCE4" w:sz="4"/>
+              <w:left w:val="single" w:color="D6DCE4" w:sz="4"/>
+              <w:bottom w:val="single" w:color="D6DCE4" w:sz="4"/>
+              <w:right w:val="single" w:color="D6DCE4" w:sz="4"/>
+            </w:tcBorders>
+            <w:tcMar>
+              <w:top w:type="dxa" w:w="80"/>
+              <w:left w:type="dxa" w:w="140"/>
+              <w:bottom w:type="dxa" w:w="80"/>
+              <w:right w:type="dxa" w:w="140"/>
+            </w:tcMar>
+          </w:tcPr>
+          <w:p>
+            <w:pPr>
+              <w:spacing w:before="0" w:after="120"/>
+              <w:jc w:val="left"/>
+            </w:pPr>
+            <w:r>
+              <w:rPr>
+                <w:b/>
+                <w:bCs/>
+                <w:color w:val="1F4E79"/>
+              </w:rPr>
+              <w:t xml:space="preserve">MTU Test</w:t>
+            </w:r>
+          </w:p>
+        </w:tc>
+        <w:tc>
+          <w:tcPr>
+            <w:tcW w:type="dxa" w:w="1200"/>
+            <w:tcBorders>
+              <w:top w:val="single" w:color="D6DCE4" w:sz="4"/>
+              <w:left w:val="single" w:color="D6DCE4" w:sz="4"/>
+              <w:bottom w:val="single" w:color="D6DCE4" w:sz="4"/>
+              <w:right w:val="single" w:color="D6DCE4" w:sz="4"/>
+            </w:tcBorders>
+            <w:shd w:fill="F2F5F9" w:val="clear"/>
+            <w:tcMar>
+              <w:top w:type="dxa" w:w="80"/>
+              <w:left w:type="dxa" w:w="140"/>
+              <w:bottom w:type="dxa" w:w="80"/>
+              <w:right w:type="dxa" w:w="140"/>
+            </w:tcMar>
+          </w:tcPr>
+          <w:p>
+            <w:pPr>
+              <w:spacing w:before="0" w:after="120"/>
+              <w:jc w:val="left"/>
+            </w:pPr>
+            <w:r>
+              <w:rPr>
+                <w:rFonts w:ascii="Courier New" w:cs="Courier New" w:eastAsia="Courier New" w:hAnsi="Courier New"/>
+                <w:sz w:val="17"/>
+                <w:szCs w:val="17"/>
+              </w:rPr>
+              <w:t xml:space="preserve">ping -M do -s 1400</w:t>
+            </w:r>
+          </w:p>
+        </w:tc>
+        <w:tc>
+          <w:tcPr>
+            <w:tcW w:type="dxa" w:w="2760"/>
+            <w:tcBorders>
+              <w:top w:val="single" w:color="D6DCE4" w:sz="4"/>
+              <w:left w:val="single" w:color="D6DCE4" w:sz="4"/>
+              <w:bottom w:val="single" w:color="D6DCE4" w:sz="4"/>
+              <w:right w:val="single" w:color="D6DCE4" w:sz="4"/>
+            </w:tcBorders>
+            <w:tcMar>
+              <w:top w:type="dxa" w:w="80"/>
+              <w:left w:type="dxa" w:w="140"/>
+              <w:bottom w:type="dxa" w:w="80"/>
+              <w:right w:type="dxa" w:w="140"/>
+            </w:tcMar>
+          </w:tcPr>
+          <w:p>
+            <w:pPr>
+              <w:spacing w:before="0" w:after="120"/>
+              <w:jc w:val="left"/>
+            </w:pPr>
+            <w:r>
+              <w:t xml:space="preserve">Sends a 1400-byte ping with DF bit set (no fragment)</w:t>
+            </w:r>
+          </w:p>
+        </w:tc>
+        <w:tc>
+          <w:tcPr>
+            <w:tcW w:type="dxa" w:w="1900"/>
+            <w:tcBorders>
+              <w:top w:val="single" w:color="D6DCE4" w:sz="4"/>
+              <w:left w:val="single" w:color="D6DCE4" w:sz="4"/>
+              <w:bottom w:val="single" w:color="D6DCE4" w:sz="4"/>
+              <w:right w:val="single" w:color="D6DCE4" w:sz="4"/>
+            </w:tcBorders>
+            <w:shd w:fill="E2EFDA" w:val="clear"/>
+            <w:tcMar>
+              <w:top w:type="dxa" w:w="80"/>
+              <w:left w:type="dxa" w:w="140"/>
+              <w:bottom w:type="dxa" w:w="80"/>
+              <w:right w:type="dxa" w:w="140"/>
+            </w:tcMar>
+          </w:tcPr>
+          <w:p>
+            <w:pPr>
+              <w:spacing w:before="0" w:after="120"/>
+              <w:jc w:val="left"/>
+            </w:pPr>
+            <w:r>
+              <w:rPr>
+                <w:color w:val="375623"/>
+                <w:sz w:val="20"/>
+                <w:szCs w:val="20"/>
+              </w:rPr>
+              <w:t xml:space="preserve">Packets received</w:t>
+            </w:r>
+          </w:p>
+        </w:tc>
+        <w:tc>
+          <w:tcPr>
+            <w:tcW w:type="dxa" w:w="1900"/>
+            <w:tcBorders>
+              <w:top w:val="single" w:color="D6DCE4" w:sz="4"/>
+              <w:left w:val="single" w:color="D6DCE4" w:sz="4"/>
+              <w:bottom w:val="single" w:color="D6DCE4" w:sz="4"/>
+              <w:right w:val="single" w:color="D6DCE4" w:sz="4"/>
+            </w:tcBorders>
+            <w:shd w:fill="FCE4D6" w:val="clear"/>
+            <w:tcMar>
+              <w:top w:type="dxa" w:w="80"/>
+              <w:left w:type="dxa" w:w="140"/>
+              <w:bottom w:type="dxa" w:w="80"/>
+              <w:right w:type="dxa" w:w="140"/>
+            </w:tcMar>
+          </w:tcPr>
+          <w:p>
+            <w:pPr>
+              <w:spacing w:before="0" w:after="120"/>
+              <w:jc w:val="left"/>
+            </w:pPr>
+            <w:r>
+              <w:rPr>
+                <w:color w:val="7B1818"/>
+                <w:sz w:val="20"/>
+                <w:szCs w:val="20"/>
+              </w:rPr>
+              <w:t xml:space="preserve">Dropped = WARN (MTU mismatch)</w:t>
             </w:r>
           </w:p>
         </w:tc>
@@ -5625,7 +6445,37 @@
     </w:tbl>
     <w:p>
       <w:pPr>
-        <w:spacing w:before="160" w:after="0"/>
+        <w:spacing w:before="200" w:after="0"/>
+      </w:pPr>
+      <w:r>
+        <w:t xml:space="preserve"/>
+      </w:r>
+    </w:p>
+    <w:p>
+      <w:pPr>
+        <w:pStyle w:val="Heading1"/>
+        <w:pBdr>
+          <w:bottom w:val="single" w:color="00B0F0" w:sz="8"/>
+        </w:pBdr>
+        <w:shd w:fill="1F4E79" w:val="clear"/>
+        <w:spacing w:before="320" w:after="160"/>
+        <w:ind w:left="200"/>
+      </w:pPr>
+      <w:r>
+        <w:rPr>
+          <w:rFonts w:ascii="Calibri" w:cs="Calibri" w:eastAsia="Calibri" w:hAnsi="Calibri"/>
+          <w:b/>
+          <w:bCs/>
+          <w:color w:val="FFFFFF"/>
+          <w:sz w:val="36"/>
+          <w:szCs w:val="36"/>
+        </w:rPr>
+        <w:t xml:space="preserve">5 — Running the Script</w:t>
+      </w:r>
+    </w:p>
+    <w:p>
+      <w:pPr>
+        <w:spacing w:before="100" w:after="0"/>
       </w:pPr>
       <w:r>
         <w:t xml:space="preserve"/>
@@ -5648,27 +6498,7 @@
           <w:sz w:val="28"/>
           <w:szCs w:val="28"/>
         </w:rPr>
-        <w:t xml:space="preserve">Extra ping targets (optional)</w:t>
-      </w:r>
-    </w:p>
-    <w:p>
-      <w:pPr>
-        <w:spacing w:before="0" w:after="80"/>
-        <w:jc w:val="left"/>
-      </w:pPr>
-      <w:r>
-        <w:t xml:space="preserve">To ping additional hosts beyond the gateway, add entries to the </w:t>
-      </w:r>
-      <w:r>
-        <w:rPr>
-          <w:rFonts w:ascii="Courier New" w:cs="Courier New" w:eastAsia="Courier New" w:hAnsi="Courier New"/>
-          <w:sz w:val="22"/>
-          <w:szCs w:val="22"/>
-        </w:rPr>
-        <w:t xml:space="preserve">EXTRA_PING</w:t>
-      </w:r>
-      <w:r>
-        <w:t xml:space="preserve"> array:</w:t>
+        <w:t xml:space="preserve">Make executable and run</w:t>
       </w:r>
     </w:p>
     <w:tbl>
@@ -5722,7 +6552,7 @@
                 <w:sz w:val="18"/>
                 <w:szCs w:val="18"/>
               </w:rPr>
-              <w:t xml:space="preserve">EXTRA_PING=(</w:t>
+              <w:t xml:space="preserve">chmod +x vlan-test.sh</w:t>
             </w:r>
           </w:p>
         </w:tc>
@@ -5757,77 +6587,7 @@
                 <w:sz w:val="18"/>
                 <w:szCs w:val="18"/>
               </w:rPr>
-              <w:t xml:space="preserve">  "PG-VLAN10|192.168.10.10 192.168.10.20"</w:t>
-            </w:r>
-          </w:p>
-        </w:tc>
-      </w:tr>
-      <w:tr>
-        <w:tc>
-          <w:tcPr>
-            <w:tcW w:type="dxa" w:w="9360"/>
-            <w:tcBorders>
-              <w:top w:val="none" w:color="FFFFFF" w:sz="0"/>
-              <w:left w:val="none" w:color="FFFFFF" w:sz="0"/>
-              <w:bottom w:val="none" w:color="FFFFFF" w:sz="0"/>
-              <w:right w:val="none" w:color="FFFFFF" w:sz="0"/>
-            </w:tcBorders>
-            <w:shd w:fill="1E1E2E" w:val="clear"/>
-            <w:tcMar>
-              <w:top w:type="dxa" w:w="80"/>
-              <w:left w:type="dxa" w:w="140"/>
-              <w:bottom w:type="dxa" w:w="80"/>
-              <w:right w:type="dxa" w:w="140"/>
-            </w:tcMar>
-          </w:tcPr>
-          <w:p>
-            <w:pPr>
-              <w:spacing w:before="20" w:after="20"/>
-              <w:jc w:val="left"/>
-            </w:pPr>
-            <w:r>
-              <w:rPr>
-                <w:rFonts w:ascii="Courier New" w:cs="Courier New" w:eastAsia="Courier New" w:hAnsi="Courier New"/>
-                <w:color w:val="CDD6F4"/>
-                <w:sz w:val="18"/>
-                <w:szCs w:val="18"/>
-              </w:rPr>
-              <w:t xml:space="preserve">  "PG-VLAN20|192.168.20.10"</w:t>
-            </w:r>
-          </w:p>
-        </w:tc>
-      </w:tr>
-      <w:tr>
-        <w:tc>
-          <w:tcPr>
-            <w:tcW w:type="dxa" w:w="9360"/>
-            <w:tcBorders>
-              <w:top w:val="none" w:color="FFFFFF" w:sz="0"/>
-              <w:left w:val="none" w:color="FFFFFF" w:sz="0"/>
-              <w:bottom w:val="none" w:color="FFFFFF" w:sz="0"/>
-              <w:right w:val="none" w:color="FFFFFF" w:sz="0"/>
-            </w:tcBorders>
-            <w:shd w:fill="1E1E2E" w:val="clear"/>
-            <w:tcMar>
-              <w:top w:type="dxa" w:w="80"/>
-              <w:left w:type="dxa" w:w="140"/>
-              <w:bottom w:type="dxa" w:w="80"/>
-              <w:right w:type="dxa" w:w="140"/>
-            </w:tcMar>
-          </w:tcPr>
-          <w:p>
-            <w:pPr>
-              <w:spacing w:before="20" w:after="20"/>
-              <w:jc w:val="left"/>
-            </w:pPr>
-            <w:r>
-              <w:rPr>
-                <w:rFonts w:ascii="Courier New" w:cs="Courier New" w:eastAsia="Courier New" w:hAnsi="Courier New"/>
-                <w:color w:val="CDD6F4"/>
-                <w:sz w:val="18"/>
-                <w:szCs w:val="18"/>
-              </w:rPr>
-              <w:t xml:space="preserve">)</w:t>
+              <w:t xml:space="preserve">./vlan-test.sh</w:t>
             </w:r>
           </w:p>
         </w:tc>
@@ -5835,11 +6595,10 @@
     </w:tbl>
     <w:p>
       <w:pPr>
-        <w:spacing w:before="0" w:after="160"/>
-        <w:jc w:val="left"/>
-      </w:pPr>
-      <w:r>
-        <w:t xml:space="preserve">The port group name must match exactly. Multiple IPs are space-separated.</w:t>
+        <w:spacing w:before="120" w:after="0"/>
+      </w:pPr>
+      <w:r>
+        <w:t xml:space="preserve"/>
       </w:r>
     </w:p>
     <w:p>
@@ -5859,7 +6618,7 @@
           <w:sz w:val="28"/>
           <w:szCs w:val="28"/>
         </w:rPr>
-        <w:t xml:space="preserve">HTTP checks (optional)</w:t>
+        <w:t xml:space="preserve">What you'll see</w:t>
       </w:r>
     </w:p>
     <w:p>
@@ -5868,18 +6627,7 @@
         <w:jc w:val="left"/>
       </w:pPr>
       <w:r>
-        <w:t xml:space="preserve">The </w:t>
-      </w:r>
-      <w:r>
-        <w:rPr>
-          <w:rFonts w:ascii="Courier New" w:cs="Courier New" w:eastAsia="Courier New" w:hAnsi="Courier New"/>
-          <w:sz w:val="22"/>
-          <w:szCs w:val="22"/>
-        </w:rPr>
-        <w:t xml:space="preserve">HTTP_TESTS</w:t>
-      </w:r>
-      <w:r>
-        <w:t xml:space="preserve"> array maps VLAN index (0-based) to a URL and expected HTTP status code:</w:t>
+        <w:t xml:space="preserve">Run the script directly on the probe VM. It prints a pre-flight check, then processes each VLAN in a boxed section:</w:t>
       </w:r>
     </w:p>
     <w:tbl>
@@ -5933,1828 +6681,6 @@
                 <w:sz w:val="18"/>
                 <w:szCs w:val="18"/>
               </w:rPr>
-              <w:t xml:space="preserve">HTTP_TESTS=(</w:t>
-            </w:r>
-          </w:p>
-        </w:tc>
-      </w:tr>
-      <w:tr>
-        <w:tc>
-          <w:tcPr>
-            <w:tcW w:type="dxa" w:w="9360"/>
-            <w:tcBorders>
-              <w:top w:val="none" w:color="FFFFFF" w:sz="0"/>
-              <w:left w:val="none" w:color="FFFFFF" w:sz="0"/>
-              <w:bottom w:val="none" w:color="FFFFFF" w:sz="0"/>
-              <w:right w:val="none" w:color="FFFFFF" w:sz="0"/>
-            </w:tcBorders>
-            <w:shd w:fill="1E1E2E" w:val="clear"/>
-            <w:tcMar>
-              <w:top w:type="dxa" w:w="80"/>
-              <w:left w:type="dxa" w:w="140"/>
-              <w:bottom w:type="dxa" w:w="80"/>
-              <w:right w:type="dxa" w:w="140"/>
-            </w:tcMar>
-          </w:tcPr>
-          <w:p>
-            <w:pPr>
-              <w:spacing w:before="20" w:after="20"/>
-              <w:jc w:val="left"/>
-            </w:pPr>
-            <w:r>
-              <w:rPr>
-                <w:rFonts w:ascii="Courier New" w:cs="Courier New" w:eastAsia="Courier New" w:hAnsi="Courier New"/>
-                <w:color w:val="CDD6F4"/>
-                <w:sz w:val="18"/>
-                <w:szCs w:val="18"/>
-              </w:rPr>
-              <w:t xml:space="preserve">  "http://192.168.10.1|200"    # tested against VLANS[0]</w:t>
-            </w:r>
-          </w:p>
-        </w:tc>
-      </w:tr>
-      <w:tr>
-        <w:tc>
-          <w:tcPr>
-            <w:tcW w:type="dxa" w:w="9360"/>
-            <w:tcBorders>
-              <w:top w:val="none" w:color="FFFFFF" w:sz="0"/>
-              <w:left w:val="none" w:color="FFFFFF" w:sz="0"/>
-              <w:bottom w:val="none" w:color="FFFFFF" w:sz="0"/>
-              <w:right w:val="none" w:color="FFFFFF" w:sz="0"/>
-            </w:tcBorders>
-            <w:shd w:fill="1E1E2E" w:val="clear"/>
-            <w:tcMar>
-              <w:top w:type="dxa" w:w="80"/>
-              <w:left w:type="dxa" w:w="140"/>
-              <w:bottom w:type="dxa" w:w="80"/>
-              <w:right w:type="dxa" w:w="140"/>
-            </w:tcMar>
-          </w:tcPr>
-          <w:p>
-            <w:pPr>
-              <w:spacing w:before="20" w:after="20"/>
-              <w:jc w:val="left"/>
-            </w:pPr>
-            <w:r>
-              <w:rPr>
-                <w:rFonts w:ascii="Courier New" w:cs="Courier New" w:eastAsia="Courier New" w:hAnsi="Courier New"/>
-                <w:color w:val="CDD6F4"/>
-                <w:sz w:val="18"/>
-                <w:szCs w:val="18"/>
-              </w:rPr>
-              <w:t xml:space="preserve">  "http://192.168.20.1|200"    # tested against VLANS[1]</w:t>
-            </w:r>
-          </w:p>
-        </w:tc>
-      </w:tr>
-      <w:tr>
-        <w:tc>
-          <w:tcPr>
-            <w:tcW w:type="dxa" w:w="9360"/>
-            <w:tcBorders>
-              <w:top w:val="none" w:color="FFFFFF" w:sz="0"/>
-              <w:left w:val="none" w:color="FFFFFF" w:sz="0"/>
-              <w:bottom w:val="none" w:color="FFFFFF" w:sz="0"/>
-              <w:right w:val="none" w:color="FFFFFF" w:sz="0"/>
-            </w:tcBorders>
-            <w:shd w:fill="1E1E2E" w:val="clear"/>
-            <w:tcMar>
-              <w:top w:type="dxa" w:w="80"/>
-              <w:left w:type="dxa" w:w="140"/>
-              <w:bottom w:type="dxa" w:w="80"/>
-              <w:right w:type="dxa" w:w="140"/>
-            </w:tcMar>
-          </w:tcPr>
-          <w:p>
-            <w:pPr>
-              <w:spacing w:before="20" w:after="20"/>
-              <w:jc w:val="left"/>
-            </w:pPr>
-            <w:r>
-              <w:rPr>
-                <w:rFonts w:ascii="Courier New" w:cs="Courier New" w:eastAsia="Courier New" w:hAnsi="Courier New"/>
-                <w:color w:val="CDD6F4"/>
-                <w:sz w:val="18"/>
-                <w:szCs w:val="18"/>
-              </w:rPr>
-              <w:t xml:space="preserve">)</w:t>
-            </w:r>
-          </w:p>
-        </w:tc>
-      </w:tr>
-    </w:tbl>
-    <w:p>
-      <w:pPr>
-        <w:spacing w:before="0" w:after="200"/>
-        <w:jc w:val="left"/>
-      </w:pPr>
-      <w:r>
-        <w:t xml:space="preserve">Leave entries empty or remove them to skip HTTP checks for a given VLAN.</w:t>
-      </w:r>
-    </w:p>
-    <w:p>
-      <w:pPr>
-        <w:pStyle w:val="Heading1"/>
-        <w:pBdr>
-          <w:bottom w:val="single" w:color="00B0F0" w:sz="8"/>
-        </w:pBdr>
-        <w:shd w:fill="1F4E79" w:val="clear"/>
-        <w:spacing w:before="320" w:after="160"/>
-        <w:ind w:left="200"/>
-      </w:pPr>
-      <w:r>
-        <w:rPr>
-          <w:rFonts w:ascii="Calibri" w:cs="Calibri" w:eastAsia="Calibri" w:hAnsi="Calibri"/>
-          <w:b/>
-          <w:bCs/>
-          <w:color w:val="FFFFFF"/>
-          <w:sz w:val="36"/>
-          <w:szCs w:val="36"/>
-        </w:rPr>
-        <w:t xml:space="preserve">4 — Test Battery</w:t>
-      </w:r>
-    </w:p>
-    <w:p>
-      <w:pPr>
-        <w:spacing w:before="100" w:after="0"/>
-      </w:pPr>
-      <w:r>
-        <w:t xml:space="preserve"/>
-      </w:r>
-    </w:p>
-    <w:p>
-      <w:pPr>
-        <w:spacing w:before="0" w:after="160"/>
-        <w:jc w:val="left"/>
-      </w:pPr>
-      <w:r>
-        <w:t xml:space="preserve">These tests run automatically for every VLAN in order. A single VLAN failure at the port-group-switch step causes the remaining tests for that VLAN to be skipped.</w:t>
-      </w:r>
-    </w:p>
-    <w:tbl>
-      <w:tblPr>
-        <w:tblW w:type="dxa" w:w="9360"/>
-        <w:tblBorders>
-          <w:top w:val="single" w:color="auto" w:sz="4"/>
-          <w:left w:val="single" w:color="auto" w:sz="4"/>
-          <w:bottom w:val="single" w:color="auto" w:sz="4"/>
-          <w:right w:val="single" w:color="auto" w:sz="4"/>
-          <w:insideH w:val="single" w:color="auto" w:sz="4"/>
-          <w:insideV w:val="single" w:color="auto" w:sz="4"/>
-        </w:tblBorders>
-      </w:tblPr>
-      <w:tblGrid>
-        <w:gridCol w:w="1600"/>
-        <w:gridCol w:w="1200"/>
-        <w:gridCol w:w="2760"/>
-        <w:gridCol w:w="1900"/>
-        <w:gridCol w:w="1900"/>
-      </w:tblGrid>
-      <w:tr>
-        <w:trPr>
-          <w:tblHeader/>
-        </w:trPr>
-        <w:tc>
-          <w:tcPr>
-            <w:tcW w:type="dxa" w:w="1600"/>
-            <w:tcBorders>
-              <w:top w:val="single" w:color="D6DCE4" w:sz="4"/>
-              <w:left w:val="single" w:color="D6DCE4" w:sz="4"/>
-              <w:bottom w:val="single" w:color="D6DCE4" w:sz="4"/>
-              <w:right w:val="single" w:color="D6DCE4" w:sz="4"/>
-            </w:tcBorders>
-            <w:shd w:fill="1F4E79" w:val="clear"/>
-            <w:tcMar>
-              <w:top w:type="dxa" w:w="80"/>
-              <w:left w:type="dxa" w:w="140"/>
-              <w:bottom w:type="dxa" w:w="80"/>
-              <w:right w:type="dxa" w:w="140"/>
-            </w:tcMar>
-          </w:tcPr>
-          <w:p>
-            <w:pPr>
-              <w:spacing w:before="0" w:after="120"/>
-              <w:jc w:val="left"/>
-            </w:pPr>
-            <w:r>
-              <w:rPr>
-                <w:b/>
-                <w:bCs/>
-                <w:color w:val="FFFFFF"/>
-              </w:rPr>
-              <w:t xml:space="preserve">Test</w:t>
-            </w:r>
-          </w:p>
-        </w:tc>
-        <w:tc>
-          <w:tcPr>
-            <w:tcW w:type="dxa" w:w="1200"/>
-            <w:tcBorders>
-              <w:top w:val="single" w:color="D6DCE4" w:sz="4"/>
-              <w:left w:val="single" w:color="D6DCE4" w:sz="4"/>
-              <w:bottom w:val="single" w:color="D6DCE4" w:sz="4"/>
-              <w:right w:val="single" w:color="D6DCE4" w:sz="4"/>
-            </w:tcBorders>
-            <w:shd w:fill="1F4E79" w:val="clear"/>
-            <w:tcMar>
-              <w:top w:type="dxa" w:w="80"/>
-              <w:left w:type="dxa" w:w="140"/>
-              <w:bottom w:type="dxa" w:w="80"/>
-              <w:right w:type="dxa" w:w="140"/>
-            </w:tcMar>
-          </w:tcPr>
-          <w:p>
-            <w:pPr>
-              <w:spacing w:before="0" w:after="120"/>
-              <w:jc w:val="left"/>
-            </w:pPr>
-            <w:r>
-              <w:rPr>
-                <w:b/>
-                <w:bCs/>
-                <w:color w:val="FFFFFF"/>
-              </w:rPr>
-              <w:t xml:space="preserve">Tool</w:t>
-            </w:r>
-          </w:p>
-        </w:tc>
-        <w:tc>
-          <w:tcPr>
-            <w:tcW w:type="dxa" w:w="2760"/>
-            <w:tcBorders>
-              <w:top w:val="single" w:color="D6DCE4" w:sz="4"/>
-              <w:left w:val="single" w:color="D6DCE4" w:sz="4"/>
-              <w:bottom w:val="single" w:color="D6DCE4" w:sz="4"/>
-              <w:right w:val="single" w:color="D6DCE4" w:sz="4"/>
-            </w:tcBorders>
-            <w:shd w:fill="1F4E79" w:val="clear"/>
-            <w:tcMar>
-              <w:top w:type="dxa" w:w="80"/>
-              <w:left w:type="dxa" w:w="140"/>
-              <w:bottom w:type="dxa" w:w="80"/>
-              <w:right w:type="dxa" w:w="140"/>
-            </w:tcMar>
-          </w:tcPr>
-          <w:p>
-            <w:pPr>
-              <w:spacing w:before="0" w:after="120"/>
-              <w:jc w:val="left"/>
-            </w:pPr>
-            <w:r>
-              <w:rPr>
-                <w:b/>
-                <w:bCs/>
-                <w:color w:val="FFFFFF"/>
-              </w:rPr>
-              <w:t xml:space="preserve">What it checks</w:t>
-            </w:r>
-          </w:p>
-        </w:tc>
-        <w:tc>
-          <w:tcPr>
-            <w:tcW w:type="dxa" w:w="1900"/>
-            <w:tcBorders>
-              <w:top w:val="single" w:color="D6DCE4" w:sz="4"/>
-              <w:left w:val="single" w:color="D6DCE4" w:sz="4"/>
-              <w:bottom w:val="single" w:color="D6DCE4" w:sz="4"/>
-              <w:right w:val="single" w:color="D6DCE4" w:sz="4"/>
-            </w:tcBorders>
-            <w:shd w:fill="1F4E79" w:val="clear"/>
-            <w:tcMar>
-              <w:top w:type="dxa" w:w="80"/>
-              <w:left w:type="dxa" w:w="140"/>
-              <w:bottom w:type="dxa" w:w="80"/>
-              <w:right w:type="dxa" w:w="140"/>
-            </w:tcMar>
-          </w:tcPr>
-          <w:p>
-            <w:pPr>
-              <w:spacing w:before="0" w:after="120"/>
-              <w:jc w:val="left"/>
-            </w:pPr>
-            <w:r>
-              <w:rPr>
-                <w:b/>
-                <w:bCs/>
-                <w:color w:val="FFFFFF"/>
-              </w:rPr>
-              <w:t xml:space="preserve">PASS condition</w:t>
-            </w:r>
-          </w:p>
-        </w:tc>
-        <w:tc>
-          <w:tcPr>
-            <w:tcW w:type="dxa" w:w="1900"/>
-            <w:tcBorders>
-              <w:top w:val="single" w:color="D6DCE4" w:sz="4"/>
-              <w:left w:val="single" w:color="D6DCE4" w:sz="4"/>
-              <w:bottom w:val="single" w:color="D6DCE4" w:sz="4"/>
-              <w:right w:val="single" w:color="D6DCE4" w:sz="4"/>
-            </w:tcBorders>
-            <w:shd w:fill="1F4E79" w:val="clear"/>
-            <w:tcMar>
-              <w:top w:type="dxa" w:w="80"/>
-              <w:left w:type="dxa" w:w="140"/>
-              <w:bottom w:type="dxa" w:w="80"/>
-              <w:right w:type="dxa" w:w="140"/>
-            </w:tcMar>
-          </w:tcPr>
-          <w:p>
-            <w:pPr>
-              <w:spacing w:before="0" w:after="120"/>
-              <w:jc w:val="left"/>
-            </w:pPr>
-            <w:r>
-              <w:rPr>
-                <w:b/>
-                <w:bCs/>
-                <w:color w:val="FFFFFF"/>
-              </w:rPr>
-              <w:t xml:space="preserve">FAIL / WARN</w:t>
-            </w:r>
-          </w:p>
-        </w:tc>
-      </w:tr>
-      <w:tr>
-        <w:tc>
-          <w:tcPr>
-            <w:tcW w:type="dxa" w:w="1600"/>
-            <w:tcBorders>
-              <w:top w:val="single" w:color="D6DCE4" w:sz="4"/>
-              <w:left w:val="single" w:color="D6DCE4" w:sz="4"/>
-              <w:bottom w:val="single" w:color="D6DCE4" w:sz="4"/>
-              <w:right w:val="single" w:color="D6DCE4" w:sz="4"/>
-            </w:tcBorders>
-            <w:tcMar>
-              <w:top w:type="dxa" w:w="80"/>
-              <w:left w:type="dxa" w:w="140"/>
-              <w:bottom w:type="dxa" w:w="80"/>
-              <w:right w:type="dxa" w:w="140"/>
-            </w:tcMar>
-          </w:tcPr>
-          <w:p>
-            <w:pPr>
-              <w:spacing w:before="0" w:after="120"/>
-              <w:jc w:val="left"/>
-            </w:pPr>
-            <w:r>
-              <w:rPr>
-                <w:b/>
-                <w:bCs/>
-                <w:color w:val="1F4E79"/>
-              </w:rPr>
-              <w:t xml:space="preserve">Port Group Switch</w:t>
-            </w:r>
-          </w:p>
-        </w:tc>
-        <w:tc>
-          <w:tcPr>
-            <w:tcW w:type="dxa" w:w="1200"/>
-            <w:tcBorders>
-              <w:top w:val="single" w:color="D6DCE4" w:sz="4"/>
-              <w:left w:val="single" w:color="D6DCE4" w:sz="4"/>
-              <w:bottom w:val="single" w:color="D6DCE4" w:sz="4"/>
-              <w:right w:val="single" w:color="D6DCE4" w:sz="4"/>
-            </w:tcBorders>
-            <w:shd w:fill="F2F5F9" w:val="clear"/>
-            <w:tcMar>
-              <w:top w:type="dxa" w:w="80"/>
-              <w:left w:type="dxa" w:w="140"/>
-              <w:bottom w:type="dxa" w:w="80"/>
-              <w:right w:type="dxa" w:w="140"/>
-            </w:tcMar>
-          </w:tcPr>
-          <w:p>
-            <w:pPr>
-              <w:spacing w:before="0" w:after="120"/>
-              <w:jc w:val="left"/>
-            </w:pPr>
-            <w:r>
-              <w:rPr>
-                <w:rFonts w:ascii="Courier New" w:cs="Courier New" w:eastAsia="Courier New" w:hAnsi="Courier New"/>
-                <w:sz w:val="17"/>
-                <w:szCs w:val="17"/>
-              </w:rPr>
-              <w:t xml:space="preserve">govc</w:t>
-            </w:r>
-          </w:p>
-        </w:tc>
-        <w:tc>
-          <w:tcPr>
-            <w:tcW w:type="dxa" w:w="2760"/>
-            <w:tcBorders>
-              <w:top w:val="single" w:color="D6DCE4" w:sz="4"/>
-              <w:left w:val="single" w:color="D6DCE4" w:sz="4"/>
-              <w:bottom w:val="single" w:color="D6DCE4" w:sz="4"/>
-              <w:right w:val="single" w:color="D6DCE4" w:sz="4"/>
-            </w:tcBorders>
-            <w:tcMar>
-              <w:top w:type="dxa" w:w="80"/>
-              <w:left w:type="dxa" w:w="140"/>
-              <w:bottom w:type="dxa" w:w="80"/>
-              <w:right w:type="dxa" w:w="140"/>
-            </w:tcMar>
-          </w:tcPr>
-          <w:p>
-            <w:pPr>
-              <w:spacing w:before="0" w:after="120"/>
-              <w:jc w:val="left"/>
-            </w:pPr>
-            <w:r>
-              <w:t xml:space="preserve">Moves the test NIC to the target port group in vCenter</w:t>
-            </w:r>
-          </w:p>
-        </w:tc>
-        <w:tc>
-          <w:tcPr>
-            <w:tcW w:type="dxa" w:w="1900"/>
-            <w:tcBorders>
-              <w:top w:val="single" w:color="D6DCE4" w:sz="4"/>
-              <w:left w:val="single" w:color="D6DCE4" w:sz="4"/>
-              <w:bottom w:val="single" w:color="D6DCE4" w:sz="4"/>
-              <w:right w:val="single" w:color="D6DCE4" w:sz="4"/>
-            </w:tcBorders>
-            <w:shd w:fill="E2EFDA" w:val="clear"/>
-            <w:tcMar>
-              <w:top w:type="dxa" w:w="80"/>
-              <w:left w:type="dxa" w:w="140"/>
-              <w:bottom w:type="dxa" w:w="80"/>
-              <w:right w:type="dxa" w:w="140"/>
-            </w:tcMar>
-          </w:tcPr>
-          <w:p>
-            <w:pPr>
-              <w:spacing w:before="0" w:after="120"/>
-              <w:jc w:val="left"/>
-            </w:pPr>
-            <w:r>
-              <w:rPr>
-                <w:color w:val="375623"/>
-                <w:sz w:val="20"/>
-                <w:szCs w:val="20"/>
-              </w:rPr>
-              <w:t xml:space="preserve">NIC moved successfully</w:t>
-            </w:r>
-          </w:p>
-        </w:tc>
-        <w:tc>
-          <w:tcPr>
-            <w:tcW w:type="dxa" w:w="1900"/>
-            <w:tcBorders>
-              <w:top w:val="single" w:color="D6DCE4" w:sz="4"/>
-              <w:left w:val="single" w:color="D6DCE4" w:sz="4"/>
-              <w:bottom w:val="single" w:color="D6DCE4" w:sz="4"/>
-              <w:right w:val="single" w:color="D6DCE4" w:sz="4"/>
-            </w:tcBorders>
-            <w:shd w:fill="FCE4D6" w:val="clear"/>
-            <w:tcMar>
-              <w:top w:type="dxa" w:w="80"/>
-              <w:left w:type="dxa" w:w="140"/>
-              <w:bottom w:type="dxa" w:w="80"/>
-              <w:right w:type="dxa" w:w="140"/>
-            </w:tcMar>
-          </w:tcPr>
-          <w:p>
-            <w:pPr>
-              <w:spacing w:before="0" w:after="120"/>
-              <w:jc w:val="left"/>
-            </w:pPr>
-            <w:r>
-              <w:rPr>
-                <w:color w:val="7B1818"/>
-                <w:sz w:val="20"/>
-                <w:szCs w:val="20"/>
-              </w:rPr>
-              <w:t xml:space="preserve">govc error — VLAN skipped</w:t>
-            </w:r>
-          </w:p>
-        </w:tc>
-      </w:tr>
-      <w:tr>
-        <w:tc>
-          <w:tcPr>
-            <w:tcW w:type="dxa" w:w="1600"/>
-            <w:tcBorders>
-              <w:top w:val="single" w:color="D6DCE4" w:sz="4"/>
-              <w:left w:val="single" w:color="D6DCE4" w:sz="4"/>
-              <w:bottom w:val="single" w:color="D6DCE4" w:sz="4"/>
-              <w:right w:val="single" w:color="D6DCE4" w:sz="4"/>
-            </w:tcBorders>
-            <w:tcMar>
-              <w:top w:type="dxa" w:w="80"/>
-              <w:left w:type="dxa" w:w="140"/>
-              <w:bottom w:type="dxa" w:w="80"/>
-              <w:right w:type="dxa" w:w="140"/>
-            </w:tcMar>
-          </w:tcPr>
-          <w:p>
-            <w:pPr>
-              <w:spacing w:before="0" w:after="120"/>
-              <w:jc w:val="left"/>
-            </w:pPr>
-            <w:r>
-              <w:rPr>
-                <w:b/>
-                <w:bCs/>
-                <w:color w:val="1F4E79"/>
-              </w:rPr>
-              <w:t xml:space="preserve">Interface Config</w:t>
-            </w:r>
-          </w:p>
-        </w:tc>
-        <w:tc>
-          <w:tcPr>
-            <w:tcW w:type="dxa" w:w="1200"/>
-            <w:tcBorders>
-              <w:top w:val="single" w:color="D6DCE4" w:sz="4"/>
-              <w:left w:val="single" w:color="D6DCE4" w:sz="4"/>
-              <w:bottom w:val="single" w:color="D6DCE4" w:sz="4"/>
-              <w:right w:val="single" w:color="D6DCE4" w:sz="4"/>
-            </w:tcBorders>
-            <w:shd w:fill="F2F5F9" w:val="clear"/>
-            <w:tcMar>
-              <w:top w:type="dxa" w:w="80"/>
-              <w:left w:type="dxa" w:w="140"/>
-              <w:bottom w:type="dxa" w:w="80"/>
-              <w:right w:type="dxa" w:w="140"/>
-            </w:tcMar>
-          </w:tcPr>
-          <w:p>
-            <w:pPr>
-              <w:spacing w:before="0" w:after="120"/>
-              <w:jc w:val="left"/>
-            </w:pPr>
-            <w:r>
-              <w:rPr>
-                <w:rFonts w:ascii="Courier New" w:cs="Courier New" w:eastAsia="Courier New" w:hAnsi="Courier New"/>
-                <w:sz w:val="17"/>
-                <w:szCs w:val="17"/>
-              </w:rPr>
-              <w:t xml:space="preserve">ip addr / ip route</w:t>
-            </w:r>
-          </w:p>
-        </w:tc>
-        <w:tc>
-          <w:tcPr>
-            <w:tcW w:type="dxa" w:w="2760"/>
-            <w:tcBorders>
-              <w:top w:val="single" w:color="D6DCE4" w:sz="4"/>
-              <w:left w:val="single" w:color="D6DCE4" w:sz="4"/>
-              <w:bottom w:val="single" w:color="D6DCE4" w:sz="4"/>
-              <w:right w:val="single" w:color="D6DCE4" w:sz="4"/>
-            </w:tcBorders>
-            <w:tcMar>
-              <w:top w:type="dxa" w:w="80"/>
-              <w:left w:type="dxa" w:w="140"/>
-              <w:bottom w:type="dxa" w:w="80"/>
-              <w:right w:type="dxa" w:w="140"/>
-            </w:tcMar>
-          </w:tcPr>
-          <w:p>
-            <w:pPr>
-              <w:spacing w:before="0" w:after="120"/>
-              <w:jc w:val="left"/>
-            </w:pPr>
-            <w:r>
-              <w:t xml:space="preserve">Flushes old IP, assigns new IP/prefix, sets default route</w:t>
-            </w:r>
-          </w:p>
-        </w:tc>
-        <w:tc>
-          <w:tcPr>
-            <w:tcW w:type="dxa" w:w="1900"/>
-            <w:tcBorders>
-              <w:top w:val="single" w:color="D6DCE4" w:sz="4"/>
-              <w:left w:val="single" w:color="D6DCE4" w:sz="4"/>
-              <w:bottom w:val="single" w:color="D6DCE4" w:sz="4"/>
-              <w:right w:val="single" w:color="D6DCE4" w:sz="4"/>
-            </w:tcBorders>
-            <w:shd w:fill="E2EFDA" w:val="clear"/>
-            <w:tcMar>
-              <w:top w:type="dxa" w:w="80"/>
-              <w:left w:type="dxa" w:w="140"/>
-              <w:bottom w:type="dxa" w:w="80"/>
-              <w:right w:type="dxa" w:w="140"/>
-            </w:tcMar>
-          </w:tcPr>
-          <w:p>
-            <w:pPr>
-              <w:spacing w:before="0" w:after="120"/>
-              <w:jc w:val="left"/>
-            </w:pPr>
-            <w:r>
-              <w:rPr>
-                <w:color w:val="375623"/>
-                <w:sz w:val="20"/>
-                <w:szCs w:val="20"/>
-              </w:rPr>
-              <w:t xml:space="preserve">Interface up with correct IP</w:t>
-            </w:r>
-          </w:p>
-        </w:tc>
-        <w:tc>
-          <w:tcPr>
-            <w:tcW w:type="dxa" w:w="1900"/>
-            <w:tcBorders>
-              <w:top w:val="single" w:color="D6DCE4" w:sz="4"/>
-              <w:left w:val="single" w:color="D6DCE4" w:sz="4"/>
-              <w:bottom w:val="single" w:color="D6DCE4" w:sz="4"/>
-              <w:right w:val="single" w:color="D6DCE4" w:sz="4"/>
-            </w:tcBorders>
-            <w:shd w:fill="FCE4D6" w:val="clear"/>
-            <w:tcMar>
-              <w:top w:type="dxa" w:w="80"/>
-              <w:left w:type="dxa" w:w="140"/>
-              <w:bottom w:type="dxa" w:w="80"/>
-              <w:right w:type="dxa" w:w="140"/>
-            </w:tcMar>
-          </w:tcPr>
-          <w:p>
-            <w:pPr>
-              <w:spacing w:before="0" w:after="120"/>
-              <w:jc w:val="left"/>
-            </w:pPr>
-            <w:r>
-              <w:rPr>
-                <w:color w:val="7B1818"/>
-                <w:sz w:val="20"/>
-                <w:szCs w:val="20"/>
-              </w:rPr>
-              <w:t xml:space="preserve">ip command failure (WARN)</w:t>
-            </w:r>
-          </w:p>
-        </w:tc>
-      </w:tr>
-      <w:tr>
-        <w:tc>
-          <w:tcPr>
-            <w:tcW w:type="dxa" w:w="1600"/>
-            <w:tcBorders>
-              <w:top w:val="single" w:color="D6DCE4" w:sz="4"/>
-              <w:left w:val="single" w:color="D6DCE4" w:sz="4"/>
-              <w:bottom w:val="single" w:color="D6DCE4" w:sz="4"/>
-              <w:right w:val="single" w:color="D6DCE4" w:sz="4"/>
-            </w:tcBorders>
-            <w:tcMar>
-              <w:top w:type="dxa" w:w="80"/>
-              <w:left w:type="dxa" w:w="140"/>
-              <w:bottom w:type="dxa" w:w="80"/>
-              <w:right w:type="dxa" w:w="140"/>
-            </w:tcMar>
-          </w:tcPr>
-          <w:p>
-            <w:pPr>
-              <w:spacing w:before="0" w:after="120"/>
-              <w:jc w:val="left"/>
-            </w:pPr>
-            <w:r>
-              <w:rPr>
-                <w:b/>
-                <w:bCs/>
-                <w:color w:val="1F4E79"/>
-              </w:rPr>
-              <w:t xml:space="preserve">Ping Gateway</w:t>
-            </w:r>
-          </w:p>
-        </w:tc>
-        <w:tc>
-          <w:tcPr>
-            <w:tcW w:type="dxa" w:w="1200"/>
-            <w:tcBorders>
-              <w:top w:val="single" w:color="D6DCE4" w:sz="4"/>
-              <w:left w:val="single" w:color="D6DCE4" w:sz="4"/>
-              <w:bottom w:val="single" w:color="D6DCE4" w:sz="4"/>
-              <w:right w:val="single" w:color="D6DCE4" w:sz="4"/>
-            </w:tcBorders>
-            <w:shd w:fill="F2F5F9" w:val="clear"/>
-            <w:tcMar>
-              <w:top w:type="dxa" w:w="80"/>
-              <w:left w:type="dxa" w:w="140"/>
-              <w:bottom w:type="dxa" w:w="80"/>
-              <w:right w:type="dxa" w:w="140"/>
-            </w:tcMar>
-          </w:tcPr>
-          <w:p>
-            <w:pPr>
-              <w:spacing w:before="0" w:after="120"/>
-              <w:jc w:val="left"/>
-            </w:pPr>
-            <w:r>
-              <w:rPr>
-                <w:rFonts w:ascii="Courier New" w:cs="Courier New" w:eastAsia="Courier New" w:hAnsi="Courier New"/>
-                <w:sz w:val="17"/>
-                <w:szCs w:val="17"/>
-              </w:rPr>
-              <w:t xml:space="preserve">ping (4 packets)</w:t>
-            </w:r>
-          </w:p>
-        </w:tc>
-        <w:tc>
-          <w:tcPr>
-            <w:tcW w:type="dxa" w:w="2760"/>
-            <w:tcBorders>
-              <w:top w:val="single" w:color="D6DCE4" w:sz="4"/>
-              <w:left w:val="single" w:color="D6DCE4" w:sz="4"/>
-              <w:bottom w:val="single" w:color="D6DCE4" w:sz="4"/>
-              <w:right w:val="single" w:color="D6DCE4" w:sz="4"/>
-            </w:tcBorders>
-            <w:tcMar>
-              <w:top w:type="dxa" w:w="80"/>
-              <w:left w:type="dxa" w:w="140"/>
-              <w:bottom w:type="dxa" w:w="80"/>
-              <w:right w:type="dxa" w:w="140"/>
-            </w:tcMar>
-          </w:tcPr>
-          <w:p>
-            <w:pPr>
-              <w:spacing w:before="0" w:after="120"/>
-              <w:jc w:val="left"/>
-            </w:pPr>
-            <w:r>
-              <w:t xml:space="preserve">ICMP reachability to the VLAN gateway with RTT</w:t>
-            </w:r>
-          </w:p>
-        </w:tc>
-        <w:tc>
-          <w:tcPr>
-            <w:tcW w:type="dxa" w:w="1900"/>
-            <w:tcBorders>
-              <w:top w:val="single" w:color="D6DCE4" w:sz="4"/>
-              <w:left w:val="single" w:color="D6DCE4" w:sz="4"/>
-              <w:bottom w:val="single" w:color="D6DCE4" w:sz="4"/>
-              <w:right w:val="single" w:color="D6DCE4" w:sz="4"/>
-            </w:tcBorders>
-            <w:shd w:fill="E2EFDA" w:val="clear"/>
-            <w:tcMar>
-              <w:top w:type="dxa" w:w="80"/>
-              <w:left w:type="dxa" w:w="140"/>
-              <w:bottom w:type="dxa" w:w="80"/>
-              <w:right w:type="dxa" w:w="140"/>
-            </w:tcMar>
-          </w:tcPr>
-          <w:p>
-            <w:pPr>
-              <w:spacing w:before="0" w:after="120"/>
-              <w:jc w:val="left"/>
-            </w:pPr>
-            <w:r>
-              <w:rPr>
-                <w:color w:val="375623"/>
-                <w:sz w:val="20"/>
-                <w:szCs w:val="20"/>
-              </w:rPr>
-              <w:t xml:space="preserve">0% packet loss</w:t>
-            </w:r>
-          </w:p>
-        </w:tc>
-        <w:tc>
-          <w:tcPr>
-            <w:tcW w:type="dxa" w:w="1900"/>
-            <w:tcBorders>
-              <w:top w:val="single" w:color="D6DCE4" w:sz="4"/>
-              <w:left w:val="single" w:color="D6DCE4" w:sz="4"/>
-              <w:bottom w:val="single" w:color="D6DCE4" w:sz="4"/>
-              <w:right w:val="single" w:color="D6DCE4" w:sz="4"/>
-            </w:tcBorders>
-            <w:shd w:fill="FCE4D6" w:val="clear"/>
-            <w:tcMar>
-              <w:top w:type="dxa" w:w="80"/>
-              <w:left w:type="dxa" w:w="140"/>
-              <w:bottom w:type="dxa" w:w="80"/>
-              <w:right w:type="dxa" w:w="140"/>
-            </w:tcMar>
-          </w:tcPr>
-          <w:p>
-            <w:pPr>
-              <w:spacing w:before="0" w:after="120"/>
-              <w:jc w:val="left"/>
-            </w:pPr>
-            <w:r>
-              <w:rPr>
-                <w:color w:val="7B1818"/>
-                <w:sz w:val="20"/>
-                <w:szCs w:val="20"/>
-              </w:rPr>
-              <w:t xml:space="preserve">Partial loss = WARN, 100% = FAIL</w:t>
-            </w:r>
-          </w:p>
-        </w:tc>
-      </w:tr>
-      <w:tr>
-        <w:tc>
-          <w:tcPr>
-            <w:tcW w:type="dxa" w:w="1600"/>
-            <w:tcBorders>
-              <w:top w:val="single" w:color="D6DCE4" w:sz="4"/>
-              <w:left w:val="single" w:color="D6DCE4" w:sz="4"/>
-              <w:bottom w:val="single" w:color="D6DCE4" w:sz="4"/>
-              <w:right w:val="single" w:color="D6DCE4" w:sz="4"/>
-            </w:tcBorders>
-            <w:tcMar>
-              <w:top w:type="dxa" w:w="80"/>
-              <w:left w:type="dxa" w:w="140"/>
-              <w:bottom w:type="dxa" w:w="80"/>
-              <w:right w:type="dxa" w:w="140"/>
-            </w:tcMar>
-          </w:tcPr>
-          <w:p>
-            <w:pPr>
-              <w:spacing w:before="0" w:after="120"/>
-              <w:jc w:val="left"/>
-            </w:pPr>
-            <w:r>
-              <w:rPr>
-                <w:b/>
-                <w:bCs/>
-                <w:color w:val="1F4E79"/>
-              </w:rPr>
-              <w:t xml:space="preserve">Ping Extra Hosts</w:t>
-            </w:r>
-          </w:p>
-        </w:tc>
-        <w:tc>
-          <w:tcPr>
-            <w:tcW w:type="dxa" w:w="1200"/>
-            <w:tcBorders>
-              <w:top w:val="single" w:color="D6DCE4" w:sz="4"/>
-              <w:left w:val="single" w:color="D6DCE4" w:sz="4"/>
-              <w:bottom w:val="single" w:color="D6DCE4" w:sz="4"/>
-              <w:right w:val="single" w:color="D6DCE4" w:sz="4"/>
-            </w:tcBorders>
-            <w:shd w:fill="F2F5F9" w:val="clear"/>
-            <w:tcMar>
-              <w:top w:type="dxa" w:w="80"/>
-              <w:left w:type="dxa" w:w="140"/>
-              <w:bottom w:type="dxa" w:w="80"/>
-              <w:right w:type="dxa" w:w="140"/>
-            </w:tcMar>
-          </w:tcPr>
-          <w:p>
-            <w:pPr>
-              <w:spacing w:before="0" w:after="120"/>
-              <w:jc w:val="left"/>
-            </w:pPr>
-            <w:r>
-              <w:rPr>
-                <w:rFonts w:ascii="Courier New" w:cs="Courier New" w:eastAsia="Courier New" w:hAnsi="Courier New"/>
-                <w:sz w:val="17"/>
-                <w:szCs w:val="17"/>
-              </w:rPr>
-              <w:t xml:space="preserve">ping (3 packets)</w:t>
-            </w:r>
-          </w:p>
-        </w:tc>
-        <w:tc>
-          <w:tcPr>
-            <w:tcW w:type="dxa" w:w="2760"/>
-            <w:tcBorders>
-              <w:top w:val="single" w:color="D6DCE4" w:sz="4"/>
-              <w:left w:val="single" w:color="D6DCE4" w:sz="4"/>
-              <w:bottom w:val="single" w:color="D6DCE4" w:sz="4"/>
-              <w:right w:val="single" w:color="D6DCE4" w:sz="4"/>
-            </w:tcBorders>
-            <w:tcMar>
-              <w:top w:type="dxa" w:w="80"/>
-              <w:left w:type="dxa" w:w="140"/>
-              <w:bottom w:type="dxa" w:w="80"/>
-              <w:right w:type="dxa" w:w="140"/>
-            </w:tcMar>
-          </w:tcPr>
-          <w:p>
-            <w:pPr>
-              <w:spacing w:before="0" w:after="120"/>
-              <w:jc w:val="left"/>
-            </w:pPr>
-            <w:r>
-              <w:t xml:space="preserve">ICMP to any extra IPs defined in EXTRA_PING</w:t>
-            </w:r>
-          </w:p>
-        </w:tc>
-        <w:tc>
-          <w:tcPr>
-            <w:tcW w:type="dxa" w:w="1900"/>
-            <w:tcBorders>
-              <w:top w:val="single" w:color="D6DCE4" w:sz="4"/>
-              <w:left w:val="single" w:color="D6DCE4" w:sz="4"/>
-              <w:bottom w:val="single" w:color="D6DCE4" w:sz="4"/>
-              <w:right w:val="single" w:color="D6DCE4" w:sz="4"/>
-            </w:tcBorders>
-            <w:shd w:fill="E2EFDA" w:val="clear"/>
-            <w:tcMar>
-              <w:top w:type="dxa" w:w="80"/>
-              <w:left w:type="dxa" w:w="140"/>
-              <w:bottom w:type="dxa" w:w="80"/>
-              <w:right w:type="dxa" w:w="140"/>
-            </w:tcMar>
-          </w:tcPr>
-          <w:p>
-            <w:pPr>
-              <w:spacing w:before="0" w:after="120"/>
-              <w:jc w:val="left"/>
-            </w:pPr>
-            <w:r>
-              <w:rPr>
-                <w:color w:val="375623"/>
-                <w:sz w:val="20"/>
-                <w:szCs w:val="20"/>
-              </w:rPr>
-              <w:t xml:space="preserve">0% packet loss</w:t>
-            </w:r>
-          </w:p>
-        </w:tc>
-        <w:tc>
-          <w:tcPr>
-            <w:tcW w:type="dxa" w:w="1900"/>
-            <w:tcBorders>
-              <w:top w:val="single" w:color="D6DCE4" w:sz="4"/>
-              <w:left w:val="single" w:color="D6DCE4" w:sz="4"/>
-              <w:bottom w:val="single" w:color="D6DCE4" w:sz="4"/>
-              <w:right w:val="single" w:color="D6DCE4" w:sz="4"/>
-            </w:tcBorders>
-            <w:shd w:fill="FCE4D6" w:val="clear"/>
-            <w:tcMar>
-              <w:top w:type="dxa" w:w="80"/>
-              <w:left w:type="dxa" w:w="140"/>
-              <w:bottom w:type="dxa" w:w="80"/>
-              <w:right w:type="dxa" w:w="140"/>
-            </w:tcMar>
-          </w:tcPr>
-          <w:p>
-            <w:pPr>
-              <w:spacing w:before="0" w:after="120"/>
-              <w:jc w:val="left"/>
-            </w:pPr>
-            <w:r>
-              <w:rPr>
-                <w:color w:val="7B1818"/>
-                <w:sz w:val="20"/>
-                <w:szCs w:val="20"/>
-              </w:rPr>
-              <w:t xml:space="preserve">Any loss = FAIL</w:t>
-            </w:r>
-          </w:p>
-        </w:tc>
-      </w:tr>
-      <w:tr>
-        <w:tc>
-          <w:tcPr>
-            <w:tcW w:type="dxa" w:w="1600"/>
-            <w:tcBorders>
-              <w:top w:val="single" w:color="D6DCE4" w:sz="4"/>
-              <w:left w:val="single" w:color="D6DCE4" w:sz="4"/>
-              <w:bottom w:val="single" w:color="D6DCE4" w:sz="4"/>
-              <w:right w:val="single" w:color="D6DCE4" w:sz="4"/>
-            </w:tcBorders>
-            <w:tcMar>
-              <w:top w:type="dxa" w:w="80"/>
-              <w:left w:type="dxa" w:w="140"/>
-              <w:bottom w:type="dxa" w:w="80"/>
-              <w:right w:type="dxa" w:w="140"/>
-            </w:tcMar>
-          </w:tcPr>
-          <w:p>
-            <w:pPr>
-              <w:spacing w:before="0" w:after="120"/>
-              <w:jc w:val="left"/>
-            </w:pPr>
-            <w:r>
-              <w:rPr>
-                <w:b/>
-                <w:bCs/>
-                <w:color w:val="1F4E79"/>
-              </w:rPr>
-              <w:t xml:space="preserve">DNS Resolution</w:t>
-            </w:r>
-          </w:p>
-        </w:tc>
-        <w:tc>
-          <w:tcPr>
-            <w:tcW w:type="dxa" w:w="1200"/>
-            <w:tcBorders>
-              <w:top w:val="single" w:color="D6DCE4" w:sz="4"/>
-              <w:left w:val="single" w:color="D6DCE4" w:sz="4"/>
-              <w:bottom w:val="single" w:color="D6DCE4" w:sz="4"/>
-              <w:right w:val="single" w:color="D6DCE4" w:sz="4"/>
-            </w:tcBorders>
-            <w:shd w:fill="F2F5F9" w:val="clear"/>
-            <w:tcMar>
-              <w:top w:type="dxa" w:w="80"/>
-              <w:left w:type="dxa" w:w="140"/>
-              <w:bottom w:type="dxa" w:w="80"/>
-              <w:right w:type="dxa" w:w="140"/>
-            </w:tcMar>
-          </w:tcPr>
-          <w:p>
-            <w:pPr>
-              <w:spacing w:before="0" w:after="120"/>
-              <w:jc w:val="left"/>
-            </w:pPr>
-            <w:r>
-              <w:rPr>
-                <w:rFonts w:ascii="Courier New" w:cs="Courier New" w:eastAsia="Courier New" w:hAnsi="Courier New"/>
-                <w:sz w:val="17"/>
-                <w:szCs w:val="17"/>
-              </w:rPr>
-              <w:t xml:space="preserve">dig</w:t>
-            </w:r>
-          </w:p>
-        </w:tc>
-        <w:tc>
-          <w:tcPr>
-            <w:tcW w:type="dxa" w:w="2760"/>
-            <w:tcBorders>
-              <w:top w:val="single" w:color="D6DCE4" w:sz="4"/>
-              <w:left w:val="single" w:color="D6DCE4" w:sz="4"/>
-              <w:bottom w:val="single" w:color="D6DCE4" w:sz="4"/>
-              <w:right w:val="single" w:color="D6DCE4" w:sz="4"/>
-            </w:tcBorders>
-            <w:tcMar>
-              <w:top w:type="dxa" w:w="80"/>
-              <w:left w:type="dxa" w:w="140"/>
-              <w:bottom w:type="dxa" w:w="80"/>
-              <w:right w:type="dxa" w:w="140"/>
-            </w:tcMar>
-          </w:tcPr>
-          <w:p>
-            <w:pPr>
-              <w:spacing w:before="0" w:after="120"/>
-              <w:jc w:val="left"/>
-            </w:pPr>
-            <w:r>
-              <w:t xml:space="preserve">Resolves DNS_HOSTNAME via DNS_SERVER</w:t>
-            </w:r>
-          </w:p>
-        </w:tc>
-        <w:tc>
-          <w:tcPr>
-            <w:tcW w:type="dxa" w:w="1900"/>
-            <w:tcBorders>
-              <w:top w:val="single" w:color="D6DCE4" w:sz="4"/>
-              <w:left w:val="single" w:color="D6DCE4" w:sz="4"/>
-              <w:bottom w:val="single" w:color="D6DCE4" w:sz="4"/>
-              <w:right w:val="single" w:color="D6DCE4" w:sz="4"/>
-            </w:tcBorders>
-            <w:shd w:fill="E2EFDA" w:val="clear"/>
-            <w:tcMar>
-              <w:top w:type="dxa" w:w="80"/>
-              <w:left w:type="dxa" w:w="140"/>
-              <w:bottom w:type="dxa" w:w="80"/>
-              <w:right w:type="dxa" w:w="140"/>
-            </w:tcMar>
-          </w:tcPr>
-          <w:p>
-            <w:pPr>
-              <w:spacing w:before="0" w:after="120"/>
-              <w:jc w:val="left"/>
-            </w:pPr>
-            <w:r>
-              <w:rPr>
-                <w:color w:val="375623"/>
-                <w:sz w:val="20"/>
-                <w:szCs w:val="20"/>
-              </w:rPr>
-              <w:t xml:space="preserve">Returns a valid A record</w:t>
-            </w:r>
-          </w:p>
-        </w:tc>
-        <w:tc>
-          <w:tcPr>
-            <w:tcW w:type="dxa" w:w="1900"/>
-            <w:tcBorders>
-              <w:top w:val="single" w:color="D6DCE4" w:sz="4"/>
-              <w:left w:val="single" w:color="D6DCE4" w:sz="4"/>
-              <w:bottom w:val="single" w:color="D6DCE4" w:sz="4"/>
-              <w:right w:val="single" w:color="D6DCE4" w:sz="4"/>
-            </w:tcBorders>
-            <w:shd w:fill="FCE4D6" w:val="clear"/>
-            <w:tcMar>
-              <w:top w:type="dxa" w:w="80"/>
-              <w:left w:type="dxa" w:w="140"/>
-              <w:bottom w:type="dxa" w:w="80"/>
-              <w:right w:type="dxa" w:w="140"/>
-            </w:tcMar>
-          </w:tcPr>
-          <w:p>
-            <w:pPr>
-              <w:spacing w:before="0" w:after="120"/>
-              <w:jc w:val="left"/>
-            </w:pPr>
-            <w:r>
-              <w:rPr>
-                <w:color w:val="7B1818"/>
-                <w:sz w:val="20"/>
-                <w:szCs w:val="20"/>
-              </w:rPr>
-              <w:t xml:space="preserve">No IP returned = FAIL</w:t>
-            </w:r>
-          </w:p>
-        </w:tc>
-      </w:tr>
-      <w:tr>
-        <w:tc>
-          <w:tcPr>
-            <w:tcW w:type="dxa" w:w="1600"/>
-            <w:tcBorders>
-              <w:top w:val="single" w:color="D6DCE4" w:sz="4"/>
-              <w:left w:val="single" w:color="D6DCE4" w:sz="4"/>
-              <w:bottom w:val="single" w:color="D6DCE4" w:sz="4"/>
-              <w:right w:val="single" w:color="D6DCE4" w:sz="4"/>
-            </w:tcBorders>
-            <w:tcMar>
-              <w:top w:type="dxa" w:w="80"/>
-              <w:left w:type="dxa" w:w="140"/>
-              <w:bottom w:type="dxa" w:w="80"/>
-              <w:right w:type="dxa" w:w="140"/>
-            </w:tcMar>
-          </w:tcPr>
-          <w:p>
-            <w:pPr>
-              <w:spacing w:before="0" w:after="120"/>
-              <w:jc w:val="left"/>
-            </w:pPr>
-            <w:r>
-              <w:rPr>
-                <w:b/>
-                <w:bCs/>
-                <w:color w:val="1F4E79"/>
-              </w:rPr>
-              <w:t xml:space="preserve">HTTP Check</w:t>
-            </w:r>
-          </w:p>
-        </w:tc>
-        <w:tc>
-          <w:tcPr>
-            <w:tcW w:type="dxa" w:w="1200"/>
-            <w:tcBorders>
-              <w:top w:val="single" w:color="D6DCE4" w:sz="4"/>
-              <w:left w:val="single" w:color="D6DCE4" w:sz="4"/>
-              <w:bottom w:val="single" w:color="D6DCE4" w:sz="4"/>
-              <w:right w:val="single" w:color="D6DCE4" w:sz="4"/>
-            </w:tcBorders>
-            <w:shd w:fill="F2F5F9" w:val="clear"/>
-            <w:tcMar>
-              <w:top w:type="dxa" w:w="80"/>
-              <w:left w:type="dxa" w:w="140"/>
-              <w:bottom w:type="dxa" w:w="80"/>
-              <w:right w:type="dxa" w:w="140"/>
-            </w:tcMar>
-          </w:tcPr>
-          <w:p>
-            <w:pPr>
-              <w:spacing w:before="0" w:after="120"/>
-              <w:jc w:val="left"/>
-            </w:pPr>
-            <w:r>
-              <w:rPr>
-                <w:rFonts w:ascii="Courier New" w:cs="Courier New" w:eastAsia="Courier New" w:hAnsi="Courier New"/>
-                <w:sz w:val="17"/>
-                <w:szCs w:val="17"/>
-              </w:rPr>
-              <w:t xml:space="preserve">curl</w:t>
-            </w:r>
-          </w:p>
-        </w:tc>
-        <w:tc>
-          <w:tcPr>
-            <w:tcW w:type="dxa" w:w="2760"/>
-            <w:tcBorders>
-              <w:top w:val="single" w:color="D6DCE4" w:sz="4"/>
-              <w:left w:val="single" w:color="D6DCE4" w:sz="4"/>
-              <w:bottom w:val="single" w:color="D6DCE4" w:sz="4"/>
-              <w:right w:val="single" w:color="D6DCE4" w:sz="4"/>
-            </w:tcBorders>
-            <w:tcMar>
-              <w:top w:type="dxa" w:w="80"/>
-              <w:left w:type="dxa" w:w="140"/>
-              <w:bottom w:type="dxa" w:w="80"/>
-              <w:right w:type="dxa" w:w="140"/>
-            </w:tcMar>
-          </w:tcPr>
-          <w:p>
-            <w:pPr>
-              <w:spacing w:before="0" w:after="120"/>
-              <w:jc w:val="left"/>
-            </w:pPr>
-            <w:r>
-              <w:t xml:space="preserve">Fetches the URL, checks status code matches expected</w:t>
-            </w:r>
-          </w:p>
-        </w:tc>
-        <w:tc>
-          <w:tcPr>
-            <w:tcW w:type="dxa" w:w="1900"/>
-            <w:tcBorders>
-              <w:top w:val="single" w:color="D6DCE4" w:sz="4"/>
-              <w:left w:val="single" w:color="D6DCE4" w:sz="4"/>
-              <w:bottom w:val="single" w:color="D6DCE4" w:sz="4"/>
-              <w:right w:val="single" w:color="D6DCE4" w:sz="4"/>
-            </w:tcBorders>
-            <w:shd w:fill="E2EFDA" w:val="clear"/>
-            <w:tcMar>
-              <w:top w:type="dxa" w:w="80"/>
-              <w:left w:type="dxa" w:w="140"/>
-              <w:bottom w:type="dxa" w:w="80"/>
-              <w:right w:type="dxa" w:w="140"/>
-            </w:tcMar>
-          </w:tcPr>
-          <w:p>
-            <w:pPr>
-              <w:spacing w:before="0" w:after="120"/>
-              <w:jc w:val="left"/>
-            </w:pPr>
-            <w:r>
-              <w:rPr>
-                <w:color w:val="375623"/>
-                <w:sz w:val="20"/>
-                <w:szCs w:val="20"/>
-              </w:rPr>
-              <w:t xml:space="preserve">HTTP code matches</w:t>
-            </w:r>
-          </w:p>
-        </w:tc>
-        <w:tc>
-          <w:tcPr>
-            <w:tcW w:type="dxa" w:w="1900"/>
-            <w:tcBorders>
-              <w:top w:val="single" w:color="D6DCE4" w:sz="4"/>
-              <w:left w:val="single" w:color="D6DCE4" w:sz="4"/>
-              <w:bottom w:val="single" w:color="D6DCE4" w:sz="4"/>
-              <w:right w:val="single" w:color="D6DCE4" w:sz="4"/>
-            </w:tcBorders>
-            <w:shd w:fill="FCE4D6" w:val="clear"/>
-            <w:tcMar>
-              <w:top w:type="dxa" w:w="80"/>
-              <w:left w:type="dxa" w:w="140"/>
-              <w:bottom w:type="dxa" w:w="80"/>
-              <w:right w:type="dxa" w:w="140"/>
-            </w:tcMar>
-          </w:tcPr>
-          <w:p>
-            <w:pPr>
-              <w:spacing w:before="0" w:after="120"/>
-              <w:jc w:val="left"/>
-            </w:pPr>
-            <w:r>
-              <w:rPr>
-                <w:color w:val="7B1818"/>
-                <w:sz w:val="20"/>
-                <w:szCs w:val="20"/>
-              </w:rPr>
-              <w:t xml:space="preserve">Different code = FAIL</w:t>
-            </w:r>
-          </w:p>
-        </w:tc>
-      </w:tr>
-      <w:tr>
-        <w:tc>
-          <w:tcPr>
-            <w:tcW w:type="dxa" w:w="1600"/>
-            <w:tcBorders>
-              <w:top w:val="single" w:color="D6DCE4" w:sz="4"/>
-              <w:left w:val="single" w:color="D6DCE4" w:sz="4"/>
-              <w:bottom w:val="single" w:color="D6DCE4" w:sz="4"/>
-              <w:right w:val="single" w:color="D6DCE4" w:sz="4"/>
-            </w:tcBorders>
-            <w:tcMar>
-              <w:top w:type="dxa" w:w="80"/>
-              <w:left w:type="dxa" w:w="140"/>
-              <w:bottom w:type="dxa" w:w="80"/>
-              <w:right w:type="dxa" w:w="140"/>
-            </w:tcMar>
-          </w:tcPr>
-          <w:p>
-            <w:pPr>
-              <w:spacing w:before="0" w:after="120"/>
-              <w:jc w:val="left"/>
-            </w:pPr>
-            <w:r>
-              <w:rPr>
-                <w:b/>
-                <w:bCs/>
-                <w:color w:val="1F4E79"/>
-              </w:rPr>
-              <w:t xml:space="preserve">Port Scan</w:t>
-            </w:r>
-          </w:p>
-        </w:tc>
-        <w:tc>
-          <w:tcPr>
-            <w:tcW w:type="dxa" w:w="1200"/>
-            <w:tcBorders>
-              <w:top w:val="single" w:color="D6DCE4" w:sz="4"/>
-              <w:left w:val="single" w:color="D6DCE4" w:sz="4"/>
-              <w:bottom w:val="single" w:color="D6DCE4" w:sz="4"/>
-              <w:right w:val="single" w:color="D6DCE4" w:sz="4"/>
-            </w:tcBorders>
-            <w:shd w:fill="F2F5F9" w:val="clear"/>
-            <w:tcMar>
-              <w:top w:type="dxa" w:w="80"/>
-              <w:left w:type="dxa" w:w="140"/>
-              <w:bottom w:type="dxa" w:w="80"/>
-              <w:right w:type="dxa" w:w="140"/>
-            </w:tcMar>
-          </w:tcPr>
-          <w:p>
-            <w:pPr>
-              <w:spacing w:before="0" w:after="120"/>
-              <w:jc w:val="left"/>
-            </w:pPr>
-            <w:r>
-              <w:rPr>
-                <w:rFonts w:ascii="Courier New" w:cs="Courier New" w:eastAsia="Courier New" w:hAnsi="Courier New"/>
-                <w:sz w:val="17"/>
-                <w:szCs w:val="17"/>
-              </w:rPr>
-              <w:t xml:space="preserve">nmap</w:t>
-            </w:r>
-          </w:p>
-        </w:tc>
-        <w:tc>
-          <w:tcPr>
-            <w:tcW w:type="dxa" w:w="2760"/>
-            <w:tcBorders>
-              <w:top w:val="single" w:color="D6DCE4" w:sz="4"/>
-              <w:left w:val="single" w:color="D6DCE4" w:sz="4"/>
-              <w:bottom w:val="single" w:color="D6DCE4" w:sz="4"/>
-              <w:right w:val="single" w:color="D6DCE4" w:sz="4"/>
-            </w:tcBorders>
-            <w:tcMar>
-              <w:top w:type="dxa" w:w="80"/>
-              <w:left w:type="dxa" w:w="140"/>
-              <w:bottom w:type="dxa" w:w="80"/>
-              <w:right w:type="dxa" w:w="140"/>
-            </w:tcMar>
-          </w:tcPr>
-          <w:p>
-            <w:pPr>
-              <w:spacing w:before="0" w:after="120"/>
-              <w:jc w:val="left"/>
-            </w:pPr>
-            <w:r>
-              <w:t xml:space="preserve">Scans top 20 TCP ports on the gateway</w:t>
-            </w:r>
-          </w:p>
-        </w:tc>
-        <w:tc>
-          <w:tcPr>
-            <w:tcW w:type="dxa" w:w="1900"/>
-            <w:tcBorders>
-              <w:top w:val="single" w:color="D6DCE4" w:sz="4"/>
-              <w:left w:val="single" w:color="D6DCE4" w:sz="4"/>
-              <w:bottom w:val="single" w:color="D6DCE4" w:sz="4"/>
-              <w:right w:val="single" w:color="D6DCE4" w:sz="4"/>
-            </w:tcBorders>
-            <w:shd w:fill="E2EFDA" w:val="clear"/>
-            <w:tcMar>
-              <w:top w:type="dxa" w:w="80"/>
-              <w:left w:type="dxa" w:w="140"/>
-              <w:bottom w:type="dxa" w:w="80"/>
-              <w:right w:type="dxa" w:w="140"/>
-            </w:tcMar>
-          </w:tcPr>
-          <w:p>
-            <w:pPr>
-              <w:spacing w:before="0" w:after="120"/>
-              <w:jc w:val="left"/>
-            </w:pPr>
-            <w:r>
-              <w:rPr>
-                <w:color w:val="375623"/>
-                <w:sz w:val="20"/>
-                <w:szCs w:val="20"/>
-              </w:rPr>
-              <w:t xml:space="preserve">One or more open ports found</w:t>
-            </w:r>
-          </w:p>
-        </w:tc>
-        <w:tc>
-          <w:tcPr>
-            <w:tcW w:type="dxa" w:w="1900"/>
-            <w:tcBorders>
-              <w:top w:val="single" w:color="D6DCE4" w:sz="4"/>
-              <w:left w:val="single" w:color="D6DCE4" w:sz="4"/>
-              <w:bottom w:val="single" w:color="D6DCE4" w:sz="4"/>
-              <w:right w:val="single" w:color="D6DCE4" w:sz="4"/>
-            </w:tcBorders>
-            <w:shd w:fill="FCE4D6" w:val="clear"/>
-            <w:tcMar>
-              <w:top w:type="dxa" w:w="80"/>
-              <w:left w:type="dxa" w:w="140"/>
-              <w:bottom w:type="dxa" w:w="80"/>
-              <w:right w:type="dxa" w:w="140"/>
-            </w:tcMar>
-          </w:tcPr>
-          <w:p>
-            <w:pPr>
-              <w:spacing w:before="0" w:after="120"/>
-              <w:jc w:val="left"/>
-            </w:pPr>
-            <w:r>
-              <w:rPr>
-                <w:color w:val="7B1818"/>
-                <w:sz w:val="20"/>
-                <w:szCs w:val="20"/>
-              </w:rPr>
-              <w:t xml:space="preserve">No open ports = WARN</w:t>
-            </w:r>
-          </w:p>
-        </w:tc>
-      </w:tr>
-      <w:tr>
-        <w:tc>
-          <w:tcPr>
-            <w:tcW w:type="dxa" w:w="1600"/>
-            <w:tcBorders>
-              <w:top w:val="single" w:color="D6DCE4" w:sz="4"/>
-              <w:left w:val="single" w:color="D6DCE4" w:sz="4"/>
-              <w:bottom w:val="single" w:color="D6DCE4" w:sz="4"/>
-              <w:right w:val="single" w:color="D6DCE4" w:sz="4"/>
-            </w:tcBorders>
-            <w:tcMar>
-              <w:top w:type="dxa" w:w="80"/>
-              <w:left w:type="dxa" w:w="140"/>
-              <w:bottom w:type="dxa" w:w="80"/>
-              <w:right w:type="dxa" w:w="140"/>
-            </w:tcMar>
-          </w:tcPr>
-          <w:p>
-            <w:pPr>
-              <w:spacing w:before="0" w:after="120"/>
-              <w:jc w:val="left"/>
-            </w:pPr>
-            <w:r>
-              <w:rPr>
-                <w:b/>
-                <w:bCs/>
-                <w:color w:val="1F4E79"/>
-              </w:rPr>
-              <w:t xml:space="preserve">MTU Test</w:t>
-            </w:r>
-          </w:p>
-        </w:tc>
-        <w:tc>
-          <w:tcPr>
-            <w:tcW w:type="dxa" w:w="1200"/>
-            <w:tcBorders>
-              <w:top w:val="single" w:color="D6DCE4" w:sz="4"/>
-              <w:left w:val="single" w:color="D6DCE4" w:sz="4"/>
-              <w:bottom w:val="single" w:color="D6DCE4" w:sz="4"/>
-              <w:right w:val="single" w:color="D6DCE4" w:sz="4"/>
-            </w:tcBorders>
-            <w:shd w:fill="F2F5F9" w:val="clear"/>
-            <w:tcMar>
-              <w:top w:type="dxa" w:w="80"/>
-              <w:left w:type="dxa" w:w="140"/>
-              <w:bottom w:type="dxa" w:w="80"/>
-              <w:right w:type="dxa" w:w="140"/>
-            </w:tcMar>
-          </w:tcPr>
-          <w:p>
-            <w:pPr>
-              <w:spacing w:before="0" w:after="120"/>
-              <w:jc w:val="left"/>
-            </w:pPr>
-            <w:r>
-              <w:rPr>
-                <w:rFonts w:ascii="Courier New" w:cs="Courier New" w:eastAsia="Courier New" w:hAnsi="Courier New"/>
-                <w:sz w:val="17"/>
-                <w:szCs w:val="17"/>
-              </w:rPr>
-              <w:t xml:space="preserve">ping -M do -s 1400</w:t>
-            </w:r>
-          </w:p>
-        </w:tc>
-        <w:tc>
-          <w:tcPr>
-            <w:tcW w:type="dxa" w:w="2760"/>
-            <w:tcBorders>
-              <w:top w:val="single" w:color="D6DCE4" w:sz="4"/>
-              <w:left w:val="single" w:color="D6DCE4" w:sz="4"/>
-              <w:bottom w:val="single" w:color="D6DCE4" w:sz="4"/>
-              <w:right w:val="single" w:color="D6DCE4" w:sz="4"/>
-            </w:tcBorders>
-            <w:tcMar>
-              <w:top w:type="dxa" w:w="80"/>
-              <w:left w:type="dxa" w:w="140"/>
-              <w:bottom w:type="dxa" w:w="80"/>
-              <w:right w:type="dxa" w:w="140"/>
-            </w:tcMar>
-          </w:tcPr>
-          <w:p>
-            <w:pPr>
-              <w:spacing w:before="0" w:after="120"/>
-              <w:jc w:val="left"/>
-            </w:pPr>
-            <w:r>
-              <w:t xml:space="preserve">Sends a 1400-byte ping with DF bit set (no fragment)</w:t>
-            </w:r>
-          </w:p>
-        </w:tc>
-        <w:tc>
-          <w:tcPr>
-            <w:tcW w:type="dxa" w:w="1900"/>
-            <w:tcBorders>
-              <w:top w:val="single" w:color="D6DCE4" w:sz="4"/>
-              <w:left w:val="single" w:color="D6DCE4" w:sz="4"/>
-              <w:bottom w:val="single" w:color="D6DCE4" w:sz="4"/>
-              <w:right w:val="single" w:color="D6DCE4" w:sz="4"/>
-            </w:tcBorders>
-            <w:shd w:fill="E2EFDA" w:val="clear"/>
-            <w:tcMar>
-              <w:top w:type="dxa" w:w="80"/>
-              <w:left w:type="dxa" w:w="140"/>
-              <w:bottom w:type="dxa" w:w="80"/>
-              <w:right w:type="dxa" w:w="140"/>
-            </w:tcMar>
-          </w:tcPr>
-          <w:p>
-            <w:pPr>
-              <w:spacing w:before="0" w:after="120"/>
-              <w:jc w:val="left"/>
-            </w:pPr>
-            <w:r>
-              <w:rPr>
-                <w:color w:val="375623"/>
-                <w:sz w:val="20"/>
-                <w:szCs w:val="20"/>
-              </w:rPr>
-              <w:t xml:space="preserve">Packets received</w:t>
-            </w:r>
-          </w:p>
-        </w:tc>
-        <w:tc>
-          <w:tcPr>
-            <w:tcW w:type="dxa" w:w="1900"/>
-            <w:tcBorders>
-              <w:top w:val="single" w:color="D6DCE4" w:sz="4"/>
-              <w:left w:val="single" w:color="D6DCE4" w:sz="4"/>
-              <w:bottom w:val="single" w:color="D6DCE4" w:sz="4"/>
-              <w:right w:val="single" w:color="D6DCE4" w:sz="4"/>
-            </w:tcBorders>
-            <w:shd w:fill="FCE4D6" w:val="clear"/>
-            <w:tcMar>
-              <w:top w:type="dxa" w:w="80"/>
-              <w:left w:type="dxa" w:w="140"/>
-              <w:bottom w:type="dxa" w:w="80"/>
-              <w:right w:type="dxa" w:w="140"/>
-            </w:tcMar>
-          </w:tcPr>
-          <w:p>
-            <w:pPr>
-              <w:spacing w:before="0" w:after="120"/>
-              <w:jc w:val="left"/>
-            </w:pPr>
-            <w:r>
-              <w:rPr>
-                <w:color w:val="7B1818"/>
-                <w:sz w:val="20"/>
-                <w:szCs w:val="20"/>
-              </w:rPr>
-              <w:t xml:space="preserve">Dropped = WARN (MTU mismatch)</w:t>
-            </w:r>
-          </w:p>
-        </w:tc>
-      </w:tr>
-    </w:tbl>
-    <w:p>
-      <w:pPr>
-        <w:spacing w:before="200" w:after="0"/>
-      </w:pPr>
-      <w:r>
-        <w:t xml:space="preserve"/>
-      </w:r>
-    </w:p>
-    <w:p>
-      <w:pPr>
-        <w:pStyle w:val="Heading1"/>
-        <w:pBdr>
-          <w:bottom w:val="single" w:color="00B0F0" w:sz="8"/>
-        </w:pBdr>
-        <w:shd w:fill="1F4E79" w:val="clear"/>
-        <w:spacing w:before="320" w:after="160"/>
-        <w:ind w:left="200"/>
-      </w:pPr>
-      <w:r>
-        <w:rPr>
-          <w:rFonts w:ascii="Calibri" w:cs="Calibri" w:eastAsia="Calibri" w:hAnsi="Calibri"/>
-          <w:b/>
-          <w:bCs/>
-          <w:color w:val="FFFFFF"/>
-          <w:sz w:val="36"/>
-          <w:szCs w:val="36"/>
-        </w:rPr>
-        <w:t xml:space="preserve">5 — Running the Script</w:t>
-      </w:r>
-    </w:p>
-    <w:p>
-      <w:pPr>
-        <w:spacing w:before="100" w:after="0"/>
-      </w:pPr>
-      <w:r>
-        <w:t xml:space="preserve"/>
-      </w:r>
-    </w:p>
-    <w:p>
-      <w:pPr>
-        <w:pStyle w:val="Heading2"/>
-        <w:pBdr>
-          <w:bottom w:val="single" w:color="2E75B6" w:sz="4"/>
-        </w:pBdr>
-        <w:spacing w:before="280" w:after="120"/>
-      </w:pPr>
-      <w:r>
-        <w:rPr>
-          <w:rFonts w:ascii="Calibri" w:cs="Calibri" w:eastAsia="Calibri" w:hAnsi="Calibri"/>
-          <w:b/>
-          <w:bCs/>
-          <w:color w:val="1F4E79"/>
-          <w:sz w:val="28"/>
-          <w:szCs w:val="28"/>
-        </w:rPr>
-        <w:t xml:space="preserve">Make executable and run</w:t>
-      </w:r>
-    </w:p>
-    <w:tbl>
-      <w:tblPr>
-        <w:tblW w:type="dxa" w:w="9360"/>
-        <w:tblBorders>
-          <w:top w:val="single" w:color="auto" w:sz="4"/>
-          <w:left w:val="single" w:color="auto" w:sz="4"/>
-          <w:bottom w:val="single" w:color="auto" w:sz="4"/>
-          <w:right w:val="single" w:color="auto" w:sz="4"/>
-          <w:insideH w:val="single" w:color="auto" w:sz="4"/>
-          <w:insideV w:val="single" w:color="auto" w:sz="4"/>
-        </w:tblBorders>
-        <w:tblCellMar>
-          <w:top w:type="dxa" w:w="0"/>
-          <w:left w:type="dxa" w:w="0"/>
-          <w:bottom w:type="dxa" w:w="0"/>
-          <w:right w:type="dxa" w:w="0"/>
-        </w:tblCellMar>
-      </w:tblPr>
-      <w:tblGrid>
-        <w:gridCol w:w="9360"/>
-      </w:tblGrid>
-      <w:tr>
-        <w:tc>
-          <w:tcPr>
-            <w:tcW w:type="dxa" w:w="9360"/>
-            <w:tcBorders>
-              <w:top w:val="none" w:color="FFFFFF" w:sz="0"/>
-              <w:left w:val="none" w:color="FFFFFF" w:sz="0"/>
-              <w:bottom w:val="none" w:color="FFFFFF" w:sz="0"/>
-              <w:right w:val="none" w:color="FFFFFF" w:sz="0"/>
-            </w:tcBorders>
-            <w:shd w:fill="1E1E2E" w:val="clear"/>
-            <w:tcMar>
-              <w:top w:type="dxa" w:w="80"/>
-              <w:left w:type="dxa" w:w="140"/>
-              <w:bottom w:type="dxa" w:w="80"/>
-              <w:right w:type="dxa" w:w="140"/>
-            </w:tcMar>
-          </w:tcPr>
-          <w:p>
-            <w:pPr>
-              <w:spacing w:before="20" w:after="20"/>
-              <w:jc w:val="left"/>
-            </w:pPr>
-            <w:r>
-              <w:rPr>
-                <w:rFonts w:ascii="Courier New" w:cs="Courier New" w:eastAsia="Courier New" w:hAnsi="Courier New"/>
-                <w:color w:val="CDD6F4"/>
-                <w:sz w:val="18"/>
-                <w:szCs w:val="18"/>
-              </w:rPr>
-              <w:t xml:space="preserve">chmod +x vlan-test.sh</w:t>
-            </w:r>
-          </w:p>
-        </w:tc>
-      </w:tr>
-      <w:tr>
-        <w:tc>
-          <w:tcPr>
-            <w:tcW w:type="dxa" w:w="9360"/>
-            <w:tcBorders>
-              <w:top w:val="none" w:color="FFFFFF" w:sz="0"/>
-              <w:left w:val="none" w:color="FFFFFF" w:sz="0"/>
-              <w:bottom w:val="none" w:color="FFFFFF" w:sz="0"/>
-              <w:right w:val="none" w:color="FFFFFF" w:sz="0"/>
-            </w:tcBorders>
-            <w:shd w:fill="1E1E2E" w:val="clear"/>
-            <w:tcMar>
-              <w:top w:type="dxa" w:w="80"/>
-              <w:left w:type="dxa" w:w="140"/>
-              <w:bottom w:type="dxa" w:w="80"/>
-              <w:right w:type="dxa" w:w="140"/>
-            </w:tcMar>
-          </w:tcPr>
-          <w:p>
-            <w:pPr>
-              <w:spacing w:before="20" w:after="20"/>
-              <w:jc w:val="left"/>
-            </w:pPr>
-            <w:r>
-              <w:rPr>
-                <w:rFonts w:ascii="Courier New" w:cs="Courier New" w:eastAsia="Courier New" w:hAnsi="Courier New"/>
-                <w:color w:val="CDD6F4"/>
-                <w:sz w:val="18"/>
-                <w:szCs w:val="18"/>
-              </w:rPr>
-              <w:t xml:space="preserve">./vlan-test.sh</w:t>
-            </w:r>
-          </w:p>
-        </w:tc>
-      </w:tr>
-    </w:tbl>
-    <w:p>
-      <w:pPr>
-        <w:spacing w:before="120" w:after="0"/>
-      </w:pPr>
-      <w:r>
-        <w:t xml:space="preserve"/>
-      </w:r>
-    </w:p>
-    <w:p>
-      <w:pPr>
-        <w:pStyle w:val="Heading2"/>
-        <w:pBdr>
-          <w:bottom w:val="single" w:color="2E75B6" w:sz="4"/>
-        </w:pBdr>
-        <w:spacing w:before="280" w:after="120"/>
-      </w:pPr>
-      <w:r>
-        <w:rPr>
-          <w:rFonts w:ascii="Calibri" w:cs="Calibri" w:eastAsia="Calibri" w:hAnsi="Calibri"/>
-          <w:b/>
-          <w:bCs/>
-          <w:color w:val="1F4E79"/>
-          <w:sz w:val="28"/>
-          <w:szCs w:val="28"/>
-        </w:rPr>
-        <w:t xml:space="preserve">What you'll see</w:t>
-      </w:r>
-    </w:p>
-    <w:p>
-      <w:pPr>
-        <w:spacing w:before="0" w:after="80"/>
-        <w:jc w:val="left"/>
-      </w:pPr>
-      <w:r>
-        <w:t xml:space="preserve">Run the script directly on the probe VM. It prints a pre-flight check, then processes each VLAN in a boxed section:</w:t>
-      </w:r>
-    </w:p>
-    <w:tbl>
-      <w:tblPr>
-        <w:tblW w:type="dxa" w:w="9360"/>
-        <w:tblBorders>
-          <w:top w:val="single" w:color="auto" w:sz="4"/>
-          <w:left w:val="single" w:color="auto" w:sz="4"/>
-          <w:bottom w:val="single" w:color="auto" w:sz="4"/>
-          <w:right w:val="single" w:color="auto" w:sz="4"/>
-          <w:insideH w:val="single" w:color="auto" w:sz="4"/>
-          <w:insideV w:val="single" w:color="auto" w:sz="4"/>
-        </w:tblBorders>
-        <w:tblCellMar>
-          <w:top w:type="dxa" w:w="0"/>
-          <w:left w:type="dxa" w:w="0"/>
-          <w:bottom w:type="dxa" w:w="0"/>
-          <w:right w:type="dxa" w:w="0"/>
-        </w:tblCellMar>
-      </w:tblPr>
-      <w:tblGrid>
-        <w:gridCol w:w="9360"/>
-      </w:tblGrid>
-      <w:tr>
-        <w:tc>
-          <w:tcPr>
-            <w:tcW w:type="dxa" w:w="9360"/>
-            <w:tcBorders>
-              <w:top w:val="none" w:color="FFFFFF" w:sz="0"/>
-              <w:left w:val="none" w:color="FFFFFF" w:sz="0"/>
-              <w:bottom w:val="none" w:color="FFFFFF" w:sz="0"/>
-              <w:right w:val="none" w:color="FFFFFF" w:sz="0"/>
-            </w:tcBorders>
-            <w:shd w:fill="1E1E2E" w:val="clear"/>
-            <w:tcMar>
-              <w:top w:type="dxa" w:w="80"/>
-              <w:left w:type="dxa" w:w="140"/>
-              <w:bottom w:type="dxa" w:w="80"/>
-              <w:right w:type="dxa" w:w="140"/>
-            </w:tcMar>
-          </w:tcPr>
-          <w:p>
-            <w:pPr>
-              <w:spacing w:before="20" w:after="20"/>
-              <w:jc w:val="left"/>
-            </w:pPr>
-            <w:r>
-              <w:rPr>
-                <w:rFonts w:ascii="Courier New" w:cs="Courier New" w:eastAsia="Courier New" w:hAnsi="Courier New"/>
-                <w:color w:val="CDD6F4"/>
-                <w:sz w:val="18"/>
-                <w:szCs w:val="18"/>
-              </w:rPr>
               <w:t xml:space="preserve">╔══════════════════════════════════════════╗</w:t>
             </w:r>
           </w:p>
@@ -9340,7 +8266,7 @@
               <w:jc w:val="left"/>
             </w:pPr>
             <w:r>
-              <w:t xml:space="preserve">Set MGMT_MODE to "dhcp" or "static". If static, also fill in MGMT_STATIC_IP, MGMT_STATIC_GW, and MGMT_STATIC_DNS.</w:t>
+              <w:t xml:space="preserve">Set IFACE to the test NIC name on the probe VM (run: ip link show to find it).</w:t>
             </w:r>
           </w:p>
         </w:tc>
@@ -9426,7 +8352,7 @@
               <w:jc w:val="left"/>
             </w:pPr>
             <w:r>
-              <w:t xml:space="preserve">Set IFACE to the test NIC name on the probe VM (run: ip link show to find it).</w:t>
+              <w:t xml:space="preserve">Populate the VLANS array — one entry per port group you want to test.</w:t>
             </w:r>
           </w:p>
         </w:tc>
@@ -9512,7 +8438,7 @@
               <w:jc w:val="left"/>
             </w:pPr>
             <w:r>
-              <w:t xml:space="preserve">Populate the VLANS array — one entry per port group you want to test.</w:t>
+              <w:t xml:space="preserve">Optionally add EXTRA_PING hosts and HTTP_TESTS entries, or leave them empty.</w:t>
             </w:r>
           </w:p>
         </w:tc>
@@ -9572,92 +8498,6 @@
                 <w:color w:val="375623"/>
               </w:rPr>
               <w:t xml:space="preserve">6</w:t>
-            </w:r>
-          </w:p>
-        </w:tc>
-        <w:tc>
-          <w:tcPr>
-            <w:tcW w:type="dxa" w:w="8160"/>
-            <w:tcBorders>
-              <w:top w:val="single" w:color="E2EFDA" w:sz="4"/>
-              <w:left w:val="single" w:color="E2EFDA" w:sz="4"/>
-              <w:bottom w:val="single" w:color="E2EFDA" w:sz="4"/>
-              <w:right w:val="single" w:color="E2EFDA" w:sz="4"/>
-            </w:tcBorders>
-            <w:shd w:fill="E2EFDA" w:val="clear"/>
-            <w:tcMar>
-              <w:top w:type="dxa" w:w="80"/>
-              <w:left w:type="dxa" w:w="140"/>
-              <w:bottom w:type="dxa" w:w="80"/>
-              <w:right w:type="dxa" w:w="140"/>
-            </w:tcMar>
-          </w:tcPr>
-          <w:p>
-            <w:pPr>
-              <w:spacing w:before="0" w:after="120"/>
-              <w:jc w:val="left"/>
-            </w:pPr>
-            <w:r>
-              <w:t xml:space="preserve">Optionally add EXTRA_PING hosts and HTTP_TESTS entries, or leave them empty.</w:t>
-            </w:r>
-          </w:p>
-        </w:tc>
-      </w:tr>
-    </w:tbl>
-    <w:p>
-      <w:pPr>
-        <w:spacing w:before="60" w:after="0"/>
-      </w:pPr>
-      <w:r>
-        <w:t xml:space="preserve"/>
-      </w:r>
-    </w:p>
-    <w:tbl>
-      <w:tblPr>
-        <w:tblW w:type="dxa" w:w="9360"/>
-        <w:tblBorders>
-          <w:top w:val="single" w:color="auto" w:sz="4"/>
-          <w:left w:val="single" w:color="auto" w:sz="4"/>
-          <w:bottom w:val="single" w:color="auto" w:sz="4"/>
-          <w:right w:val="single" w:color="auto" w:sz="4"/>
-          <w:insideH w:val="single" w:color="auto" w:sz="4"/>
-          <w:insideV w:val="single" w:color="auto" w:sz="4"/>
-        </w:tblBorders>
-      </w:tblPr>
-      <w:tblGrid>
-        <w:gridCol w:w="1200"/>
-        <w:gridCol w:w="8160"/>
-      </w:tblGrid>
-      <w:tr>
-        <w:tc>
-          <w:tcPr>
-            <w:tcW w:type="dxa" w:w="1200"/>
-            <w:tcBorders>
-              <w:top w:val="single" w:color="E2EFDA" w:sz="4"/>
-              <w:left w:val="single" w:color="E2EFDA" w:sz="4"/>
-              <w:bottom w:val="single" w:color="E2EFDA" w:sz="4"/>
-              <w:right w:val="single" w:color="E2EFDA" w:sz="4"/>
-            </w:tcBorders>
-            <w:shd w:fill="E2EFDA" w:val="clear"/>
-            <w:tcMar>
-              <w:top w:type="dxa" w:w="80"/>
-              <w:left w:type="dxa" w:w="140"/>
-              <w:bottom w:type="dxa" w:w="80"/>
-              <w:right w:type="dxa" w:w="140"/>
-            </w:tcMar>
-          </w:tcPr>
-          <w:p>
-            <w:pPr>
-              <w:spacing w:before="0" w:after="120"/>
-              <w:jc w:val="left"/>
-            </w:pPr>
-            <w:r>
-              <w:rPr>
-                <w:b/>
-                <w:bCs/>
-                <w:color w:val="375623"/>
-              </w:rPr>
-              <w:t xml:space="preserve">7</w:t>
             </w:r>
           </w:p>
         </w:tc>

--- a/vlan-test-guide.docx
+++ b/vlan-test-guide.docx
@@ -170,7 +170,7 @@
           <w:sz w:val="22"/>
           <w:szCs w:val="22"/>
         </w:rPr>
-        <w:t xml:space="preserve">Reconfigures the local test interface with the correct IP and gateway using ip commands directly.</w:t>
+        <w:t xml:space="preserve">Reconfigures the local test interface with the correct IP. Only routes scoped to the test NIC are updated — the management NIC default route is never touched.</w:t>
       </w:r>
     </w:p>
     <w:p>
@@ -5443,7 +5443,7 @@
               <w:jc w:val="left"/>
             </w:pPr>
             <w:r>
-              <w:t xml:space="preserve">Flushes old IP, assigns new IP/prefix, sets default route</w:t>
+              <w:t xml:space="preserve">Flushes old IP on test NIC, assigns new IP/prefix, adds a gateway host route scoped to the test NIC only</w:t>
             </w:r>
           </w:p>
         </w:tc>
@@ -7750,6 +7750,61 @@
             </w:pPr>
             <w:r>
               <w:t xml:space="preserve">Run: govc device.info -vm &lt;VM_NAME&gt; to list NIC device names and update the govc command accordingly.</w:t>
+            </w:r>
+          </w:p>
+        </w:tc>
+      </w:tr>
+      <w:tr>
+        <w:tc>
+          <w:tcPr>
+            <w:tcW w:type="dxa" w:w="3400"/>
+            <w:tcBorders>
+              <w:top w:val="single" w:color="D6DCE4" w:sz="4"/>
+              <w:left w:val="single" w:color="D6DCE4" w:sz="4"/>
+              <w:bottom w:val="single" w:color="D6DCE4" w:sz="4"/>
+              <w:right w:val="single" w:color="D6DCE4" w:sz="4"/>
+            </w:tcBorders>
+            <w:shd w:fill="F2F5F9" w:val="clear"/>
+            <w:tcMar>
+              <w:top w:type="dxa" w:w="80"/>
+              <w:left w:type="dxa" w:w="140"/>
+              <w:bottom w:type="dxa" w:w="80"/>
+              <w:right w:type="dxa" w:w="140"/>
+            </w:tcMar>
+          </w:tcPr>
+          <w:p>
+            <w:pPr>
+              <w:spacing w:before="0" w:after="120"/>
+              <w:jc w:val="left"/>
+            </w:pPr>
+            <w:r>
+              <w:t xml:space="preserve">Management NIC loses connectivity during the test run</w:t>
+            </w:r>
+          </w:p>
+        </w:tc>
+        <w:tc>
+          <w:tcPr>
+            <w:tcW w:type="dxa" w:w="5960"/>
+            <w:tcBorders>
+              <w:top w:val="single" w:color="D6DCE4" w:sz="4"/>
+              <w:left w:val="single" w:color="D6DCE4" w:sz="4"/>
+              <w:bottom w:val="single" w:color="D6DCE4" w:sz="4"/>
+              <w:right w:val="single" w:color="D6DCE4" w:sz="4"/>
+            </w:tcBorders>
+            <w:tcMar>
+              <w:top w:type="dxa" w:w="80"/>
+              <w:left w:type="dxa" w:w="140"/>
+              <w:bottom w:type="dxa" w:w="80"/>
+              <w:right w:type="dxa" w:w="140"/>
+            </w:tcMar>
+          </w:tcPr>
+          <w:p>
+            <w:pPr>
+              <w:spacing w:before="0" w:after="120"/>
+              <w:jc w:val="left"/>
+            </w:pPr>
+            <w:r>
+              <w:t xml:space="preserve">This is caused by flushing the global default route. The script avoids this by only flushing routes scoped to the test NIC (ip route flush dev ens192) and never running ip route flush default.</w:t>
             </w:r>
           </w:p>
         </w:tc>
